--- a/Lab4-documents/Report-expanded.docx
+++ b/Lab4-documents/Report-expanded.docx
@@ -27,418 +27,47 @@
     <w:p>
       <w:pPr/>
       <w:r>
-        <w:t>Студентка: ______________________________</w:t>
+        <w:t>Студентка: ____________________. Группа: ИИ-551.</w:t>
       </w:r>
     </w:p>
     <w:p>
       <w:pPr/>
       <w:r>
-        <w:t>Группа: ИИ-551. Преподаватель: ______________________________</w:t>
+        <w:t>Преподаватель: ____________________. Дата: ____________________.</w:t>
+      </w:r>
+    </w:p>
+    <w:p>
+      <w:pPr>
+        <w:pStyle w:val="Heading1"/>
+      </w:pPr>
+      <w:r>
+        <w:t>Цель работы</w:t>
       </w:r>
     </w:p>
     <w:p>
       <w:pPr/>
       <w:r>
-        <w:t>Дата выполнения и сдачи: ______________________________</w:t>
-      </w:r>
-    </w:p>
-    <w:p>
-      <w:pPr>
-        <w:pStyle w:val="Heading1"/>
-      </w:pPr>
-      <w:r>
-        <w:t>О документе</w:t>
+        <w:t>Научиться запускать приложения Windows из сценариев, передавать им клавиатурные команды, работать с файлами и выбирать параметры через диалоговые окна.</w:t>
       </w:r>
     </w:p>
     <w:p>
       <w:pPr/>
       <w:r>
-        <w:t>Отчёт подготовлен на основе предоставленного файла «ОС4.docx». Исходные 12 скриншотов сохранены и сгруппированы по заданиям. К ним добавлены условия, последовательность действий, объяснения команд и алгоритмов. Код script3.js перенесён из исходного Word-документа; листинги первых двух заданий соответствуют версии со вспомогательными процедурами CalcKeys и NoteKeys, показанной на скриншотах. Имена, дата сдачи и преподаватель не придуманы: соответствующие поля оставлены для заполнения.</w:t>
+        <w:t>В работе используются Windows Script Host, языки VBScript/JScript, Калькулятор и Блокнот. WScript.Shell запускает приложения и управляет окнами, Scripting.FileSystemObject читает и записывает файлы.</w:t>
+      </w:r>
+    </w:p>
+    <w:p>
+      <w:pPr>
+        <w:pStyle w:val="Heading1"/>
+      </w:pPr>
+      <w:r>
+        <w:t>Подготовка</w:t>
       </w:r>
     </w:p>
     <w:p>
       <w:pPr/>
       <w:r>
-        <w:t>Важно различать версию на скриншотах и последующие исправления. На снимках первых двух заданий показан ввод через SendKeys; более поздняя версия файлов записывает подписи в Unicode-файл. Описание результатов ниже относится к фактически приложенным снимкам, а не к неподтверждённому повторному запуску исправленных программ.</w:t>
-      </w:r>
-    </w:p>
-    <w:p>
-      <w:pPr>
-        <w:pStyle w:val="Heading1"/>
-      </w:pPr>
-      <w:r>
-        <w:t>1. Цель и задачи работы</w:t>
-      </w:r>
-    </w:p>
-    <w:p>
-      <w:pPr/>
-      <w:r>
-        <w:t>Цель: изучить программный запуск приложений Windows, переключение между их окнами, передачу клавиатурных команд, файловый ввод-вывод и диалоговый выбор параметров сценария.</w:t>
-      </w:r>
-    </w:p>
-    <w:p>
-      <w:pPr/>
-      <w:r>
-        <w:t>Задачи: выполнить 9 × 6 в Калькуляторе и перенести ответ в Блокнот; сложить F7 и 7F в шестнадцатеричной системе, получить HEX- и DEC-представления и вернуть обычный вид Калькулятора; обработать файл выражений с четырьмя системами счисления, дробями и скобками, записав ответы в выбранном основании.</w:t>
-      </w:r>
-    </w:p>
-    <w:p>
-      <w:pPr>
-        <w:pStyle w:val="Heading1"/>
-      </w:pPr>
-      <w:r>
-        <w:t>2. Среда, файлы и границы подтверждения</w:t>
-      </w:r>
-    </w:p>
-    <w:p>
-      <w:pPr/>
-      <w:r>
-        <w:t>Рабочая система пользователя — Windows 11. На снимках запущен классический интерфейс Калькулятора и Блокнот. Точная сборка Windows и версия Калькулятора на снимках не указаны. Облачная среда, в которой готовились пояснения, работает под Linux; новые запуски окон Windows при подготовке этого отчёта не выполнялись.</w:t>
-      </w:r>
-    </w:p>
-    <w:p>
-      <w:pPr/>
-      <w:r>
-        <w:t>Рабочий каталог по данным переписки: C:\STUDENT\ИИ-551\Lab4. Имя группы при необходимости заменяется фактическим. Все связанные файлы следует переносить вместе.</w:t>
-      </w:r>
-    </w:p>
-    <w:tbl>
-      <w:tblPr>
-        <w:tblStyle w:val="LightShading-Accent1"/>
-        <w:tblW w:type="auto" w:w="0"/>
-        <w:tblLook w:firstColumn="1" w:firstRow="1" w:lastColumn="0" w:lastRow="0" w:noHBand="0" w:noVBand="1" w:val="04A0"/>
-      </w:tblPr>
-      <w:tblGrid>
-        <w:gridCol w:w="4791"/>
-        <w:gridCol w:w="4791"/>
-      </w:tblGrid>
-      <w:tr>
-        <w:trPr>
-          <w:tblHeader/>
-        </w:trPr>
-        <w:tc>
-          <w:tcPr>
-            <w:tcW w:type="dxa" w:w="4791"/>
-          </w:tcPr>
-          <w:p>
-            <w:pPr>
-              <w:spacing w:after="80"/>
-            </w:pPr>
-            <w:r>
-              <w:rPr>
-                <w:sz w:val="20"/>
-              </w:rPr>
-              <w:t>Файл</w:t>
-            </w:r>
-          </w:p>
-        </w:tc>
-        <w:tc>
-          <w:tcPr>
-            <w:tcW w:type="dxa" w:w="4791"/>
-          </w:tcPr>
-          <w:p>
-            <w:pPr>
-              <w:spacing w:after="80"/>
-            </w:pPr>
-            <w:r>
-              <w:rPr>
-                <w:sz w:val="20"/>
-              </w:rPr>
-              <w:t>Назначение</w:t>
-            </w:r>
-          </w:p>
-        </w:tc>
-      </w:tr>
-      <w:tr>
-        <w:tc>
-          <w:tcPr>
-            <w:tcW w:type="dxa" w:w="4791"/>
-          </w:tcPr>
-          <w:p>
-            <w:pPr>
-              <w:spacing w:after="80"/>
-            </w:pPr>
-            <w:r>
-              <w:rPr>
-                <w:sz w:val="20"/>
-              </w:rPr>
-              <w:t>script1.vbs</w:t>
-            </w:r>
-          </w:p>
-        </w:tc>
-        <w:tc>
-          <w:tcPr>
-            <w:tcW w:type="dxa" w:w="4791"/>
-          </w:tcPr>
-          <w:p>
-            <w:pPr>
-              <w:spacing w:after="80"/>
-            </w:pPr>
-            <w:r>
-              <w:rPr>
-                <w:sz w:val="20"/>
-              </w:rPr>
-              <w:t>Первый сценарий VBScript: 9 × 6, вывод в Блокнот.</w:t>
-            </w:r>
-          </w:p>
-        </w:tc>
-      </w:tr>
-      <w:tr>
-        <w:tc>
-          <w:tcPr>
-            <w:tcW w:type="dxa" w:w="4791"/>
-          </w:tcPr>
-          <w:p>
-            <w:pPr>
-              <w:spacing w:after="80"/>
-            </w:pPr>
-            <w:r>
-              <w:rPr>
-                <w:sz w:val="20"/>
-              </w:rPr>
-              <w:t>script2.vbs</w:t>
-            </w:r>
-          </w:p>
-        </w:tc>
-        <w:tc>
-          <w:tcPr>
-            <w:tcW w:type="dxa" w:w="4791"/>
-          </w:tcPr>
-          <w:p>
-            <w:pPr>
-              <w:spacing w:after="80"/>
-            </w:pPr>
-            <w:r>
-              <w:rPr>
-                <w:sz w:val="20"/>
-              </w:rPr>
-              <w:t>Второй сценарий: HEX-сумма, DEC-представление, возврат обычного режима.</w:t>
-            </w:r>
-          </w:p>
-        </w:tc>
-      </w:tr>
-      <w:tr>
-        <w:tc>
-          <w:tcPr>
-            <w:tcW w:type="dxa" w:w="4791"/>
-          </w:tcPr>
-          <w:p>
-            <w:pPr>
-              <w:spacing w:after="80"/>
-            </w:pPr>
-            <w:r>
-              <w:rPr>
-                <w:sz w:val="20"/>
-              </w:rPr>
-              <w:t>script3.js</w:t>
-            </w:r>
-          </w:p>
-        </w:tc>
-        <w:tc>
-          <w:tcPr>
-            <w:tcW w:type="dxa" w:w="4791"/>
-          </w:tcPr>
-          <w:p>
-            <w:pPr>
-              <w:spacing w:after="80"/>
-            </w:pPr>
-            <w:r>
-              <w:rPr>
-                <w:sz w:val="20"/>
-              </w:rPr>
-              <w:t>JScript: диалоги, чтение выражений, разбор, запросы Калькулятору, запись результатов.</w:t>
-            </w:r>
-          </w:p>
-        </w:tc>
-      </w:tr>
-      <w:tr>
-        <w:tc>
-          <w:tcPr>
-            <w:tcW w:type="dxa" w:w="4791"/>
-          </w:tcPr>
-          <w:p>
-            <w:pPr>
-              <w:spacing w:after="80"/>
-            </w:pPr>
-            <w:r>
-              <w:rPr>
-                <w:sz w:val="20"/>
-              </w:rPr>
-              <w:t>calculator.ps1</w:t>
-            </w:r>
-          </w:p>
-        </w:tc>
-        <w:tc>
-          <w:tcPr>
-            <w:tcW w:type="dxa" w:w="4791"/>
-          </w:tcPr>
-          <w:p>
-            <w:pPr>
-              <w:spacing w:after="80"/>
-            </w:pPr>
-            <w:r>
-              <w:rPr>
-                <w:sz w:val="20"/>
-              </w:rPr>
-              <w:t>Вспомогательный PowerShell-модуль третьего сценария; в поздней версии используется всеми тремя заданиями.</w:t>
-            </w:r>
-          </w:p>
-        </w:tc>
-      </w:tr>
-      <w:tr>
-        <w:tc>
-          <w:tcPr>
-            <w:tcW w:type="dxa" w:w="4791"/>
-          </w:tcPr>
-          <w:p>
-            <w:pPr>
-              <w:spacing w:after="80"/>
-            </w:pPr>
-            <w:r>
-              <w:rPr>
-                <w:sz w:val="20"/>
-              </w:rPr>
-              <w:t>text1.txt</w:t>
-            </w:r>
-          </w:p>
-        </w:tc>
-        <w:tc>
-          <w:tcPr>
-            <w:tcW w:type="dxa" w:w="4791"/>
-          </w:tcPr>
-          <w:p>
-            <w:pPr>
-              <w:spacing w:after="80"/>
-            </w:pPr>
-            <w:r>
-              <w:rPr>
-                <w:sz w:val="20"/>
-              </w:rPr>
-              <w:t>Вход: одно выражение в строке.</w:t>
-            </w:r>
-          </w:p>
-        </w:tc>
-      </w:tr>
-      <w:tr>
-        <w:tc>
-          <w:tcPr>
-            <w:tcW w:type="dxa" w:w="4791"/>
-          </w:tcPr>
-          <w:p>
-            <w:pPr>
-              <w:spacing w:after="80"/>
-            </w:pPr>
-            <w:r>
-              <w:rPr>
-                <w:sz w:val="20"/>
-              </w:rPr>
-              <w:t>text2.txt</w:t>
-            </w:r>
-          </w:p>
-        </w:tc>
-        <w:tc>
-          <w:tcPr>
-            <w:tcW w:type="dxa" w:w="4791"/>
-          </w:tcPr>
-          <w:p>
-            <w:pPr>
-              <w:spacing w:after="80"/>
-            </w:pPr>
-            <w:r>
-              <w:rPr>
-                <w:sz w:val="20"/>
-              </w:rPr>
-              <w:t>Выход третьего задания; при новом запуске перезаписывается.</w:t>
-            </w:r>
-          </w:p>
-        </w:tc>
-      </w:tr>
-      <w:tr>
-        <w:tc>
-          <w:tcPr>
-            <w:tcW w:type="dxa" w:w="4791"/>
-          </w:tcPr>
-          <w:p>
-            <w:pPr>
-              <w:spacing w:after="80"/>
-            </w:pPr>
-            <w:r>
-              <w:rPr>
-                <w:sz w:val="20"/>
-              </w:rPr>
-              <w:t>run.cmd</w:t>
-            </w:r>
-          </w:p>
-        </w:tc>
-        <w:tc>
-          <w:tcPr>
-            <w:tcW w:type="dxa" w:w="4791"/>
-          </w:tcPr>
-          <w:p>
-            <w:pPr>
-              <w:spacing w:after="80"/>
-            </w:pPr>
-            <w:r>
-              <w:rPr>
-                <w:sz w:val="20"/>
-              </w:rPr>
-              <w:t>Меню выбора сценария для Windows Script Host.</w:t>
-            </w:r>
-          </w:p>
-        </w:tc>
-      </w:tr>
-    </w:tbl>
-    <w:p/>
-    <w:p>
-      <w:pPr/>
-      <w:r>
-        <w:t>Само наличие исходного кода подтверждает способ реализации, но не доказывает успешный запуск. Скриншоты показывают конкретное состояние окон и файлов. Поддержка всех ветвей программы требует отдельных проверок; её нельзя выводить только из одного успешного примера.</w:t>
-      </w:r>
-    </w:p>
-    <w:p>
-      <w:pPr>
-        <w:pStyle w:val="Heading1"/>
-      </w:pPr>
-      <w:r>
-        <w:t>3. Основные понятия</w:t>
-      </w:r>
-    </w:p>
-    <w:p>
-      <w:pPr/>
-      <w:r>
-        <w:t>Windows Script Host (WSH) — среда выполнения сценариев Windows. wscript.exe показывает сообщения WScript.Echo в окнах, cscript.exe выводит их в консоль. Файл .vbs выполняется движком VBScript, .js в этой работе — движком JScript WSH, а не браузером и не Node.js.</w:t>
-      </w:r>
-    </w:p>
-    <w:p>
-      <w:pPr/>
-      <w:r>
-        <w:t>WScript — объект среды выполнения: через него доступны Sleep, Echo, Quit, ScriptFullName. WScript.Shell — отдельный COM-объект, создаваемый CreateObject; он предоставляет Run, Exec, AppActivate, SendKeys и Popup. Scripting.FileSystemObject — ещё один COM-объект для работы с файлами и каталогами.</w:t>
-      </w:r>
-    </w:p>
-    <w:p>
-      <w:pPr/>
-      <w:r>
-        <w:t>Процесс — выполняющийся экземпляр программы. Окно — элемент её интерфейса. PID идентифицирует процесс, HWND — окно; это разные сущности. AppActivate принимает PID или заголовок окна. Он не является общим методом перечисления всех процессов. Приложение может создать несколько окон, а при запуске современного приложения процесс-лаунчер может передать управление другому процессу.</w:t>
-      </w:r>
-    </w:p>
-    <w:p>
-      <w:pPr/>
-      <w:r>
-        <w:t>Буфер обмена — общий ресурс сеанса Windows. Ctrl+C просит активное приложение скопировать данные, Ctrl+V вставляет их в активное приложение. Наличие на дисплее правильного числа не гарантирует, что оно было скопировано или вставлено.</w:t>
-      </w:r>
-    </w:p>
-    <w:p>
-      <w:pPr>
-        <w:pStyle w:val="Heading1"/>
-      </w:pPr>
-      <w:r>
-        <w:t>4. Подготовка каталога и запуск</w:t>
-      </w:r>
-    </w:p>
-    <w:p>
-      <w:pPr/>
-      <w:r>
-        <w:t>Команды ниже выполняются в cmd.exe. Если папка уже создана, повторное создание не требуется.</w:t>
+        <w:t>Рабочая папка: C:\STUDENT\ИИ-551\Lab4. Для её создания и перехода в неё используются команды:</w:t>
       </w:r>
     </w:p>
     <w:p>
@@ -455,1012 +84,145 @@
       </w:pPr>
       <w:r>
         <w:t>cd /d "C:\STUDENT\ИИ-551\Lab4"</w:t>
-      </w:r>
-    </w:p>
-    <w:p>
-      <w:pPr>
-        <w:pStyle w:val="CodeLab"/>
-      </w:pPr>
-      <w:r>
-        <w:t>dir</w:t>
-      </w:r>
-    </w:p>
-    <w:p>
-      <w:pPr>
-        <w:pStyle w:val="CodeLab"/>
-      </w:pPr>
-      <w:r>
-        <w:t>notepad text1.txt</w:t>
-      </w:r>
-    </w:p>
-    <w:p>
-      <w:pPr>
-        <w:pStyle w:val="CodeLab"/>
-      </w:pPr>
-      <w:r>
-        <w:t>cscript.exe //nologo script1.vbs</w:t>
-      </w:r>
-    </w:p>
-    <w:p>
-      <w:pPr>
-        <w:pStyle w:val="CodeLab"/>
-      </w:pPr>
-      <w:r>
-        <w:t>cscript.exe //nologo script2.vbs</w:t>
-      </w:r>
-    </w:p>
-    <w:p>
-      <w:pPr>
-        <w:pStyle w:val="CodeLab"/>
-      </w:pPr>
-      <w:r>
-        <w:t>cscript.exe //nologo //E:JScript script3.js</w:t>
-      </w:r>
-    </w:p>
-    <w:p/>
-    <w:tbl>
-      <w:tblPr>
-        <w:tblStyle w:val="LightShading-Accent1"/>
-        <w:tblW w:type="auto" w:w="0"/>
-        <w:tblLook w:firstColumn="1" w:firstRow="1" w:lastColumn="0" w:lastRow="0" w:noHBand="0" w:noVBand="1" w:val="04A0"/>
-      </w:tblPr>
-      <w:tblGrid>
-        <w:gridCol w:w="4791"/>
-        <w:gridCol w:w="4791"/>
-      </w:tblGrid>
-      <w:tr>
-        <w:trPr>
-          <w:tblHeader/>
-        </w:trPr>
-        <w:tc>
-          <w:tcPr>
-            <w:tcW w:type="dxa" w:w="4791"/>
-          </w:tcPr>
-          <w:p>
-            <w:pPr>
-              <w:spacing w:after="80"/>
-            </w:pPr>
-            <w:r>
-              <w:rPr>
-                <w:sz w:val="20"/>
-              </w:rPr>
-              <w:t>Команда / элемент</w:t>
-            </w:r>
-          </w:p>
-        </w:tc>
-        <w:tc>
-          <w:tcPr>
-            <w:tcW w:type="dxa" w:w="4791"/>
-          </w:tcPr>
-          <w:p>
-            <w:pPr>
-              <w:spacing w:after="80"/>
-            </w:pPr>
-            <w:r>
-              <w:rPr>
-                <w:sz w:val="20"/>
-              </w:rPr>
-              <w:t>Объяснение</w:t>
-            </w:r>
-          </w:p>
-        </w:tc>
-      </w:tr>
-      <w:tr>
-        <w:tc>
-          <w:tcPr>
-            <w:tcW w:type="dxa" w:w="4791"/>
-          </w:tcPr>
-          <w:p>
-            <w:pPr>
-              <w:spacing w:after="80"/>
-            </w:pPr>
-            <w:r>
-              <w:rPr>
-                <w:sz w:val="20"/>
-              </w:rPr>
-              <w:t>mkdir "путь"</w:t>
-            </w:r>
-          </w:p>
-        </w:tc>
-        <w:tc>
-          <w:tcPr>
-            <w:tcW w:type="dxa" w:w="4791"/>
-          </w:tcPr>
-          <w:p>
-            <w:pPr>
-              <w:spacing w:after="80"/>
-            </w:pPr>
-            <w:r>
-              <w:rPr>
-                <w:sz w:val="20"/>
-              </w:rPr>
-              <w:t>Создаёт каталог. Кавычки позволяют использовать пробелы в пути.</w:t>
-            </w:r>
-          </w:p>
-        </w:tc>
-      </w:tr>
-      <w:tr>
-        <w:tc>
-          <w:tcPr>
-            <w:tcW w:type="dxa" w:w="4791"/>
-          </w:tcPr>
-          <w:p>
-            <w:pPr>
-              <w:spacing w:after="80"/>
-            </w:pPr>
-            <w:r>
-              <w:rPr>
-                <w:sz w:val="20"/>
-              </w:rPr>
-              <w:t>cd /d "путь"</w:t>
-            </w:r>
-          </w:p>
-        </w:tc>
-        <w:tc>
-          <w:tcPr>
-            <w:tcW w:type="dxa" w:w="4791"/>
-          </w:tcPr>
-          <w:p>
-            <w:pPr>
-              <w:spacing w:after="80"/>
-            </w:pPr>
-            <w:r>
-              <w:rPr>
-                <w:sz w:val="20"/>
-              </w:rPr>
-              <w:t>Меняет текущий каталог и, благодаря /d, текущий диск.</w:t>
-            </w:r>
-          </w:p>
-        </w:tc>
-      </w:tr>
-      <w:tr>
-        <w:tc>
-          <w:tcPr>
-            <w:tcW w:type="dxa" w:w="4791"/>
-          </w:tcPr>
-          <w:p>
-            <w:pPr>
-              <w:spacing w:after="80"/>
-            </w:pPr>
-            <w:r>
-              <w:rPr>
-                <w:sz w:val="20"/>
-              </w:rPr>
-              <w:t>dir</w:t>
-            </w:r>
-          </w:p>
-        </w:tc>
-        <w:tc>
-          <w:tcPr>
-            <w:tcW w:type="dxa" w:w="4791"/>
-          </w:tcPr>
-          <w:p>
-            <w:pPr>
-              <w:spacing w:after="80"/>
-            </w:pPr>
-            <w:r>
-              <w:rPr>
-                <w:sz w:val="20"/>
-              </w:rPr>
-              <w:t>Показывает содержимое каталога; позволяет проверить наличие зависимостей.</w:t>
-            </w:r>
-          </w:p>
-        </w:tc>
-      </w:tr>
-      <w:tr>
-        <w:tc>
-          <w:tcPr>
-            <w:tcW w:type="dxa" w:w="4791"/>
-          </w:tcPr>
-          <w:p>
-            <w:pPr>
-              <w:spacing w:after="80"/>
-            </w:pPr>
-            <w:r>
-              <w:rPr>
-                <w:sz w:val="20"/>
-              </w:rPr>
-              <w:t>notepad text1.txt</w:t>
-            </w:r>
-          </w:p>
-        </w:tc>
-        <w:tc>
-          <w:tcPr>
-            <w:tcW w:type="dxa" w:w="4791"/>
-          </w:tcPr>
-          <w:p>
-            <w:pPr>
-              <w:spacing w:after="80"/>
-            </w:pPr>
-            <w:r>
-              <w:rPr>
-                <w:sz w:val="20"/>
-              </w:rPr>
-              <w:t>Открывает входной файл для редактирования.</w:t>
-            </w:r>
-          </w:p>
-        </w:tc>
-      </w:tr>
-      <w:tr>
-        <w:tc>
-          <w:tcPr>
-            <w:tcW w:type="dxa" w:w="4791"/>
-          </w:tcPr>
-          <w:p>
-            <w:pPr>
-              <w:spacing w:after="80"/>
-            </w:pPr>
-            <w:r>
-              <w:rPr>
-                <w:sz w:val="20"/>
-              </w:rPr>
-              <w:t>cscript.exe</w:t>
-            </w:r>
-          </w:p>
-        </w:tc>
-        <w:tc>
-          <w:tcPr>
-            <w:tcW w:type="dxa" w:w="4791"/>
-          </w:tcPr>
-          <w:p>
-            <w:pPr>
-              <w:spacing w:after="80"/>
-            </w:pPr>
-            <w:r>
-              <w:rPr>
-                <w:sz w:val="20"/>
-              </w:rPr>
-              <w:t>Консольный хост сценариев Windows.</w:t>
-            </w:r>
-          </w:p>
-        </w:tc>
-      </w:tr>
-      <w:tr>
-        <w:tc>
-          <w:tcPr>
-            <w:tcW w:type="dxa" w:w="4791"/>
-          </w:tcPr>
-          <w:p>
-            <w:pPr>
-              <w:spacing w:after="80"/>
-            </w:pPr>
-            <w:r>
-              <w:rPr>
-                <w:sz w:val="20"/>
-              </w:rPr>
-              <w:t>//nologo</w:t>
-            </w:r>
-          </w:p>
-        </w:tc>
-        <w:tc>
-          <w:tcPr>
-            <w:tcW w:type="dxa" w:w="4791"/>
-          </w:tcPr>
-          <w:p>
-            <w:pPr>
-              <w:spacing w:after="80"/>
-            </w:pPr>
-            <w:r>
-              <w:rPr>
-                <w:sz w:val="20"/>
-              </w:rPr>
-              <w:t>Убирает стартовый баннер WSH; на вычисления не влияет.</w:t>
-            </w:r>
-          </w:p>
-        </w:tc>
-      </w:tr>
-      <w:tr>
-        <w:tc>
-          <w:tcPr>
-            <w:tcW w:type="dxa" w:w="4791"/>
-          </w:tcPr>
-          <w:p>
-            <w:pPr>
-              <w:spacing w:after="80"/>
-            </w:pPr>
-            <w:r>
-              <w:rPr>
-                <w:sz w:val="20"/>
-              </w:rPr>
-              <w:t>//E:JScript</w:t>
-            </w:r>
-          </w:p>
-        </w:tc>
-        <w:tc>
-          <w:tcPr>
-            <w:tcW w:type="dxa" w:w="4791"/>
-          </w:tcPr>
-          <w:p>
-            <w:pPr>
-              <w:spacing w:after="80"/>
-            </w:pPr>
-            <w:r>
-              <w:rPr>
-                <w:sz w:val="20"/>
-              </w:rPr>
-              <w:t>Явно выбирает JScript, даже если ассоциация .js изменена редактором.</w:t>
-            </w:r>
-          </w:p>
-        </w:tc>
-      </w:tr>
-      <w:tr>
-        <w:tc>
-          <w:tcPr>
-            <w:tcW w:type="dxa" w:w="4791"/>
-          </w:tcPr>
-          <w:p>
-            <w:pPr>
-              <w:spacing w:after="80"/>
-            </w:pPr>
-            <w:r>
-              <w:rPr>
-                <w:sz w:val="20"/>
-              </w:rPr>
-              <w:t>wscript.exe script1.vbs</w:t>
-            </w:r>
-          </w:p>
-        </w:tc>
-        <w:tc>
-          <w:tcPr>
-            <w:tcW w:type="dxa" w:w="4791"/>
-          </w:tcPr>
-          <w:p>
-            <w:pPr>
-              <w:spacing w:after="80"/>
-            </w:pPr>
-            <w:r>
-              <w:rPr>
-                <w:sz w:val="20"/>
-              </w:rPr>
-              <w:t>Альтернативный оконный запуск; двойной щелчок обычно использует его.</w:t>
-            </w:r>
-          </w:p>
-        </w:tc>
-      </w:tr>
-    </w:tbl>
-    <w:p/>
-    <w:p>
-      <w:pPr/>
-      <w:r>
-        <w:t>Команды запускаются по одной с ожиданием завершения. Перед автоматизацией закрываются лишние окна Калькулятора и Блокнота, выбирается английская раскладка. Во время передачи клавиш нельзя переключать фокус. Значения из буфера обмена, которые нужно сохранить, копируются заранее в другой документ.</w:t>
-      </w:r>
-    </w:p>
-    <w:p>
-      <w:pPr/>
-      <w:r>
-        <w:t>Файлы .vbs сохраняются как Unicode UTF-16LE. Вход text1.txt содержит только ASCII-символы выражений; для данной реализации подходит ANSI или UTF-8 без BOM. UTF-16-вход потребовал бы другого режима OpenTextFile. Выход text2.txt создаётся в UTF-16LE.</w:t>
-      </w:r>
-    </w:p>
-    <w:p>
-      <w:pPr>
-        <w:pStyle w:val="Heading1"/>
-      </w:pPr>
-      <w:r>
-        <w:t>5. Задание 1: вычисление 9 × 6</w:t>
-      </w:r>
-    </w:p>
-    <w:p>
-      <w:pPr>
-        <w:pStyle w:val="Heading2"/>
-      </w:pPr>
-      <w:r>
-        <w:t>5.1. Последовательность действий</w:t>
-      </w:r>
-    </w:p>
-    <w:p>
-      <w:pPr/>
-      <w:r>
-        <w:t>Сценарий создаёт WScript.Shell, предупреждает пользователя, запускает calc.exe и notepad.exe с двухсекундными паузами. Затем выбирает обычный режим Калькулятора, очищает предыдущее состояние и отправляет 9*6=. После Ctrl+C активируется Блокнот, вводится подпись и выполняется вставка Ctrl+V. В конце отправляется Enter.</w:t>
-      </w:r>
-    </w:p>
-    <w:p>
-      <w:pPr>
-        <w:pStyle w:val="CodeLab"/>
-      </w:pPr>
-      <w:r>
-        <w:t>CalcKeys "%1"</w:t>
-      </w:r>
-    </w:p>
-    <w:p>
-      <w:pPr>
-        <w:pStyle w:val="CodeLab"/>
-      </w:pPr>
-      <w:r>
-        <w:t>CalcKeys "{ESC}"</w:t>
-      </w:r>
-    </w:p>
-    <w:p>
-      <w:pPr>
-        <w:pStyle w:val="CodeLab"/>
-      </w:pPr>
-      <w:r>
-        <w:t>CalcKeys "9*6="</w:t>
-      </w:r>
-    </w:p>
-    <w:p>
-      <w:pPr>
-        <w:pStyle w:val="CodeLab"/>
-      </w:pPr>
-      <w:r>
-        <w:t>CalcKeys "^c"</w:t>
-      </w:r>
-    </w:p>
-    <w:p>
-      <w:pPr>
-        <w:pStyle w:val="CodeLab"/>
-      </w:pPr>
-      <w:r>
-        <w:t>NoteKeys "Результат: "</w:t>
-      </w:r>
-    </w:p>
-    <w:p>
-      <w:pPr>
-        <w:pStyle w:val="CodeLab"/>
-      </w:pPr>
-      <w:r>
-        <w:t>NoteKeys "^v"</w:t>
-      </w:r>
-    </w:p>
-    <w:p>
-      <w:pPr>
-        <w:pStyle w:val="CodeLab"/>
-      </w:pPr>
-      <w:r>
-        <w:t>NoteKeys "{ENTER}"</w:t>
       </w:r>
     </w:p>
     <w:p/>
     <w:p>
       <w:pPr/>
       <w:r>
-        <w:t>CalcKeys и NoteKeys — пользовательские процедуры, а не встроенные команды Windows. Они сначала вызывают процедуру активации нужного окна, затем SendKeys и задержку 700 мс. Такой порядок уменьшает вероятность отправки клавиш до готовности интерфейса, но фиксированная задержка не гарантирует успех при любой нагрузке.</w:t>
+        <w:t>mkdir создаёт каталог. cd меняет текущую папку; ключ /d также меняет диск. Кавычки позволяют использовать пути с пробелами. Все файлы комплекта размещаются вместе.</w:t>
       </w:r>
     </w:p>
     <w:p>
-      <w:pPr>
-        <w:pStyle w:val="Heading2"/>
-      </w:pPr>
+      <w:pPr/>
       <w:r>
-        <w:t>5.2. Объяснение конструкций VBScript</w:t>
+        <w:t>Перед запуском закрываются лишние окна Калькулятора и Блокнота. Во время работы нельзя переключать окна: SendKeys отправляет команды активному приложению.</w:t>
       </w:r>
     </w:p>
-    <w:tbl>
-      <w:tblPr>
-        <w:tblStyle w:val="LightShading-Accent1"/>
-        <w:tblW w:type="auto" w:w="0"/>
-        <w:tblLook w:firstColumn="1" w:firstRow="1" w:lastColumn="0" w:lastRow="0" w:noHBand="0" w:noVBand="1" w:val="04A0"/>
-      </w:tblPr>
-      <w:tblGrid>
-        <w:gridCol w:w="4791"/>
-        <w:gridCol w:w="4791"/>
-      </w:tblGrid>
-      <w:tr>
-        <w:trPr>
-          <w:tblHeader/>
-        </w:trPr>
-        <w:tc>
-          <w:tcPr>
-            <w:tcW w:type="dxa" w:w="4791"/>
-          </w:tcPr>
-          <w:p>
-            <w:pPr>
-              <w:spacing w:after="80"/>
-            </w:pPr>
-            <w:r>
-              <w:rPr>
-                <w:sz w:val="20"/>
-              </w:rPr>
-              <w:t>Конструкция</w:t>
-            </w:r>
-          </w:p>
-        </w:tc>
-        <w:tc>
-          <w:tcPr>
-            <w:tcW w:type="dxa" w:w="4791"/>
-          </w:tcPr>
-          <w:p>
-            <w:pPr>
-              <w:spacing w:after="80"/>
-            </w:pPr>
-            <w:r>
-              <w:rPr>
-                <w:sz w:val="20"/>
-              </w:rPr>
-              <w:t>Что делает и зачем используется</w:t>
-            </w:r>
-          </w:p>
-        </w:tc>
-      </w:tr>
-      <w:tr>
-        <w:tc>
-          <w:tcPr>
-            <w:tcW w:type="dxa" w:w="4791"/>
-          </w:tcPr>
-          <w:p>
-            <w:pPr>
-              <w:spacing w:after="80"/>
-            </w:pPr>
-            <w:r>
-              <w:rPr>
-                <w:sz w:val="20"/>
-              </w:rPr>
-              <w:t>Option Explicit</w:t>
-            </w:r>
-          </w:p>
-        </w:tc>
-        <w:tc>
-          <w:tcPr>
-            <w:tcW w:type="dxa" w:w="4791"/>
-          </w:tcPr>
-          <w:p>
-            <w:pPr>
-              <w:spacing w:after="80"/>
-            </w:pPr>
-            <w:r>
-              <w:rPr>
-                <w:sz w:val="20"/>
-              </w:rPr>
-              <w:t>Требует объявления переменных; помогает обнаруживать опечатки в именах.</w:t>
-            </w:r>
-          </w:p>
-        </w:tc>
-      </w:tr>
-      <w:tr>
-        <w:tc>
-          <w:tcPr>
-            <w:tcW w:type="dxa" w:w="4791"/>
-          </w:tcPr>
-          <w:p>
-            <w:pPr>
-              <w:spacing w:after="80"/>
-            </w:pPr>
-            <w:r>
-              <w:rPr>
-                <w:sz w:val="20"/>
-              </w:rPr>
-              <w:t>Dim sh</w:t>
-            </w:r>
-          </w:p>
-        </w:tc>
-        <w:tc>
-          <w:tcPr>
-            <w:tcW w:type="dxa" w:w="4791"/>
-          </w:tcPr>
-          <w:p>
-            <w:pPr>
-              <w:spacing w:after="80"/>
-            </w:pPr>
-            <w:r>
-              <w:rPr>
-                <w:sz w:val="20"/>
-              </w:rPr>
-              <w:t>Объявляет переменную для ссылки на объект оболочки.</w:t>
-            </w:r>
-          </w:p>
-        </w:tc>
-      </w:tr>
-      <w:tr>
-        <w:tc>
-          <w:tcPr>
-            <w:tcW w:type="dxa" w:w="4791"/>
-          </w:tcPr>
-          <w:p>
-            <w:pPr>
-              <w:spacing w:after="80"/>
-            </w:pPr>
-            <w:r>
-              <w:rPr>
-                <w:sz w:val="20"/>
-              </w:rPr>
-              <w:t>Set sh = CreateObject("WScript.Shell")</w:t>
-            </w:r>
-          </w:p>
-        </w:tc>
-        <w:tc>
-          <w:tcPr>
-            <w:tcW w:type="dxa" w:w="4791"/>
-          </w:tcPr>
-          <w:p>
-            <w:pPr>
-              <w:spacing w:after="80"/>
-            </w:pPr>
-            <w:r>
-              <w:rPr>
-                <w:sz w:val="20"/>
-              </w:rPr>
-              <w:t>Создаёт COM-объект и присваивает объектную ссылку. Set нужен для объектов в VBScript.</w:t>
-            </w:r>
-          </w:p>
-        </w:tc>
-      </w:tr>
-      <w:tr>
-        <w:tc>
-          <w:tcPr>
-            <w:tcW w:type="dxa" w:w="4791"/>
-          </w:tcPr>
-          <w:p>
-            <w:pPr>
-              <w:spacing w:after="80"/>
-            </w:pPr>
-            <w:r>
-              <w:rPr>
-                <w:sz w:val="20"/>
-              </w:rPr>
-              <w:t>sh.Run "calc.exe", 1, False</w:t>
-            </w:r>
-          </w:p>
-        </w:tc>
-        <w:tc>
-          <w:tcPr>
-            <w:tcW w:type="dxa" w:w="4791"/>
-          </w:tcPr>
-          <w:p>
-            <w:pPr>
-              <w:spacing w:after="80"/>
-            </w:pPr>
-            <w:r>
-              <w:rPr>
-                <w:sz w:val="20"/>
-              </w:rPr>
-              <w:t>Запускает Калькулятор; 1 — обычное активное окно, False — не ждать закрытия программы.</w:t>
-            </w:r>
-          </w:p>
-        </w:tc>
-      </w:tr>
-      <w:tr>
-        <w:tc>
-          <w:tcPr>
-            <w:tcW w:type="dxa" w:w="4791"/>
-          </w:tcPr>
-          <w:p>
-            <w:pPr>
-              <w:spacing w:after="80"/>
-            </w:pPr>
-            <w:r>
-              <w:rPr>
-                <w:sz w:val="20"/>
-              </w:rPr>
-              <w:t>sh.Run "notepad.exe", 1, False</w:t>
-            </w:r>
-          </w:p>
-        </w:tc>
-        <w:tc>
-          <w:tcPr>
-            <w:tcW w:type="dxa" w:w="4791"/>
-          </w:tcPr>
-          <w:p>
-            <w:pPr>
-              <w:spacing w:after="80"/>
-            </w:pPr>
-            <w:r>
-              <w:rPr>
-                <w:sz w:val="20"/>
-              </w:rPr>
-              <w:t>Аналогично запускает Блокнот.</w:t>
-            </w:r>
-          </w:p>
-        </w:tc>
-      </w:tr>
-      <w:tr>
-        <w:tc>
-          <w:tcPr>
-            <w:tcW w:type="dxa" w:w="4791"/>
-          </w:tcPr>
-          <w:p>
-            <w:pPr>
-              <w:spacing w:after="80"/>
-            </w:pPr>
-            <w:r>
-              <w:rPr>
-                <w:sz w:val="20"/>
-              </w:rPr>
-              <w:t>WScript.Sleep 2000</w:t>
-            </w:r>
-          </w:p>
-        </w:tc>
-        <w:tc>
-          <w:tcPr>
-            <w:tcW w:type="dxa" w:w="4791"/>
-          </w:tcPr>
-          <w:p>
-            <w:pPr>
-              <w:spacing w:after="80"/>
-            </w:pPr>
-            <w:r>
-              <w:rPr>
-                <w:sz w:val="20"/>
-              </w:rPr>
-              <w:t>Приостанавливает сценарий на 2000 мс, то есть на две секунды.</w:t>
-            </w:r>
-          </w:p>
-        </w:tc>
-      </w:tr>
-      <w:tr>
-        <w:tc>
-          <w:tcPr>
-            <w:tcW w:type="dxa" w:w="4791"/>
-          </w:tcPr>
-          <w:p>
-            <w:pPr>
-              <w:spacing w:after="80"/>
-            </w:pPr>
-            <w:r>
-              <w:rPr>
-                <w:sz w:val="20"/>
-              </w:rPr>
-              <w:t>sh.AppActivate("Калькулятор")</w:t>
-            </w:r>
-          </w:p>
-        </w:tc>
-        <w:tc>
-          <w:tcPr>
-            <w:tcW w:type="dxa" w:w="4791"/>
-          </w:tcPr>
-          <w:p>
-            <w:pPr>
-              <w:spacing w:after="80"/>
-            </w:pPr>
-            <w:r>
-              <w:rPr>
-                <w:sz w:val="20"/>
-              </w:rPr>
-              <w:t>Пытается активировать окно по заголовку; возвращает True или False.</w:t>
-            </w:r>
-          </w:p>
-        </w:tc>
-      </w:tr>
-      <w:tr>
-        <w:tc>
-          <w:tcPr>
-            <w:tcW w:type="dxa" w:w="4791"/>
-          </w:tcPr>
-          <w:p>
-            <w:pPr>
-              <w:spacing w:after="80"/>
-            </w:pPr>
-            <w:r>
-              <w:rPr>
-                <w:sz w:val="20"/>
-              </w:rPr>
-              <w:t>For i = 1 To 30</w:t>
-            </w:r>
-          </w:p>
-        </w:tc>
-        <w:tc>
-          <w:tcPr>
-            <w:tcW w:type="dxa" w:w="4791"/>
-          </w:tcPr>
-          <w:p>
-            <w:pPr>
-              <w:spacing w:after="80"/>
-            </w:pPr>
-            <w:r>
-              <w:rPr>
-                <w:sz w:val="20"/>
-              </w:rPr>
-              <w:t>До 30 попыток найти окно, между попытками выполняется пауза.</w:t>
-            </w:r>
-          </w:p>
-        </w:tc>
-      </w:tr>
-      <w:tr>
-        <w:tc>
-          <w:tcPr>
-            <w:tcW w:type="dxa" w:w="4791"/>
-          </w:tcPr>
-          <w:p>
-            <w:pPr>
-              <w:spacing w:after="80"/>
-            </w:pPr>
-            <w:r>
-              <w:rPr>
-                <w:sz w:val="20"/>
-              </w:rPr>
-              <w:t>If ... Then / End If</w:t>
-            </w:r>
-          </w:p>
-        </w:tc>
-        <w:tc>
-          <w:tcPr>
-            <w:tcW w:type="dxa" w:w="4791"/>
-          </w:tcPr>
-          <w:p>
-            <w:pPr>
-              <w:spacing w:after="80"/>
-            </w:pPr>
-            <w:r>
-              <w:rPr>
-                <w:sz w:val="20"/>
-              </w:rPr>
-              <w:t>Выполняет действия при истинном условии.</w:t>
-            </w:r>
-          </w:p>
-        </w:tc>
-      </w:tr>
-      <w:tr>
-        <w:tc>
-          <w:tcPr>
-            <w:tcW w:type="dxa" w:w="4791"/>
-          </w:tcPr>
-          <w:p>
-            <w:pPr>
-              <w:spacing w:after="80"/>
-            </w:pPr>
-            <w:r>
-              <w:rPr>
-                <w:sz w:val="20"/>
-              </w:rPr>
-              <w:t>Exit Sub</w:t>
-            </w:r>
-          </w:p>
-        </w:tc>
-        <w:tc>
-          <w:tcPr>
-            <w:tcW w:type="dxa" w:w="4791"/>
-          </w:tcPr>
-          <w:p>
-            <w:pPr>
-              <w:spacing w:after="80"/>
-            </w:pPr>
-            <w:r>
-              <w:rPr>
-                <w:sz w:val="20"/>
-              </w:rPr>
-              <w:t>Завершает текущую процедуру после успешной активации.</w:t>
-            </w:r>
-          </w:p>
-        </w:tc>
-      </w:tr>
-      <w:tr>
-        <w:tc>
-          <w:tcPr>
-            <w:tcW w:type="dxa" w:w="4791"/>
-          </w:tcPr>
-          <w:p>
-            <w:pPr>
-              <w:spacing w:after="80"/>
-            </w:pPr>
-            <w:r>
-              <w:rPr>
-                <w:sz w:val="20"/>
-              </w:rPr>
-              <w:t>MsgBox ..., 16, ...</w:t>
-            </w:r>
-          </w:p>
-        </w:tc>
-        <w:tc>
-          <w:tcPr>
-            <w:tcW w:type="dxa" w:w="4791"/>
-          </w:tcPr>
-          <w:p>
-            <w:pPr>
-              <w:spacing w:after="80"/>
-            </w:pPr>
-            <w:r>
-              <w:rPr>
-                <w:sz w:val="20"/>
-              </w:rPr>
-              <w:t>Выводит сообщение со значком ошибки.</w:t>
-            </w:r>
-          </w:p>
-        </w:tc>
-      </w:tr>
-      <w:tr>
-        <w:tc>
-          <w:tcPr>
-            <w:tcW w:type="dxa" w:w="4791"/>
-          </w:tcPr>
-          <w:p>
-            <w:pPr>
-              <w:spacing w:after="80"/>
-            </w:pPr>
-            <w:r>
-              <w:rPr>
-                <w:sz w:val="20"/>
-              </w:rPr>
-              <w:t>WScript.Quit 1</w:t>
-            </w:r>
-          </w:p>
-        </w:tc>
-        <w:tc>
-          <w:tcPr>
-            <w:tcW w:type="dxa" w:w="4791"/>
-          </w:tcPr>
-          <w:p>
-            <w:pPr>
-              <w:spacing w:after="80"/>
-            </w:pPr>
-            <w:r>
-              <w:rPr>
-                <w:sz w:val="20"/>
-              </w:rPr>
-              <w:t>Завершает весь сценарий с ненулевым кодом ошибки.</w:t>
-            </w:r>
-          </w:p>
-        </w:tc>
-      </w:tr>
-      <w:tr>
-        <w:tc>
-          <w:tcPr>
-            <w:tcW w:type="dxa" w:w="4791"/>
-          </w:tcPr>
-          <w:p>
-            <w:pPr>
-              <w:spacing w:after="80"/>
-            </w:pPr>
-            <w:r>
-              <w:rPr>
-                <w:sz w:val="20"/>
-              </w:rPr>
-              <w:t>Sub CalcKeys(keys)</w:t>
-            </w:r>
-          </w:p>
-        </w:tc>
-        <w:tc>
-          <w:tcPr>
-            <w:tcW w:type="dxa" w:w="4791"/>
-          </w:tcPr>
-          <w:p>
-            <w:pPr>
-              <w:spacing w:after="80"/>
-            </w:pPr>
-            <w:r>
-              <w:rPr>
-                <w:sz w:val="20"/>
-              </w:rPr>
-              <w:t>Объявляет процедуру с параметром — строкой клавиатурных команд.</w:t>
-            </w:r>
-          </w:p>
-        </w:tc>
-      </w:tr>
-      <w:tr>
-        <w:tc>
-          <w:tcPr>
-            <w:tcW w:type="dxa" w:w="4791"/>
-          </w:tcPr>
-          <w:p>
-            <w:pPr>
-              <w:spacing w:after="80"/>
-            </w:pPr>
-            <w:r>
-              <w:rPr>
-                <w:sz w:val="20"/>
-              </w:rPr>
-              <w:t>sh.SendKeys keys</w:t>
-            </w:r>
-          </w:p>
-        </w:tc>
-        <w:tc>
-          <w:tcPr>
-            <w:tcW w:type="dxa" w:w="4791"/>
-          </w:tcPr>
-          <w:p>
-            <w:pPr>
-              <w:spacing w:after="80"/>
-            </w:pPr>
-            <w:r>
-              <w:rPr>
-                <w:sz w:val="20"/>
-              </w:rPr>
-              <w:t>Посылает указанную последовательность клавиш активному окну.</w:t>
-            </w:r>
-          </w:p>
-        </w:tc>
-      </w:tr>
-    </w:tbl>
-    <w:p/>
+    <w:p>
+      <w:pPr>
+        <w:pStyle w:val="Heading1"/>
+      </w:pPr>
+      <w:r>
+        <w:t>Задание 1. Вычисление 9 × 6</w:t>
+      </w:r>
+    </w:p>
     <w:p>
       <w:pPr/>
       <w:r>
-        <w:t>В условии исходной версии используется Or между попытками активации русскоязычного и англоязычного окна. VBScript не делает короткого замыкания Or: обе части могут вычисляться. При нескольких подходящих окнах это создаёт неоднозначность; для надёжного выбора предпочтительны последовательные проверки либо известный PID.</w:t>
+        <w:t>Сценарий script1.vbs запускает Калькулятор и Блокнот, вводит 9*6=, копирует ответ и вставляет его в Блокнот.</w:t>
       </w:r>
     </w:p>
     <w:p>
-      <w:pPr>
-        <w:pStyle w:val="Heading2"/>
-      </w:pPr>
+      <w:pPr/>
       <w:r>
-        <w:t>5.3. Наблюдение и вывод</w:t>
+        <w:t>Option Explicit требует объявления переменных. Dim объявляет переменную, Set присваивает ссылку на объект. CreateObject("WScript.Shell") создаёт объект оболочки. Run запускает приложение: параметр 1 задаёт обычное окно, False позволяет продолжить сценарий без ожидания закрытия приложения.</w:t>
+      </w:r>
+    </w:p>
+    <w:p>
+      <w:pPr/>
+      <w:r>
+        <w:t>AppActivate активирует окно по заголовку. Sleep задаёт паузу в миллисекундах, чтобы интерфейс успел отреагировать. SendKeys имитирует клавиатурный ввод. Записи ^c и ^v означают Ctrl+C и Ctrl+V, {ENTER} — Enter, %1 — Alt+1.</w:t>
+      </w:r>
+    </w:p>
+    <w:p>
+      <w:pPr/>
+      <w:r>
+        <w:t>Процедуры CalcKeys и NoteKeys сначала активируют нужное окно, затем отправляют клавиши. Цикл For выполняет повторные попытки активации; Exit Sub выходит из процедуры после успеха. Если окно не найдено, MsgBox показывает сообщение, WScript.Quit 1 завершает сценарий с ошибкой.</w:t>
+      </w:r>
+    </w:p>
+    <w:p>
+      <w:pPr>
+        <w:keepNext/>
+      </w:pPr>
+      <w:r>
+        <w:drawing>
+          <wp:inline xmlns:a="http://schemas.openxmlformats.org/drawingml/2006/main" xmlns:pic="http://schemas.openxmlformats.org/drawingml/2006/picture">
+            <wp:extent cx="5976000" cy="4487928"/>
+            <wp:docPr id="1" name="Picture 1"/>
+            <wp:cNvGraphicFramePr>
+              <a:graphicFrameLocks noChangeAspect="1"/>
+            </wp:cNvGraphicFramePr>
+            <a:graphic>
+              <a:graphicData uri="http://schemas.openxmlformats.org/drawingml/2006/picture">
+                <pic:pic>
+                  <pic:nvPicPr>
+                    <pic:cNvPr id="0" name="image2.png"/>
+                    <pic:cNvPicPr/>
+                  </pic:nvPicPr>
+                  <pic:blipFill>
+                    <a:blip r:embed="rId11"/>
+                    <a:stretch>
+                      <a:fillRect/>
+                    </a:stretch>
+                  </pic:blipFill>
+                  <pic:spPr>
+                    <a:xfrm>
+                      <a:off x="0" y="0"/>
+                      <a:ext cx="5976000" cy="4487928"/>
+                    </a:xfrm>
+                    <a:prstGeom prst="rect"/>
+                  </pic:spPr>
+                </pic:pic>
+              </a:graphicData>
+            </a:graphic>
+          </wp:inline>
+        </w:drawing>
+      </w:r>
+    </w:p>
+    <w:p>
+      <w:pPr>
+        <w:pStyle w:val="Caption"/>
+      </w:pPr>
+      <w:r>
+        <w:t>Рисунок 1 — Основная часть script1.vbs и ожидание активации окон.</w:t>
+      </w:r>
+    </w:p>
+    <w:p>
+      <w:pPr>
+        <w:keepNext/>
+      </w:pPr>
+      <w:r>
+        <w:drawing>
+          <wp:inline xmlns:a="http://schemas.openxmlformats.org/drawingml/2006/main" xmlns:pic="http://schemas.openxmlformats.org/drawingml/2006/picture">
+            <wp:extent cx="5976000" cy="4641990"/>
+            <wp:docPr id="2" name="Picture 2"/>
+            <wp:cNvGraphicFramePr>
+              <a:graphicFrameLocks noChangeAspect="1"/>
+            </wp:cNvGraphicFramePr>
+            <a:graphic>
+              <a:graphicData uri="http://schemas.openxmlformats.org/drawingml/2006/picture">
+                <pic:pic>
+                  <pic:nvPicPr>
+                    <pic:cNvPr id="0" name="image3.png"/>
+                    <pic:cNvPicPr/>
+                  </pic:nvPicPr>
+                  <pic:blipFill>
+                    <a:blip r:embed="rId12"/>
+                    <a:stretch>
+                      <a:fillRect/>
+                    </a:stretch>
+                  </pic:blipFill>
+                  <pic:spPr>
+                    <a:xfrm>
+                      <a:off x="0" y="0"/>
+                      <a:ext cx="5976000" cy="4641990"/>
+                    </a:xfrm>
+                    <a:prstGeom prst="rect"/>
+                  </pic:spPr>
+                </pic:pic>
+              </a:graphicData>
+            </a:graphic>
+          </wp:inline>
+        </w:drawing>
+      </w:r>
+    </w:p>
+    <w:p>
+      <w:pPr>
+        <w:pStyle w:val="Caption"/>
+      </w:pPr>
+      <w:r>
+        <w:t>Рисунок 2 — Процедуры CalcKeys и NoteKeys.</w:t>
       </w:r>
     </w:p>
     <w:p>
@@ -1471,7 +233,7 @@
         <w:drawing>
           <wp:inline xmlns:a="http://schemas.openxmlformats.org/drawingml/2006/main" xmlns:pic="http://schemas.openxmlformats.org/drawingml/2006/picture">
             <wp:extent cx="5976000" cy="2500806"/>
-            <wp:docPr id="1" name="Picture 1"/>
+            <wp:docPr id="3" name="Picture 3"/>
             <wp:cNvGraphicFramePr>
               <a:graphicFrameLocks noChangeAspect="1"/>
             </wp:cNvGraphicFramePr>
@@ -1483,7 +245,7 @@
                     <pic:cNvPicPr/>
                   </pic:nvPicPr>
                   <pic:blipFill>
-                    <a:blip r:embed="rId11"/>
+                    <a:blip r:embed="rId13"/>
                     <a:stretch>
                       <a:fillRect/>
                     </a:stretch>
@@ -1507,461 +269,127 @@
         <w:pStyle w:val="Caption"/>
       </w:pPr>
       <w:r>
-        <w:t>Рисунок 1 — Результат первого задания: на дисплее Калькулятора 54, в Блокноте виден перенесённый ответ 54; полная русская подпись отсутствует.</w:t>
+        <w:t>Рисунок 3 — Результат первого задания.</w:t>
       </w:r>
     </w:p>
     <w:p>
       <w:pPr/>
       <w:r>
-        <w:t>Арифметическая проверка: 9 × 6 = 54. Снимок подтверждает числовой результат и его наличие в Блокноте. Он также показывает дефект отображения подписи: вместо полной строки «Результат: 54» видны двоеточие и число. Поэтому оформление нельзя объявлять полностью корректным по этому изображению.</w:t>
+        <w:t>На дисплее Калькулятора и в Блокноте видно число 54. Проверка: 9 × 6 = 54. Русская подпись на снимке отображена неполно — это ошибка передачи текста, а не вычисления. В поздней версии подпись записывается в Unicode-файл, который открывается Блокнотом; повторный снимок этой версии здесь не представлен.</w:t>
+      </w:r>
+    </w:p>
+    <w:p>
+      <w:pPr>
+        <w:pStyle w:val="Heading1"/>
+      </w:pPr>
+      <w:r>
+        <w:t>Задание 2. Сложение F7 и 7F</w:t>
       </w:r>
     </w:p>
     <w:p>
       <w:pPr/>
       <w:r>
-        <w:t>В последующей версии подпись и считанный ответ записываются в текстовый файл через CreateTextFile(..., True, True), затем файл открывается Блокнотом. Это исключает имитацию ввода кириллицы. Скриншот повторного запуска этой исправленной версии в исходный документ не включён.</w:t>
-      </w:r>
-    </w:p>
-    <w:p>
-      <w:pPr>
-        <w:pStyle w:val="Heading1"/>
-      </w:pPr>
-      <w:r>
-        <w:t>6. Задание 2: сложение F7 и 7F</w:t>
-      </w:r>
-    </w:p>
-    <w:p>
-      <w:pPr>
-        <w:pStyle w:val="Heading2"/>
-      </w:pPr>
-      <w:r>
-        <w:t>6.1. Последовательность действий</w:t>
+        <w:t>Сценарий script2.vbs выбирает режим «Программист», вводит F7+7F, переносит HEX-ответ в Блокнот, затем переключается на DEC и переносит десятичное представление. В конце возвращается обычный режим Калькулятора.</w:t>
       </w:r>
     </w:p>
     <w:p>
       <w:pPr/>
       <w:r>
-        <w:t>После запуска приложений выбираются режим «Программист» (Alt+3) и основание HEX (F5). После очистки вводится F7{+}7F=. HEX-ответ копируется в Блокнот. Затем активируется Калькулятор, выбирается DEC (F6), копируется десятичное представление того же результата. Завершающая команда Alt+1 возвращает обычный режим.</w:t>
+        <w:t>Команда %3 означает Alt+3 — режим «Программист», {F5} выбирает HEX, {F6} — DEC, %1 возвращает обычный режим. F7 без скобок — цифры шестнадцатеричного числа; {F7} — функциональная клавиша. Знак сложения записывается как {+}, потому что обычный + в SendKeys обозначает Shift. {ESC} очищает состояние Калькулятора.</w:t>
       </w:r>
     </w:p>
     <w:p>
       <w:pPr>
-        <w:pStyle w:val="CodeLab"/>
+        <w:keepNext/>
       </w:pPr>
       <w:r>
-        <w:t>CalcKeys "%3"</w:t>
+        <w:drawing>
+          <wp:inline xmlns:a="http://schemas.openxmlformats.org/drawingml/2006/main" xmlns:pic="http://schemas.openxmlformats.org/drawingml/2006/picture">
+            <wp:extent cx="5976000" cy="4017049"/>
+            <wp:docPr id="4" name="Picture 4"/>
+            <wp:cNvGraphicFramePr>
+              <a:graphicFrameLocks noChangeAspect="1"/>
+            </wp:cNvGraphicFramePr>
+            <a:graphic>
+              <a:graphicData uri="http://schemas.openxmlformats.org/drawingml/2006/picture">
+                <pic:pic>
+                  <pic:nvPicPr>
+                    <pic:cNvPr id="0" name="image9.png"/>
+                    <pic:cNvPicPr/>
+                  </pic:nvPicPr>
+                  <pic:blipFill>
+                    <a:blip r:embed="rId14"/>
+                    <a:stretch>
+                      <a:fillRect/>
+                    </a:stretch>
+                  </pic:blipFill>
+                  <pic:spPr>
+                    <a:xfrm>
+                      <a:off x="0" y="0"/>
+                      <a:ext cx="5976000" cy="4017049"/>
+                    </a:xfrm>
+                    <a:prstGeom prst="rect"/>
+                  </pic:spPr>
+                </pic:pic>
+              </a:graphicData>
+            </a:graphic>
+          </wp:inline>
+        </w:drawing>
       </w:r>
     </w:p>
     <w:p>
       <w:pPr>
-        <w:pStyle w:val="CodeLab"/>
+        <w:pStyle w:val="Caption"/>
       </w:pPr>
       <w:r>
-        <w:t>CalcKeys "{F5}"</w:t>
+        <w:t>Рисунок 4 — Основная часть script2.vbs.</w:t>
       </w:r>
     </w:p>
     <w:p>
       <w:pPr>
-        <w:pStyle w:val="CodeLab"/>
+        <w:keepNext/>
       </w:pPr>
       <w:r>
-        <w:t>CalcKeys "{ESC}"</w:t>
+        <w:drawing>
+          <wp:inline xmlns:a="http://schemas.openxmlformats.org/drawingml/2006/main" xmlns:pic="http://schemas.openxmlformats.org/drawingml/2006/picture">
+            <wp:extent cx="5976000" cy="3748972"/>
+            <wp:docPr id="5" name="Picture 5"/>
+            <wp:cNvGraphicFramePr>
+              <a:graphicFrameLocks noChangeAspect="1"/>
+            </wp:cNvGraphicFramePr>
+            <a:graphic>
+              <a:graphicData uri="http://schemas.openxmlformats.org/drawingml/2006/picture">
+                <pic:pic>
+                  <pic:nvPicPr>
+                    <pic:cNvPr id="0" name="image10.png"/>
+                    <pic:cNvPicPr/>
+                  </pic:nvPicPr>
+                  <pic:blipFill>
+                    <a:blip r:embed="rId15"/>
+                    <a:stretch>
+                      <a:fillRect/>
+                    </a:stretch>
+                  </pic:blipFill>
+                  <pic:spPr>
+                    <a:xfrm>
+                      <a:off x="0" y="0"/>
+                      <a:ext cx="5976000" cy="3748972"/>
+                    </a:xfrm>
+                    <a:prstGeom prst="rect"/>
+                  </pic:spPr>
+                </pic:pic>
+              </a:graphicData>
+            </a:graphic>
+          </wp:inline>
+        </w:drawing>
       </w:r>
     </w:p>
     <w:p>
       <w:pPr>
-        <w:pStyle w:val="CodeLab"/>
+        <w:pStyle w:val="Caption"/>
       </w:pPr>
       <w:r>
-        <w:t>CalcKeys "F7{+}7F="</w:t>
-      </w:r>
-    </w:p>
-    <w:p>
-      <w:pPr>
-        <w:pStyle w:val="CodeLab"/>
-      </w:pPr>
-      <w:r>
-        <w:t>CalcKeys "^c"</w:t>
-      </w:r>
-    </w:p>
-    <w:p>
-      <w:pPr>
-        <w:pStyle w:val="CodeLab"/>
-      </w:pPr>
-      <w:r>
-        <w:t>NoteKeys "Шестнадцатеричный результат: "</w:t>
-      </w:r>
-    </w:p>
-    <w:p>
-      <w:pPr>
-        <w:pStyle w:val="CodeLab"/>
-      </w:pPr>
-      <w:r>
-        <w:t>NoteKeys "^v"</w:t>
-      </w:r>
-    </w:p>
-    <w:p>
-      <w:pPr>
-        <w:pStyle w:val="CodeLab"/>
-      </w:pPr>
-      <w:r>
-        <w:t>NoteKeys "{ENTER}"</w:t>
-      </w:r>
-    </w:p>
-    <w:p>
-      <w:pPr>
-        <w:pStyle w:val="CodeLab"/>
-      </w:pPr>
-      <w:r>
-        <w:t>CalcKeys "{F6}"</w:t>
-      </w:r>
-    </w:p>
-    <w:p>
-      <w:pPr>
-        <w:pStyle w:val="CodeLab"/>
-      </w:pPr>
-      <w:r>
-        <w:t>CalcKeys "^c"</w:t>
-      </w:r>
-    </w:p>
-    <w:p>
-      <w:pPr>
-        <w:pStyle w:val="CodeLab"/>
-      </w:pPr>
-      <w:r>
-        <w:t>NoteKeys "Десятичный результат: "</w:t>
-      </w:r>
-    </w:p>
-    <w:p>
-      <w:pPr>
-        <w:pStyle w:val="CodeLab"/>
-      </w:pPr>
-      <w:r>
-        <w:t>NoteKeys "^v"</w:t>
-      </w:r>
-    </w:p>
-    <w:p>
-      <w:pPr>
-        <w:pStyle w:val="CodeLab"/>
-      </w:pPr>
-      <w:r>
-        <w:t>NoteKeys "{ENTER}"</w:t>
-      </w:r>
-    </w:p>
-    <w:p>
-      <w:pPr>
-        <w:pStyle w:val="CodeLab"/>
-      </w:pPr>
-      <w:r>
-        <w:t>CalcKeys "%1"</w:t>
-      </w:r>
-    </w:p>
-    <w:p/>
-    <w:tbl>
-      <w:tblPr>
-        <w:tblStyle w:val="LightShading-Accent1"/>
-        <w:tblW w:type="auto" w:w="0"/>
-        <w:tblLook w:firstColumn="1" w:firstRow="1" w:lastColumn="0" w:lastRow="0" w:noHBand="0" w:noVBand="1" w:val="04A0"/>
-      </w:tblPr>
-      <w:tblGrid>
-        <w:gridCol w:w="4791"/>
-        <w:gridCol w:w="4791"/>
-      </w:tblGrid>
-      <w:tr>
-        <w:trPr>
-          <w:tblHeader/>
-        </w:trPr>
-        <w:tc>
-          <w:tcPr>
-            <w:tcW w:type="dxa" w:w="4791"/>
-          </w:tcPr>
-          <w:p>
-            <w:pPr>
-              <w:spacing w:after="80"/>
-            </w:pPr>
-            <w:r>
-              <w:rPr>
-                <w:sz w:val="20"/>
-              </w:rPr>
-              <w:t>Запись SendKeys</w:t>
-            </w:r>
-          </w:p>
-        </w:tc>
-        <w:tc>
-          <w:tcPr>
-            <w:tcW w:type="dxa" w:w="4791"/>
-          </w:tcPr>
-          <w:p>
-            <w:pPr>
-              <w:spacing w:after="80"/>
-            </w:pPr>
-            <w:r>
-              <w:rPr>
-                <w:sz w:val="20"/>
-              </w:rPr>
-              <w:t>Значение</w:t>
-            </w:r>
-          </w:p>
-        </w:tc>
-      </w:tr>
-      <w:tr>
-        <w:tc>
-          <w:tcPr>
-            <w:tcW w:type="dxa" w:w="4791"/>
-          </w:tcPr>
-          <w:p>
-            <w:pPr>
-              <w:spacing w:after="80"/>
-            </w:pPr>
-            <w:r>
-              <w:rPr>
-                <w:sz w:val="20"/>
-              </w:rPr>
-              <w:t>%3</w:t>
-            </w:r>
-          </w:p>
-        </w:tc>
-        <w:tc>
-          <w:tcPr>
-            <w:tcW w:type="dxa" w:w="4791"/>
-          </w:tcPr>
-          <w:p>
-            <w:pPr>
-              <w:spacing w:after="80"/>
-            </w:pPr>
-            <w:r>
-              <w:rPr>
-                <w:sz w:val="20"/>
-              </w:rPr>
-              <w:t>Alt+3 — выбор режима «Программист» в используемой реализации Калькулятора.</w:t>
-            </w:r>
-          </w:p>
-        </w:tc>
-      </w:tr>
-      <w:tr>
-        <w:tc>
-          <w:tcPr>
-            <w:tcW w:type="dxa" w:w="4791"/>
-          </w:tcPr>
-          <w:p>
-            <w:pPr>
-              <w:spacing w:after="80"/>
-            </w:pPr>
-            <w:r>
-              <w:rPr>
-                <w:sz w:val="20"/>
-              </w:rPr>
-              <w:t>{F5}</w:t>
-            </w:r>
-          </w:p>
-        </w:tc>
-        <w:tc>
-          <w:tcPr>
-            <w:tcW w:type="dxa" w:w="4791"/>
-          </w:tcPr>
-          <w:p>
-            <w:pPr>
-              <w:spacing w:after="80"/>
-            </w:pPr>
-            <w:r>
-              <w:rPr>
-                <w:sz w:val="20"/>
-              </w:rPr>
-              <w:t>Нажатие F5: выбор HEX в режиме программиста.</w:t>
-            </w:r>
-          </w:p>
-        </w:tc>
-      </w:tr>
-      <w:tr>
-        <w:tc>
-          <w:tcPr>
-            <w:tcW w:type="dxa" w:w="4791"/>
-          </w:tcPr>
-          <w:p>
-            <w:pPr>
-              <w:spacing w:after="80"/>
-            </w:pPr>
-            <w:r>
-              <w:rPr>
-                <w:sz w:val="20"/>
-              </w:rPr>
-              <w:t>F7</w:t>
-            </w:r>
-          </w:p>
-        </w:tc>
-        <w:tc>
-          <w:tcPr>
-            <w:tcW w:type="dxa" w:w="4791"/>
-          </w:tcPr>
-          <w:p>
-            <w:pPr>
-              <w:spacing w:after="80"/>
-            </w:pPr>
-            <w:r>
-              <w:rPr>
-                <w:sz w:val="20"/>
-              </w:rPr>
-              <w:t>Два обычных символа: цифра F и цифра 7, то есть число F7₁₆.</w:t>
-            </w:r>
-          </w:p>
-        </w:tc>
-      </w:tr>
-      <w:tr>
-        <w:tc>
-          <w:tcPr>
-            <w:tcW w:type="dxa" w:w="4791"/>
-          </w:tcPr>
-          <w:p>
-            <w:pPr>
-              <w:spacing w:after="80"/>
-            </w:pPr>
-            <w:r>
-              <w:rPr>
-                <w:sz w:val="20"/>
-              </w:rPr>
-              <w:t>{F7}</w:t>
-            </w:r>
-          </w:p>
-        </w:tc>
-        <w:tc>
-          <w:tcPr>
-            <w:tcW w:type="dxa" w:w="4791"/>
-          </w:tcPr>
-          <w:p>
-            <w:pPr>
-              <w:spacing w:after="80"/>
-            </w:pPr>
-            <w:r>
-              <w:rPr>
-                <w:sz w:val="20"/>
-              </w:rPr>
-              <w:t>Функциональная клавиша F7. Это другая команда; в программистском режиме выбирает OCT.</w:t>
-            </w:r>
-          </w:p>
-        </w:tc>
-      </w:tr>
-      <w:tr>
-        <w:tc>
-          <w:tcPr>
-            <w:tcW w:type="dxa" w:w="4791"/>
-          </w:tcPr>
-          <w:p>
-            <w:pPr>
-              <w:spacing w:after="80"/>
-            </w:pPr>
-            <w:r>
-              <w:rPr>
-                <w:sz w:val="20"/>
-              </w:rPr>
-              <w:t>{+}</w:t>
-            </w:r>
-          </w:p>
-        </w:tc>
-        <w:tc>
-          <w:tcPr>
-            <w:tcW w:type="dxa" w:w="4791"/>
-          </w:tcPr>
-          <w:p>
-            <w:pPr>
-              <w:spacing w:after="80"/>
-            </w:pPr>
-            <w:r>
-              <w:rPr>
-                <w:sz w:val="20"/>
-              </w:rPr>
-              <w:t>Буквальный знак сложения. Без скобок + обозначает модификатор Shift.</w:t>
-            </w:r>
-          </w:p>
-        </w:tc>
-      </w:tr>
-      <w:tr>
-        <w:tc>
-          <w:tcPr>
-            <w:tcW w:type="dxa" w:w="4791"/>
-          </w:tcPr>
-          <w:p>
-            <w:pPr>
-              <w:spacing w:after="80"/>
-            </w:pPr>
-            <w:r>
-              <w:rPr>
-                <w:sz w:val="20"/>
-              </w:rPr>
-              <w:t>{F6}</w:t>
-            </w:r>
-          </w:p>
-        </w:tc>
-        <w:tc>
-          <w:tcPr>
-            <w:tcW w:type="dxa" w:w="4791"/>
-          </w:tcPr>
-          <w:p>
-            <w:pPr>
-              <w:spacing w:after="80"/>
-            </w:pPr>
-            <w:r>
-              <w:rPr>
-                <w:sz w:val="20"/>
-              </w:rPr>
-              <w:t>Нажатие F6: выбор DEC.</w:t>
-            </w:r>
-          </w:p>
-        </w:tc>
-      </w:tr>
-      <w:tr>
-        <w:tc>
-          <w:tcPr>
-            <w:tcW w:type="dxa" w:w="4791"/>
-          </w:tcPr>
-          <w:p>
-            <w:pPr>
-              <w:spacing w:after="80"/>
-            </w:pPr>
-            <w:r>
-              <w:rPr>
-                <w:sz w:val="20"/>
-              </w:rPr>
-              <w:t>%1</w:t>
-            </w:r>
-          </w:p>
-        </w:tc>
-        <w:tc>
-          <w:tcPr>
-            <w:tcW w:type="dxa" w:w="4791"/>
-          </w:tcPr>
-          <w:p>
-            <w:pPr>
-              <w:spacing w:after="80"/>
-            </w:pPr>
-            <w:r>
-              <w:rPr>
-                <w:sz w:val="20"/>
-              </w:rPr>
-              <w:t>Alt+1 — возврат обычного режима.</w:t>
-            </w:r>
-          </w:p>
-        </w:tc>
-      </w:tr>
-    </w:tbl>
-    <w:p/>
-    <w:p>
-      <w:pPr>
-        <w:pStyle w:val="Heading2"/>
-      </w:pPr>
-      <w:r>
-        <w:t>6.2. Проверка числа</w:t>
-      </w:r>
-    </w:p>
-    <w:p>
-      <w:pPr/>
-      <w:r>
-        <w:t>F7₁₆ = 15 × 16 + 7 = 247₁₀. 7F₁₆ = 7 × 16 + 15 = 127₁₀. Сумма равна 374₁₀. Деление на 16 даёт остатки 6, 7, 1; при чтении в обратном порядке получается 176₁₆.</w:t>
-      </w:r>
-    </w:p>
-    <w:p>
-      <w:pPr/>
-      <w:r>
-        <w:t>Ожидаемый формат вывода: «Шестнадцатеричный результат: 176», затем «Десятичный результат: 374». Основание меняет запись числа, а не само значение.</w:t>
+        <w:t>Рисунок 5 — Процедуры активации окна и передачи клавиш.</w:t>
       </w:r>
     </w:p>
     <w:p>
@@ -1972,7 +400,7 @@
         <w:drawing>
           <wp:inline xmlns:a="http://schemas.openxmlformats.org/drawingml/2006/main" xmlns:pic="http://schemas.openxmlformats.org/drawingml/2006/picture">
             <wp:extent cx="5976000" cy="3918419"/>
-            <wp:docPr id="2" name="Picture 2"/>
+            <wp:docPr id="6" name="Picture 6"/>
             <wp:cNvGraphicFramePr>
               <a:graphicFrameLocks noChangeAspect="1"/>
             </wp:cNvGraphicFramePr>
@@ -1984,7 +412,7 @@
                     <pic:cNvPicPr/>
                   </pic:nvPicPr>
                   <pic:blipFill>
-                    <a:blip r:embed="rId12"/>
+                    <a:blip r:embed="rId16"/>
                     <a:stretch>
                       <a:fillRect/>
                     </a:stretch>
@@ -2008,13 +436,13 @@
         <w:pStyle w:val="Caption"/>
       </w:pPr>
       <w:r>
-        <w:t>Рисунок 2 — На снимке второго задания видны 176 и 374; Калькулятор отображён в обычном режиме. Русские подписи искажены.</w:t>
+        <w:t>Рисунок 6 — Результат второго задания.</w:t>
       </w:r>
     </w:p>
     <w:p>
       <w:pPr/>
       <w:r>
-        <w:t>Снимок подтверждает два ожидаемых числовых значения и обычный вид окна в момент снимка. Однако поясняющие слова не отображены в требуемом виде. Исправление записи подписи в Unicode-файл описано в разделе 5.3; факт повторного успешного оформления по этому снимку не устанавливается.</w:t>
+        <w:t>Проверка: F7₁₆ = 247₁₀, 7F₁₆ = 127₁₀. Сумма равна 374₁₀ = 176₁₆. На снимке видны оба числа и обычный режим Калькулятора. Поясняющие подписи искажены; для полного соответствия заданию нужны строки «Шестнадцатеричный результат: 176» и «Десятичный результат: 374».</w:t>
       </w:r>
     </w:p>
     <w:p>
@@ -2022,72 +450,15 @@
         <w:pStyle w:val="Heading1"/>
       </w:pPr>
       <w:r>
-        <w:t>7. Задание 3: обработка выражений из файла</w:t>
-      </w:r>
-    </w:p>
-    <w:p>
-      <w:pPr>
-        <w:pStyle w:val="Heading2"/>
-      </w:pPr>
-      <w:r>
-        <w:t>7.1. Входные данные и общий маршрут</w:t>
+        <w:t>Задание 3. Вычисление выражений из файла</w:t>
       </w:r>
     </w:p>
     <w:p>
       <w:pPr/>
       <w:r>
-        <w:t>Для основного запуска использованы шесть примеров:</w:t>
+        <w:t>script3.js читает text1.txt построчно, разбирает выражения и записывает результаты в text2.txt. Поддерживаются четыре основания, дроби, операции +, −, *, / и круглые скобки.</w:t>
       </w:r>
     </w:p>
-    <w:p>
-      <w:pPr>
-        <w:pStyle w:val="CodeLab"/>
-      </w:pPr>
-      <w:r>
-        <w:t>9*6</w:t>
-      </w:r>
-    </w:p>
-    <w:p>
-      <w:pPr>
-        <w:pStyle w:val="CodeLab"/>
-      </w:pPr>
-      <w:r>
-        <w:t>0xF7+0x7F</w:t>
-      </w:r>
-    </w:p>
-    <w:p>
-      <w:pPr>
-        <w:pStyle w:val="CodeLab"/>
-      </w:pPr>
-      <w:r>
-        <w:t>0x1A+2</w:t>
-      </w:r>
-    </w:p>
-    <w:p>
-      <w:pPr>
-        <w:pStyle w:val="CodeLab"/>
-      </w:pPr>
-      <w:r>
-        <w:t>@101+1</w:t>
-      </w:r>
-    </w:p>
-    <w:p>
-      <w:pPr>
-        <w:pStyle w:val="CodeLab"/>
-      </w:pPr>
-      <w:r>
-        <w:t>(2+3)*4</w:t>
-      </w:r>
-    </w:p>
-    <w:p>
-      <w:pPr>
-        <w:pStyle w:val="CodeLab"/>
-      </w:pPr>
-      <w:r>
-        <w:t>0x1.A+0x2.8</w:t>
-      </w:r>
-    </w:p>
-    <w:p/>
     <w:p>
       <w:pPr>
         <w:keepNext/>
@@ -2096,7 +467,7 @@
         <w:drawing>
           <wp:inline xmlns:a="http://schemas.openxmlformats.org/drawingml/2006/main" xmlns:pic="http://schemas.openxmlformats.org/drawingml/2006/picture">
             <wp:extent cx="5976000" cy="3711896"/>
-            <wp:docPr id="3" name="Picture 3"/>
+            <wp:docPr id="7" name="Picture 7"/>
             <wp:cNvGraphicFramePr>
               <a:graphicFrameLocks noChangeAspect="1"/>
             </wp:cNvGraphicFramePr>
@@ -2108,7 +479,7 @@
                     <pic:cNvPicPr/>
                   </pic:nvPicPr>
                   <pic:blipFill>
-                    <a:blip r:embed="rId13"/>
+                    <a:blip r:embed="rId17"/>
                     <a:stretch>
                       <a:fillRect/>
                     </a:stretch>
@@ -2132,27 +503,28 @@
         <w:pStyle w:val="Caption"/>
       </w:pPr>
       <w:r>
-        <w:t>Рисунок 3 — Входной файл text1.txt с шестью выражениями.</w:t>
+        <w:t>Рисунок 7 — Исходный файл text1.txt.</w:t>
       </w:r>
     </w:p>
     <w:p>
       <w:pPr/>
       <w:r>
-        <w:t>Маршрут данных: text1.txt → ReadLine → parse → дерево выражения → evaluate → bridge → calculator.ps1 → Калькулятор → число-ответ → format → text2.txt. Если в выражении несколько операций, Калькулятор вызывается по одному разу для каждого бинарного узла дерева. Для одиночного числа используется запрос identity.</w:t>
+        <w:t>Запуск выполняется через run.cmd, пункт 3, или командой:</w:t>
       </w:r>
     </w:p>
     <w:p>
+      <w:pPr>
+        <w:pStyle w:val="CodeLab"/>
+      </w:pPr>
+      <w:r>
+        <w:t>cscript.exe //nologo //E:JScript script3.js</w:t>
+      </w:r>
+    </w:p>
+    <w:p/>
+    <w:p>
       <w:pPr/>
       <w:r>
-        <w:t>JScript отвечает за синтаксис, перевод оснований и выбор порядка операций. Калькулятор выполняет бинарные +, −, ×, ÷. PowerShell обеспечивает связь с окном и получение ответа. Поэтому ошибочно говорить, что Калькулятор самостоятельно разбирает строку с префиксами разных оснований и скобками.</w:t>
-      </w:r>
-    </w:p>
-    <w:p>
-      <w:pPr>
-        <w:pStyle w:val="Heading2"/>
-      </w:pPr>
-      <w:r>
-        <w:t>7.2. Запуск и выбор основания результата</w:t>
+        <w:t>cscript.exe запускает сценарий в консоли. //nologo убирает стартовый баннер, //E:JScript явно выбирает движок JScript. Это сценарий Windows Script Host, а не программа для браузера.</w:t>
       </w:r>
     </w:p>
     <w:p>
@@ -2163,7 +535,7 @@
         <w:drawing>
           <wp:inline xmlns:a="http://schemas.openxmlformats.org/drawingml/2006/main" xmlns:pic="http://schemas.openxmlformats.org/drawingml/2006/picture">
             <wp:extent cx="5976000" cy="1593886"/>
-            <wp:docPr id="4" name="Picture 4"/>
+            <wp:docPr id="8" name="Picture 8"/>
             <wp:cNvGraphicFramePr>
               <a:graphicFrameLocks noChangeAspect="1"/>
             </wp:cNvGraphicFramePr>
@@ -2175,7 +547,7 @@
                     <pic:cNvPicPr/>
                   </pic:nvPicPr>
                   <pic:blipFill>
-                    <a:blip r:embed="rId14"/>
+                    <a:blip r:embed="rId18"/>
                     <a:stretch>
                       <a:fillRect/>
                     </a:stretch>
@@ -2199,7 +571,7 @@
         <w:pStyle w:val="Caption"/>
       </w:pPr>
       <w:r>
-        <w:t>Рисунок 4 — Меню run.cmd: для третьего задания выбирается пункт 3.</w:t>
+        <w:t>Рисунок 8 — Меню запуска сценариев.</w:t>
       </w:r>
     </w:p>
     <w:p>
@@ -2210,7 +582,7 @@
         <w:drawing>
           <wp:inline xmlns:a="http://schemas.openxmlformats.org/drawingml/2006/main" xmlns:pic="http://schemas.openxmlformats.org/drawingml/2006/picture">
             <wp:extent cx="5976000" cy="2168452"/>
-            <wp:docPr id="5" name="Picture 5"/>
+            <wp:docPr id="9" name="Picture 9"/>
             <wp:cNvGraphicFramePr>
               <a:graphicFrameLocks noChangeAspect="1"/>
             </wp:cNvGraphicFramePr>
@@ -2222,7 +594,7 @@
                     <pic:cNvPicPr/>
                   </pic:nvPicPr>
                   <pic:blipFill>
-                    <a:blip r:embed="rId15"/>
+                    <a:blip r:embed="rId19"/>
                     <a:stretch>
                       <a:fillRect/>
                     </a:stretch>
@@ -2246,7 +618,7 @@
         <w:pStyle w:val="Caption"/>
       </w:pPr>
       <w:r>
-        <w:t>Рисунок 5 — Первый Popup: «Да» выбирает HEX, «Нет» открывает следующий диалог, «Отмена» завершает сценарий.</w:t>
+        <w:t>Рисунок 9 — Первый диалог выбора основания.</w:t>
       </w:r>
     </w:p>
     <w:p>
@@ -2257,7 +629,7 @@
         <w:drawing>
           <wp:inline xmlns:a="http://schemas.openxmlformats.org/drawingml/2006/main" xmlns:pic="http://schemas.openxmlformats.org/drawingml/2006/picture">
             <wp:extent cx="5976000" cy="2700093"/>
-            <wp:docPr id="6" name="Picture 6"/>
+            <wp:docPr id="10" name="Picture 10"/>
             <wp:cNvGraphicFramePr>
               <a:graphicFrameLocks noChangeAspect="1"/>
             </wp:cNvGraphicFramePr>
@@ -2269,7 +641,7 @@
                     <pic:cNvPicPr/>
                   </pic:nvPicPr>
                   <pic:blipFill>
-                    <a:blip r:embed="rId16"/>
+                    <a:blip r:embed="rId20"/>
                     <a:stretch>
                       <a:fillRect/>
                     </a:stretch>
@@ -2293,1063 +665,61 @@
         <w:pStyle w:val="Caption"/>
       </w:pPr>
       <w:r>
-        <w:t>Рисунок 6 — Второй Popup: «Да» выбирает DEC, «Нет» ведёт к выбору OCT/BIN.</w:t>
-      </w:r>
-    </w:p>
-    <w:tbl>
-      <w:tblPr>
-        <w:tblStyle w:val="LightShading-Accent1"/>
-        <w:tblW w:type="auto" w:w="0"/>
-        <w:tblLook w:firstColumn="1" w:firstRow="1" w:lastColumn="0" w:lastRow="0" w:noHBand="0" w:noVBand="1" w:val="04A0"/>
-      </w:tblPr>
-      <w:tblGrid>
-        <w:gridCol w:w="4791"/>
-        <w:gridCol w:w="4791"/>
-      </w:tblGrid>
-      <w:tr>
-        <w:trPr>
-          <w:tblHeader/>
-        </w:trPr>
-        <w:tc>
-          <w:tcPr>
-            <w:tcW w:type="dxa" w:w="4791"/>
-          </w:tcPr>
-          <w:p>
-            <w:pPr>
-              <w:spacing w:after="80"/>
-            </w:pPr>
-            <w:r>
-              <w:rPr>
-                <w:sz w:val="20"/>
-              </w:rPr>
-              <w:t>Требуемый вывод</w:t>
-            </w:r>
-          </w:p>
-        </w:tc>
-        <w:tc>
-          <w:tcPr>
-            <w:tcW w:type="dxa" w:w="4791"/>
-          </w:tcPr>
-          <w:p>
-            <w:pPr>
-              <w:spacing w:after="80"/>
-            </w:pPr>
-            <w:r>
-              <w:rPr>
-                <w:sz w:val="20"/>
-              </w:rPr>
-              <w:t>Последовательность ответов</w:t>
-            </w:r>
-          </w:p>
-        </w:tc>
-      </w:tr>
-      <w:tr>
-        <w:tc>
-          <w:tcPr>
-            <w:tcW w:type="dxa" w:w="4791"/>
-          </w:tcPr>
-          <w:p>
-            <w:pPr>
-              <w:spacing w:after="80"/>
-            </w:pPr>
-            <w:r>
-              <w:rPr>
-                <w:sz w:val="20"/>
-              </w:rPr>
-              <w:t>HEX, основание 16</w:t>
-            </w:r>
-          </w:p>
-        </w:tc>
-        <w:tc>
-          <w:tcPr>
-            <w:tcW w:type="dxa" w:w="4791"/>
-          </w:tcPr>
-          <w:p>
-            <w:pPr>
-              <w:spacing w:after="80"/>
-            </w:pPr>
-            <w:r>
-              <w:rPr>
-                <w:sz w:val="20"/>
-              </w:rPr>
-              <w:t>Да в первом диалоге.</w:t>
-            </w:r>
-          </w:p>
-        </w:tc>
-      </w:tr>
-      <w:tr>
-        <w:tc>
-          <w:tcPr>
-            <w:tcW w:type="dxa" w:w="4791"/>
-          </w:tcPr>
-          <w:p>
-            <w:pPr>
-              <w:spacing w:after="80"/>
-            </w:pPr>
-            <w:r>
-              <w:rPr>
-                <w:sz w:val="20"/>
-              </w:rPr>
-              <w:t>DEC, основание 10</w:t>
-            </w:r>
-          </w:p>
-        </w:tc>
-        <w:tc>
-          <w:tcPr>
-            <w:tcW w:type="dxa" w:w="4791"/>
-          </w:tcPr>
-          <w:p>
-            <w:pPr>
-              <w:spacing w:after="80"/>
-            </w:pPr>
-            <w:r>
-              <w:rPr>
-                <w:sz w:val="20"/>
-              </w:rPr>
-              <w:t>Нет → Да.</w:t>
-            </w:r>
-          </w:p>
-        </w:tc>
-      </w:tr>
-      <w:tr>
-        <w:tc>
-          <w:tcPr>
-            <w:tcW w:type="dxa" w:w="4791"/>
-          </w:tcPr>
-          <w:p>
-            <w:pPr>
-              <w:spacing w:after="80"/>
-            </w:pPr>
-            <w:r>
-              <w:rPr>
-                <w:sz w:val="20"/>
-              </w:rPr>
-              <w:t>OCT, основание 8</w:t>
-            </w:r>
-          </w:p>
-        </w:tc>
-        <w:tc>
-          <w:tcPr>
-            <w:tcW w:type="dxa" w:w="4791"/>
-          </w:tcPr>
-          <w:p>
-            <w:pPr>
-              <w:spacing w:after="80"/>
-            </w:pPr>
-            <w:r>
-              <w:rPr>
-                <w:sz w:val="20"/>
-              </w:rPr>
-              <w:t>Нет → Нет → Да.</w:t>
-            </w:r>
-          </w:p>
-        </w:tc>
-      </w:tr>
-      <w:tr>
-        <w:tc>
-          <w:tcPr>
-            <w:tcW w:type="dxa" w:w="4791"/>
-          </w:tcPr>
-          <w:p>
-            <w:pPr>
-              <w:spacing w:after="80"/>
-            </w:pPr>
-            <w:r>
-              <w:rPr>
-                <w:sz w:val="20"/>
-              </w:rPr>
-              <w:t>BIN, основание 2</w:t>
-            </w:r>
-          </w:p>
-        </w:tc>
-        <w:tc>
-          <w:tcPr>
-            <w:tcW w:type="dxa" w:w="4791"/>
-          </w:tcPr>
-          <w:p>
-            <w:pPr>
-              <w:spacing w:after="80"/>
-            </w:pPr>
-            <w:r>
-              <w:rPr>
-                <w:sz w:val="20"/>
-              </w:rPr>
-              <w:t>Нет → Нет → Нет.</w:t>
-            </w:r>
-          </w:p>
-        </w:tc>
-      </w:tr>
-    </w:tbl>
-    <w:p/>
-    <w:p>
-      <w:pPr/>
-      <w:r>
-        <w:t>Popup вызывается с типом 3 + 32: 3 означает набор «Да/Нет/Отмена», 32 — значок вопроса. Возвращаемые коды: 6 — Да, 7 — Нет, 2 — Отмена. Тайм-аут 0 означает ожидание без ограничения времени. При отмене WScript.Quit(0) выполняется до создания нового выходного файла; старый text2.txt может остаться от предыдущего запуска.</w:t>
-      </w:r>
-    </w:p>
-    <w:p>
-      <w:pPr>
-        <w:pStyle w:val="Heading2"/>
-      </w:pPr>
-      <w:r>
-        <w:t>7.3. Файловые операции и временные файлы</w:t>
-      </w:r>
-    </w:p>
-    <w:tbl>
-      <w:tblPr>
-        <w:tblStyle w:val="LightShading-Accent1"/>
-        <w:tblW w:type="auto" w:w="0"/>
-        <w:tblLook w:firstColumn="1" w:firstRow="1" w:lastColumn="0" w:lastRow="0" w:noHBand="0" w:noVBand="1" w:val="04A0"/>
-      </w:tblPr>
-      <w:tblGrid>
-        <w:gridCol w:w="4791"/>
-        <w:gridCol w:w="4791"/>
-      </w:tblGrid>
-      <w:tr>
-        <w:trPr>
-          <w:tblHeader/>
-        </w:trPr>
-        <w:tc>
-          <w:tcPr>
-            <w:tcW w:type="dxa" w:w="4791"/>
-          </w:tcPr>
-          <w:p>
-            <w:pPr>
-              <w:spacing w:after="80"/>
-            </w:pPr>
-            <w:r>
-              <w:rPr>
-                <w:sz w:val="20"/>
-              </w:rPr>
-              <w:t>Фрагмент</w:t>
-            </w:r>
-          </w:p>
-        </w:tc>
-        <w:tc>
-          <w:tcPr>
-            <w:tcW w:type="dxa" w:w="4791"/>
-          </w:tcPr>
-          <w:p>
-            <w:pPr>
-              <w:spacing w:after="80"/>
-            </w:pPr>
-            <w:r>
-              <w:rPr>
-                <w:sz w:val="20"/>
-              </w:rPr>
-              <w:t>Объяснение</w:t>
-            </w:r>
-          </w:p>
-        </w:tc>
-      </w:tr>
-      <w:tr>
-        <w:tc>
-          <w:tcPr>
-            <w:tcW w:type="dxa" w:w="4791"/>
-          </w:tcPr>
-          <w:p>
-            <w:pPr>
-              <w:spacing w:after="80"/>
-            </w:pPr>
-            <w:r>
-              <w:rPr>
-                <w:sz w:val="20"/>
-              </w:rPr>
-              <w:t>new ActiveXObject("Scripting.FileSystemObject")</w:t>
-            </w:r>
-          </w:p>
-        </w:tc>
-        <w:tc>
-          <w:tcPr>
-            <w:tcW w:type="dxa" w:w="4791"/>
-          </w:tcPr>
-          <w:p>
-            <w:pPr>
-              <w:spacing w:after="80"/>
-            </w:pPr>
-            <w:r>
-              <w:rPr>
-                <w:sz w:val="20"/>
-              </w:rPr>
-              <w:t>Создаёт объект доступа к файловой системе.</w:t>
-            </w:r>
-          </w:p>
-        </w:tc>
-      </w:tr>
-      <w:tr>
-        <w:tc>
-          <w:tcPr>
-            <w:tcW w:type="dxa" w:w="4791"/>
-          </w:tcPr>
-          <w:p>
-            <w:pPr>
-              <w:spacing w:after="80"/>
-            </w:pPr>
-            <w:r>
-              <w:rPr>
-                <w:sz w:val="20"/>
-              </w:rPr>
-              <w:t>new ActiveXObject("WScript.Shell")</w:t>
-            </w:r>
-          </w:p>
-        </w:tc>
-        <w:tc>
-          <w:tcPr>
-            <w:tcW w:type="dxa" w:w="4791"/>
-          </w:tcPr>
-          <w:p>
-            <w:pPr>
-              <w:spacing w:after="80"/>
-            </w:pPr>
-            <w:r>
-              <w:rPr>
-                <w:sz w:val="20"/>
-              </w:rPr>
-              <w:t>Создаёт объект запуска процессов и диалогов.</w:t>
-            </w:r>
-          </w:p>
-        </w:tc>
-      </w:tr>
-      <w:tr>
-        <w:tc>
-          <w:tcPr>
-            <w:tcW w:type="dxa" w:w="4791"/>
-          </w:tcPr>
-          <w:p>
-            <w:pPr>
-              <w:spacing w:after="80"/>
-            </w:pPr>
-            <w:r>
-              <w:rPr>
-                <w:sz w:val="20"/>
-              </w:rPr>
-              <w:t>WScript.ScriptFullName</w:t>
-            </w:r>
-          </w:p>
-        </w:tc>
-        <w:tc>
-          <w:tcPr>
-            <w:tcW w:type="dxa" w:w="4791"/>
-          </w:tcPr>
-          <w:p>
-            <w:pPr>
-              <w:spacing w:after="80"/>
-            </w:pPr>
-            <w:r>
-              <w:rPr>
-                <w:sz w:val="20"/>
-              </w:rPr>
-              <w:t>Полный путь текущего сценария; позволяет искать вход рядом с .js, независимо от текущей папки cmd.</w:t>
-            </w:r>
-          </w:p>
-        </w:tc>
-      </w:tr>
-      <w:tr>
-        <w:tc>
-          <w:tcPr>
-            <w:tcW w:type="dxa" w:w="4791"/>
-          </w:tcPr>
-          <w:p>
-            <w:pPr>
-              <w:spacing w:after="80"/>
-            </w:pPr>
-            <w:r>
-              <w:rPr>
-                <w:sz w:val="20"/>
-              </w:rPr>
-              <w:t>GetParentFolderName(...)</w:t>
-            </w:r>
-          </w:p>
-        </w:tc>
-        <w:tc>
-          <w:tcPr>
-            <w:tcW w:type="dxa" w:w="4791"/>
-          </w:tcPr>
-          <w:p>
-            <w:pPr>
-              <w:spacing w:after="80"/>
-            </w:pPr>
-            <w:r>
-              <w:rPr>
-                <w:sz w:val="20"/>
-              </w:rPr>
-              <w:t>Из полного имени сценария получает его каталог.</w:t>
-            </w:r>
-          </w:p>
-        </w:tc>
-      </w:tr>
-      <w:tr>
-        <w:tc>
-          <w:tcPr>
-            <w:tcW w:type="dxa" w:w="4791"/>
-          </w:tcPr>
-          <w:p>
-            <w:pPr>
-              <w:spacing w:after="80"/>
-            </w:pPr>
-            <w:r>
-              <w:rPr>
-                <w:sz w:val="20"/>
-              </w:rPr>
-              <w:t>FileExists(input)</w:t>
-            </w:r>
-          </w:p>
-        </w:tc>
-        <w:tc>
-          <w:tcPr>
-            <w:tcW w:type="dxa" w:w="4791"/>
-          </w:tcPr>
-          <w:p>
-            <w:pPr>
-              <w:spacing w:after="80"/>
-            </w:pPr>
-            <w:r>
-              <w:rPr>
-                <w:sz w:val="20"/>
-              </w:rPr>
-              <w:t>Проверяет наличие входного файла.</w:t>
-            </w:r>
-          </w:p>
-        </w:tc>
-      </w:tr>
-      <w:tr>
-        <w:tc>
-          <w:tcPr>
-            <w:tcW w:type="dxa" w:w="4791"/>
-          </w:tcPr>
-          <w:p>
-            <w:pPr>
-              <w:spacing w:after="80"/>
-            </w:pPr>
-            <w:r>
-              <w:rPr>
-                <w:sz w:val="20"/>
-              </w:rPr>
-              <w:t>OpenTextFile(input, 1, false, 0)</w:t>
-            </w:r>
-          </w:p>
-        </w:tc>
-        <w:tc>
-          <w:tcPr>
-            <w:tcW w:type="dxa" w:w="4791"/>
-          </w:tcPr>
-          <w:p>
-            <w:pPr>
-              <w:spacing w:after="80"/>
-            </w:pPr>
-            <w:r>
-              <w:rPr>
-                <w:sz w:val="20"/>
-              </w:rPr>
-              <w:t>Открывает существующий вход для чтения, в режиме системной ANSI-кодировки. В ASCII-примерах различия кодировок не проявляются.</w:t>
-            </w:r>
-          </w:p>
-        </w:tc>
-      </w:tr>
-      <w:tr>
-        <w:tc>
-          <w:tcPr>
-            <w:tcW w:type="dxa" w:w="4791"/>
-          </w:tcPr>
-          <w:p>
-            <w:pPr>
-              <w:spacing w:after="80"/>
-            </w:pPr>
-            <w:r>
-              <w:rPr>
-                <w:sz w:val="20"/>
-              </w:rPr>
-              <w:t>reader.AtEndOfStream</w:t>
-            </w:r>
-          </w:p>
-        </w:tc>
-        <w:tc>
-          <w:tcPr>
-            <w:tcW w:type="dxa" w:w="4791"/>
-          </w:tcPr>
-          <w:p>
-            <w:pPr>
-              <w:spacing w:after="80"/>
-            </w:pPr>
-            <w:r>
-              <w:rPr>
-                <w:sz w:val="20"/>
-              </w:rPr>
-              <w:t>Показывает, достигнут ли конец файла.</w:t>
-            </w:r>
-          </w:p>
-        </w:tc>
-      </w:tr>
-      <w:tr>
-        <w:tc>
-          <w:tcPr>
-            <w:tcW w:type="dxa" w:w="4791"/>
-          </w:tcPr>
-          <w:p>
-            <w:pPr>
-              <w:spacing w:after="80"/>
-            </w:pPr>
-            <w:r>
-              <w:rPr>
-                <w:sz w:val="20"/>
-              </w:rPr>
-              <w:t>reader.ReadLine()</w:t>
-            </w:r>
-          </w:p>
-        </w:tc>
-        <w:tc>
-          <w:tcPr>
-            <w:tcW w:type="dxa" w:w="4791"/>
-          </w:tcPr>
-          <w:p>
-            <w:pPr>
-              <w:spacing w:after="80"/>
-            </w:pPr>
-            <w:r>
-              <w:rPr>
-                <w:sz w:val="20"/>
-              </w:rPr>
-              <w:t>Читает одну строку, без символов перевода строки.</w:t>
-            </w:r>
-          </w:p>
-        </w:tc>
-      </w:tr>
-      <w:tr>
-        <w:tc>
-          <w:tcPr>
-            <w:tcW w:type="dxa" w:w="4791"/>
-          </w:tcPr>
-          <w:p>
-            <w:pPr>
-              <w:spacing w:after="80"/>
-            </w:pPr>
-            <w:r>
-              <w:rPr>
-                <w:sz w:val="20"/>
-              </w:rPr>
-              <w:t>/^\s*$/.test(line)</w:t>
-            </w:r>
-          </w:p>
-        </w:tc>
-        <w:tc>
-          <w:tcPr>
-            <w:tcW w:type="dxa" w:w="4791"/>
-          </w:tcPr>
-          <w:p>
-            <w:pPr>
-              <w:spacing w:after="80"/>
-            </w:pPr>
-            <w:r>
-              <w:rPr>
-                <w:sz w:val="20"/>
-              </w:rPr>
-              <w:t>Определяет пустую строку или строку только из пробельных символов.</w:t>
-            </w:r>
-          </w:p>
-        </w:tc>
-      </w:tr>
-      <w:tr>
-        <w:tc>
-          <w:tcPr>
-            <w:tcW w:type="dxa" w:w="4791"/>
-          </w:tcPr>
-          <w:p>
-            <w:pPr>
-              <w:spacing w:after="80"/>
-            </w:pPr>
-            <w:r>
-              <w:rPr>
-                <w:sz w:val="20"/>
-              </w:rPr>
-              <w:t>CreateTextFile(output, true, true)</w:t>
-            </w:r>
-          </w:p>
-        </w:tc>
-        <w:tc>
-          <w:tcPr>
-            <w:tcW w:type="dxa" w:w="4791"/>
-          </w:tcPr>
-          <w:p>
-            <w:pPr>
-              <w:spacing w:after="80"/>
-            </w:pPr>
-            <w:r>
-              <w:rPr>
-                <w:sz w:val="20"/>
-              </w:rPr>
-              <w:t>Создаёт выход с перезаписью и Unicode-кодировкой UTF-16LE.</w:t>
-            </w:r>
-          </w:p>
-        </w:tc>
-      </w:tr>
-      <w:tr>
-        <w:tc>
-          <w:tcPr>
-            <w:tcW w:type="dxa" w:w="4791"/>
-          </w:tcPr>
-          <w:p>
-            <w:pPr>
-              <w:spacing w:after="80"/>
-            </w:pPr>
-            <w:r>
-              <w:rPr>
-                <w:sz w:val="20"/>
-              </w:rPr>
-              <w:t>WriteLine(...) / Close()</w:t>
-            </w:r>
-          </w:p>
-        </w:tc>
-        <w:tc>
-          <w:tcPr>
-            <w:tcW w:type="dxa" w:w="4791"/>
-          </w:tcPr>
-          <w:p>
-            <w:pPr>
-              <w:spacing w:after="80"/>
-            </w:pPr>
-            <w:r>
-              <w:rPr>
-                <w:sz w:val="20"/>
-              </w:rPr>
-              <w:t>Записывает строку с переводом строки / закрывает поток.</w:t>
-            </w:r>
-          </w:p>
-        </w:tc>
-      </w:tr>
-    </w:tbl>
-    <w:p/>
-    <w:p>
-      <w:pPr/>
-      <w:r>
-        <w:t>bridge создаёт в системном временном каталоге два имени через GetTempName: запрос и ответ. GetSpecialFolder(2) обозначает временный каталог. Запрос содержит режим, левый операнд, операцию и правый операнд на отдельных строках. Функция quote заключает пути в двойные кавычки для корректной работы с пробелами. После выполнения запрос и прочитанный ответ удаляются через DeleteFile.</w:t>
+        <w:t>Рисунок 10 — Второй диалог выбора основания.</w:t>
       </w:r>
     </w:p>
     <w:p>
       <w:pPr/>
       <w:r>
-        <w:t>Пример запроса для 9 × 6: binary, 9, *, 6. Успешный ответ: первая строка OK, вторая — 54. При ошибке вместо числа поступает ERROR с пояснением; сценарий не должен выдавать заранее заданный ответ.</w:t>
-      </w:r>
-    </w:p>
-    <w:p>
-      <w:pPr>
-        <w:pStyle w:val="Heading2"/>
-      </w:pPr>
-      <w:r>
-        <w:t>7.4. Запуск PowerShell-моста</w:t>
-      </w:r>
-    </w:p>
-    <w:p>
-      <w:pPr>
-        <w:pStyle w:val="CodeLab"/>
-      </w:pPr>
-      <w:r>
-        <w:t>powershell.exe -NoLogo -NoProfile -STA -ExecutionPolicy Bypass -File "...\calculator.ps1" -Request "..." -Response "..."</w:t>
-      </w:r>
-    </w:p>
-    <w:p/>
-    <w:tbl>
-      <w:tblPr>
-        <w:tblStyle w:val="LightShading-Accent1"/>
-        <w:tblW w:type="auto" w:w="0"/>
-        <w:tblLook w:firstColumn="1" w:firstRow="1" w:lastColumn="0" w:lastRow="0" w:noHBand="0" w:noVBand="1" w:val="04A0"/>
-      </w:tblPr>
-      <w:tblGrid>
-        <w:gridCol w:w="4791"/>
-        <w:gridCol w:w="4791"/>
-      </w:tblGrid>
-      <w:tr>
-        <w:trPr>
-          <w:tblHeader/>
-        </w:trPr>
-        <w:tc>
-          <w:tcPr>
-            <w:tcW w:type="dxa" w:w="4791"/>
-          </w:tcPr>
-          <w:p>
-            <w:pPr>
-              <w:spacing w:after="80"/>
-            </w:pPr>
-            <w:r>
-              <w:rPr>
-                <w:sz w:val="20"/>
-              </w:rPr>
-              <w:t>Параметр</w:t>
-            </w:r>
-          </w:p>
-        </w:tc>
-        <w:tc>
-          <w:tcPr>
-            <w:tcW w:type="dxa" w:w="4791"/>
-          </w:tcPr>
-          <w:p>
-            <w:pPr>
-              <w:spacing w:after="80"/>
-            </w:pPr>
-            <w:r>
-              <w:rPr>
-                <w:sz w:val="20"/>
-              </w:rPr>
-              <w:t>Назначение</w:t>
-            </w:r>
-          </w:p>
-        </w:tc>
-      </w:tr>
-      <w:tr>
-        <w:tc>
-          <w:tcPr>
-            <w:tcW w:type="dxa" w:w="4791"/>
-          </w:tcPr>
-          <w:p>
-            <w:pPr>
-              <w:spacing w:after="80"/>
-            </w:pPr>
-            <w:r>
-              <w:rPr>
-                <w:sz w:val="20"/>
-              </w:rPr>
-              <w:t>-NoLogo</w:t>
-            </w:r>
-          </w:p>
-        </w:tc>
-        <w:tc>
-          <w:tcPr>
-            <w:tcW w:type="dxa" w:w="4791"/>
-          </w:tcPr>
-          <w:p>
-            <w:pPr>
-              <w:spacing w:after="80"/>
-            </w:pPr>
-            <w:r>
-              <w:rPr>
-                <w:sz w:val="20"/>
-              </w:rPr>
-              <w:t>Не выводить приветственный баннер PowerShell.</w:t>
-            </w:r>
-          </w:p>
-        </w:tc>
-      </w:tr>
-      <w:tr>
-        <w:tc>
-          <w:tcPr>
-            <w:tcW w:type="dxa" w:w="4791"/>
-          </w:tcPr>
-          <w:p>
-            <w:pPr>
-              <w:spacing w:after="80"/>
-            </w:pPr>
-            <w:r>
-              <w:rPr>
-                <w:sz w:val="20"/>
-              </w:rPr>
-              <w:t>-NoProfile</w:t>
-            </w:r>
-          </w:p>
-        </w:tc>
-        <w:tc>
-          <w:tcPr>
-            <w:tcW w:type="dxa" w:w="4791"/>
-          </w:tcPr>
-          <w:p>
-            <w:pPr>
-              <w:spacing w:after="80"/>
-            </w:pPr>
-            <w:r>
-              <w:rPr>
-                <w:sz w:val="20"/>
-              </w:rPr>
-              <w:t>Не загружать пользовательские профили, чтобы они не влияли на выполнение.</w:t>
-            </w:r>
-          </w:p>
-        </w:tc>
-      </w:tr>
-      <w:tr>
-        <w:tc>
-          <w:tcPr>
-            <w:tcW w:type="dxa" w:w="4791"/>
-          </w:tcPr>
-          <w:p>
-            <w:pPr>
-              <w:spacing w:after="80"/>
-            </w:pPr>
-            <w:r>
-              <w:rPr>
-                <w:sz w:val="20"/>
-              </w:rPr>
-              <w:t>-STA</w:t>
-            </w:r>
-          </w:p>
-        </w:tc>
-        <w:tc>
-          <w:tcPr>
-            <w:tcW w:type="dxa" w:w="4791"/>
-          </w:tcPr>
-          <w:p>
-            <w:pPr>
-              <w:spacing w:after="80"/>
-            </w:pPr>
-            <w:r>
-              <w:rPr>
-                <w:sz w:val="20"/>
-              </w:rPr>
-              <w:t>Выполнить в однопоточном COM-apartment, используемом интерфейсом буфера обмена. Это не означает запуск всего Windows в один поток.</w:t>
-            </w:r>
-          </w:p>
-        </w:tc>
-      </w:tr>
-      <w:tr>
-        <w:tc>
-          <w:tcPr>
-            <w:tcW w:type="dxa" w:w="4791"/>
-          </w:tcPr>
-          <w:p>
-            <w:pPr>
-              <w:spacing w:after="80"/>
-            </w:pPr>
-            <w:r>
-              <w:rPr>
-                <w:sz w:val="20"/>
-              </w:rPr>
-              <w:t>-ExecutionPolicy Bypass</w:t>
-            </w:r>
-          </w:p>
-        </w:tc>
-        <w:tc>
-          <w:tcPr>
-            <w:tcW w:type="dxa" w:w="4791"/>
-          </w:tcPr>
-          <w:p>
-            <w:pPr>
-              <w:spacing w:after="80"/>
-            </w:pPr>
-            <w:r>
-              <w:rPr>
-                <w:sz w:val="20"/>
-              </w:rPr>
-              <w:t>Задать политику для этого процесса без постоянной смены системных настроек. Не отменяет AppLocker, WDAC и групповые запреты.</w:t>
-            </w:r>
-          </w:p>
-        </w:tc>
-      </w:tr>
-      <w:tr>
-        <w:tc>
-          <w:tcPr>
-            <w:tcW w:type="dxa" w:w="4791"/>
-          </w:tcPr>
-          <w:p>
-            <w:pPr>
-              <w:spacing w:after="80"/>
-            </w:pPr>
-            <w:r>
-              <w:rPr>
-                <w:sz w:val="20"/>
-              </w:rPr>
-              <w:t>-File</w:t>
-            </w:r>
-          </w:p>
-        </w:tc>
-        <w:tc>
-          <w:tcPr>
-            <w:tcW w:type="dxa" w:w="4791"/>
-          </w:tcPr>
-          <w:p>
-            <w:pPr>
-              <w:spacing w:after="80"/>
-            </w:pPr>
-            <w:r>
-              <w:rPr>
-                <w:sz w:val="20"/>
-              </w:rPr>
-              <w:t>Указывает исполняемый файл PowerShell.</w:t>
-            </w:r>
-          </w:p>
-        </w:tc>
-      </w:tr>
-      <w:tr>
-        <w:tc>
-          <w:tcPr>
-            <w:tcW w:type="dxa" w:w="4791"/>
-          </w:tcPr>
-          <w:p>
-            <w:pPr>
-              <w:spacing w:after="80"/>
-            </w:pPr>
-            <w:r>
-              <w:rPr>
-                <w:sz w:val="20"/>
-              </w:rPr>
-              <w:t>-Request / -Response</w:t>
-            </w:r>
-          </w:p>
-        </w:tc>
-        <w:tc>
-          <w:tcPr>
-            <w:tcW w:type="dxa" w:w="4791"/>
-          </w:tcPr>
-          <w:p>
-            <w:pPr>
-              <w:spacing w:after="80"/>
-            </w:pPr>
-            <w:r>
-              <w:rPr>
-                <w:sz w:val="20"/>
-              </w:rPr>
-              <w:t>Именованные параметры нашего calculator.ps1, пути к файлам обмена.</w:t>
-            </w:r>
-          </w:p>
-        </w:tc>
-      </w:tr>
-      <w:tr>
-        <w:tc>
-          <w:tcPr>
-            <w:tcW w:type="dxa" w:w="4791"/>
-          </w:tcPr>
-          <w:p>
-            <w:pPr>
-              <w:spacing w:after="80"/>
-            </w:pPr>
-            <w:r>
-              <w:rPr>
-                <w:sz w:val="20"/>
-              </w:rPr>
-              <w:t>shell.Run(command, 0, true)</w:t>
-            </w:r>
-          </w:p>
-        </w:tc>
-        <w:tc>
-          <w:tcPr>
-            <w:tcW w:type="dxa" w:w="4791"/>
-          </w:tcPr>
-          <w:p>
-            <w:pPr>
-              <w:spacing w:after="80"/>
-            </w:pPr>
-            <w:r>
-              <w:rPr>
-                <w:sz w:val="20"/>
-              </w:rPr>
-              <w:t>Запустить мост со скрытым окном и дождаться завершения; получить код выхода.</w:t>
-            </w:r>
-          </w:p>
-        </w:tc>
-      </w:tr>
-    </w:tbl>
-    <w:p/>
-    <w:p>
-      <w:pPr/>
-      <w:r>
-        <w:t>Поздняя версия моста ищет процессы CalculatorApp, Calculator, calc, win32calc, активирует окно и вводит операнды. Для чтения результата пробует UI Automation по известным идентификаторам дисплея, затем Ctrl+C через WScript.Shell. Идентификаторы зависят от реализации интерфейса; наличие этого кода само по себе не гарантирует совместимость. Исходный Word-документ не содержит листинга calculator.ps1, поэтому точную его версию на момент каждого скриншота установить по документу нельзя.</w:t>
-      </w:r>
-    </w:p>
-    <w:p>
-      <w:pPr>
-        <w:pStyle w:val="Heading2"/>
-      </w:pPr>
-      <w:r>
-        <w:t>7.5. Разбор записи чисел</w:t>
+        <w:t>Popup показывает вопрос и возвращает код кнопки: 6 — «Да», 7 — «Нет», 2 — «Отмена». Для HEX выбирается «Да»; для DEC — «Нет → Да»; для OCT — «Нет → Нет → Да»; для BIN — «Нет → Нет → Нет». Параметр 3 + 32 задаёт кнопки «Да/Нет/Отмена» и значок вопроса.</w:t>
       </w:r>
     </w:p>
     <w:p>
       <w:pPr/>
       <w:r>
-        <w:t>Префиксы: 0x или 0X — основание 16, @ — основание 2, ведущий 0 перед другой цифрой — основание 8, без префикса — основание 10. Запись 0.5 считается десятичной, потому что после первого нуля стоит точка; 010.4 считается восьмеричной. Цифры проверяются: например, 08 и @102 недопустимы.</w:t>
+        <w:t>Входные префиксы: 0x — шестнадцатеричное число, @ — двоичное, ведущий 0 перед другой цифрой — восьмеричное, без префикса — десятичное. Поэтому 010 равно восьми, а 0.5 считается десятичной дробью. Точка отделяет дробную часть.</w:t>
       </w:r>
     </w:p>
     <w:p>
       <w:pPr/>
       <w:r>
-        <w:t>Число переводится во внутреннее десятичное значение по позиционной формуле. Для целой части используется n = n × base + digit; для дробной — сумма digit/base^k. Пример 0x1.A = 1 + 10/16 = 1.625; 0x2.8 = 2 + 8/16 = 2.5; сумма 4.125. Дробный разделитель входа всегда точка, независимо от региональных настроек.</w:t>
+        <w:t>GetParentFolderName(WScript.ScriptFullName) определяет папку сценария. FileExists проверяет наличие входа. OpenTextFile открывает его для чтения, ReadLine читает строку, AtEndOfStream показывает конец файла. CreateTextFile(output, true, true) создаёт или перезаписывает Unicode-файл. WriteLine записывает строку, Close закрывает поток.</w:t>
       </w:r>
     </w:p>
     <w:p>
       <w:pPr/>
       <w:r>
-        <w:t>parseInt(c, 16) в number() используется для получения значения одной цифры 0…F; затем её значение сравнивается с выбранным основанием. Это предотвращает частичное принятие недопустимого числа. Переменная prefix в данном листинге не участвует в возвращаемом значении; фактически для результата number() нужны base и value.</w:t>
-      </w:r>
-    </w:p>
-    <w:p>
-      <w:pPr>
-        <w:pStyle w:val="Heading2"/>
-      </w:pPr>
-      <w:r>
-        <w:t>7.6. Парсер и приоритет операций</w:t>
+        <w:t>Функция parse строит дерево выражения. number распознаёт число и проверяет цифры, atom обрабатывает скобки и унарные знаки, term — умножение и деление, expr — сложение и вычитание. Поэтому 2+3*4 даёт 14, а (2+3)*4 — 20.</w:t>
       </w:r>
     </w:p>
     <w:p>
       <w:pPr/>
       <w:r>
-        <w:t>parse хранит позицию pos и пропускает пробелы через ws. atom обрабатывает число, унарный знак и выражение в скобках. term объединяет атомы операциями * и /. expr объединяет термы операциями + и −. Вложенный вызов expr при встрече скобок обеспечивает отдельный разбор подвыражения.</w:t>
+        <w:t>Функция evaluate обходит дерево и вызывает bridge для бинарных операций. bridge создаёт временный файл запроса, запускает calculator.ps1 и читает ответ. PowerShell управляет Калькулятором и получает число с дисплея или через буфер обмена — в зависимости от версии моста. JScript определяет порядок операций и переводит основания, а Калькулятор выполняет арифметику.</w:t>
       </w:r>
     </w:p>
     <w:p>
       <w:pPr/>
       <w:r>
-        <w:t>Для 2+3*4 строится узел + с левым ребёнком 2 и правым ребёнком — узлом *(3,4). Поэтому сначала вычисляется 12, затем 14. Для (2+3)*4 корнем становится *, сначала получается 5, затем 20. Циклы в term и expr обеспечивают левую ассоциативность: 8/4/2 = (8/4)/2 = 1, а не 4.</w:t>
+        <w:t>PowerShell запускается с -NoProfile без пользовательского профиля, -STA для используемого COM-окружения и -File с путём к скрипту. -Request и -Response — пути к файлам обмена. -ExecutionPolicy Bypass задаётся только для дочернего процесса и не меняет постоянную политику системы. shell.Run(..., 0, true) скрывает окно моста и ждёт завершения.</w:t>
       </w:r>
     </w:p>
     <w:p>
       <w:pPr/>
       <w:r>
-        <w:t>Дерево хранит объекты kind: number, unary или binary. evaluate рекурсивно получает значения детей. Для binary он вызывает переданный callback calculator(a, op, b), а callback — bridge. Для unary знак применяется в JScript; это не отдельное нажатие операции в Калькуляторе. Если бинарных вызовов не было, identity передаёт итоговое число в приложение для чтения.</w:t>
+        <w:t>Функция format переводит число в выбранное основание. Целая часть преобразуется toString(base), дробная — последовательным умножением на основание. Вывод ограничен 12 дробными цифрами; [truncated] означает усечение остатка. Number использует double, поэтому произвольная точность не гарантируется.</w:t>
       </w:r>
     </w:p>
     <w:p>
       <w:pPr/>
       <w:r>
-        <w:t>Входные выражения не исполняются как программный код. В этой версии JScript парсер включён непосредственно в script3.js, поэтому eval для загрузки отдельного файла тоже не требуется. Строка module.exports относится к возможности тестирования ядра в Node.js; в WSH API помещается в root.LabEngine.</w:t>
-      </w:r>
-    </w:p>
-    <w:p>
-      <w:pPr>
-        <w:pStyle w:val="Heading2"/>
-      </w:pPr>
-      <w:r>
-        <w:t>7.7. Форматирование и ограничения точности</w:t>
+        <w:t>Заголовок Output base относится к результатам справа от знака равенства. Префиксы слева относятся к исходным числам. Например, при основании 16 запись 9*6 = 36 верна: 54₁₀ = 36₁₆.</w:t>
       </w:r>
     </w:p>
     <w:p>
       <w:pPr/>
       <w:r>
-        <w:t>format делит число на целую и дробную части. Целая часть преобразуется whole.toString(base), буквы A…F переводятся в верхний регистр. Дробная часть многократно умножается на основание; её целая часть даёт очередную цифру. После 12 цифр процесс останавливается, при ненулевом остатке добавляется [truncated]. Это усечение, а не округление до ближайшего.</w:t>
-      </w:r>
-    </w:p>
-    <w:p>
-      <w:pPr/>
-      <w:r>
-        <w:t>Функция format сначала добавляет префикс результата, но строка записи через replace удаляет его, чтобы получить формат как в образце: например, 176 вместо 0x176. Заголовок Output base: 16 сообщает, в каком основании читать эти числа. Префиксы внутри исходного выражения слева сохраняются. Таким образом, основания входа и выхода — разные настройки.</w:t>
-      </w:r>
-    </w:p>
-    <w:p>
-      <w:pPr/>
-      <w:r>
-        <w:t>Внутренние Number в JScript — IEEE-754 double. Для безопасных целых проверяется модуль не больше 9007199254740991; дроби могут иметь погрешности двоичного представления. Длина входного выражения ограничена 2000 символами, глубина atom — 64, число его вызовов — 500. Нельзя описывать эту реализацию как вычисления с произвольной точностью.</w:t>
-      </w:r>
-    </w:p>
-    <w:p>
-      <w:pPr>
-        <w:pStyle w:val="Heading2"/>
-      </w:pPr>
-      <w:r>
-        <w:t>7.8. Ошибки и коды завершения</w:t>
-      </w:r>
-    </w:p>
-    <w:p>
-      <w:pPr/>
-      <w:r>
-        <w:t>Ошибки строки перехватываются try/catch: записывается Line N: выражение -&gt; ERROR: сообщение, затем программа продолжает следующие строки. Поэтому наличие text2.txt ещё не означает успех. Проверяются содержимое строк и число errors в финальном сообщении. При наличии хотя бы одной ошибки выполняется Quit(1), иначе Quit(0).</w:t>
-      </w:r>
-    </w:p>
-    <w:p>
-      <w:pPr/>
-      <w:r>
-        <w:t>Примеры причин: недопустимая цифра; незакрытая скобка; лишний символ; деление на ноль; отсутствие calculator.ps1; отказ активации окна; отсутствие результата в буфере обмена. Если получено Calculator did not copy a result to the clipboard, это ошибка обмена с приложением, а не доказательство неверной записи выражения.</w:t>
-      </w:r>
-    </w:p>
-    <w:p>
-      <w:pPr>
-        <w:pStyle w:val="Heading2"/>
-      </w:pPr>
-      <w:r>
-        <w:t>7.9. Подтверждённые результаты на снимках</w:t>
+        <w:t>Ошибки обрабатываются через try/catch. Неверная строка получает отметку ERROR с номером, остальные продолжают обрабатываться. Код завершения 0 означает отсутствие ошибок, 1 — наличие хотя бы одной. Ошибка буфера обмена относится к получению ответа из приложения, а не к синтаксису примера.</w:t>
       </w:r>
     </w:p>
     <w:p>
@@ -3360,7 +730,7 @@
         <w:drawing>
           <wp:inline xmlns:a="http://schemas.openxmlformats.org/drawingml/2006/main" xmlns:pic="http://schemas.openxmlformats.org/drawingml/2006/picture">
             <wp:extent cx="5976000" cy="3699058"/>
-            <wp:docPr id="7" name="Picture 7"/>
+            <wp:docPr id="11" name="Picture 11"/>
             <wp:cNvGraphicFramePr>
               <a:graphicFrameLocks noChangeAspect="1"/>
             </wp:cNvGraphicFramePr>
@@ -3372,7 +742,7 @@
                     <pic:cNvPicPr/>
                   </pic:nvPicPr>
                   <pic:blipFill>
-                    <a:blip r:embed="rId17"/>
+                    <a:blip r:embed="rId21"/>
                     <a:stretch>
                       <a:fillRect/>
                     </a:stretch>
@@ -3396,375 +766,15 @@
         <w:pStyle w:val="Caption"/>
       </w:pPr>
       <w:r>
-        <w:t>Рисунок 7 — Десятичный вывод шести исходных примеров. Все показанные числа совпадают с контрольными.</w:t>
+        <w:t>Рисунок 11 — Десятичный вывод шести выражений.</w:t>
       </w:r>
     </w:p>
-    <w:tbl>
-      <w:tblPr>
-        <w:tblStyle w:val="LightShading-Accent1"/>
-        <w:tblW w:type="auto" w:w="0"/>
-        <w:tblLook w:firstColumn="1" w:firstRow="1" w:lastColumn="0" w:lastRow="0" w:noHBand="0" w:noVBand="1" w:val="04A0"/>
-      </w:tblPr>
-      <w:tblGrid>
-        <w:gridCol w:w="3194"/>
-        <w:gridCol w:w="3194"/>
-        <w:gridCol w:w="3194"/>
-      </w:tblGrid>
-      <w:tr>
-        <w:trPr>
-          <w:tblHeader/>
-        </w:trPr>
-        <w:tc>
-          <w:tcPr>
-            <w:tcW w:type="dxa" w:w="3194"/>
-          </w:tcPr>
-          <w:p>
-            <w:pPr>
-              <w:spacing w:after="80"/>
-            </w:pPr>
-            <w:r>
-              <w:rPr>
-                <w:sz w:val="20"/>
-              </w:rPr>
-              <w:t>Выражение</w:t>
-            </w:r>
-          </w:p>
-        </w:tc>
-        <w:tc>
-          <w:tcPr>
-            <w:tcW w:type="dxa" w:w="3194"/>
-          </w:tcPr>
-          <w:p>
-            <w:pPr>
-              <w:spacing w:after="80"/>
-            </w:pPr>
-            <w:r>
-              <w:rPr>
-                <w:sz w:val="20"/>
-              </w:rPr>
-              <w:t>DEC-результат</w:t>
-            </w:r>
-          </w:p>
-        </w:tc>
-        <w:tc>
-          <w:tcPr>
-            <w:tcW w:type="dxa" w:w="3194"/>
-          </w:tcPr>
-          <w:p>
-            <w:pPr>
-              <w:spacing w:after="80"/>
-            </w:pPr>
-            <w:r>
-              <w:rPr>
-                <w:sz w:val="20"/>
-              </w:rPr>
-              <w:t>Проверка</w:t>
-            </w:r>
-          </w:p>
-        </w:tc>
-      </w:tr>
-      <w:tr>
-        <w:tc>
-          <w:tcPr>
-            <w:tcW w:type="dxa" w:w="3194"/>
-          </w:tcPr>
-          <w:p>
-            <w:pPr>
-              <w:spacing w:after="80"/>
-            </w:pPr>
-            <w:r>
-              <w:rPr>
-                <w:sz w:val="20"/>
-              </w:rPr>
-              <w:t>9*6</w:t>
-            </w:r>
-          </w:p>
-        </w:tc>
-        <w:tc>
-          <w:tcPr>
-            <w:tcW w:type="dxa" w:w="3194"/>
-          </w:tcPr>
-          <w:p>
-            <w:pPr>
-              <w:spacing w:after="80"/>
-            </w:pPr>
-            <w:r>
-              <w:rPr>
-                <w:sz w:val="20"/>
-              </w:rPr>
-              <w:t>54</w:t>
-            </w:r>
-          </w:p>
-        </w:tc>
-        <w:tc>
-          <w:tcPr>
-            <w:tcW w:type="dxa" w:w="3194"/>
-          </w:tcPr>
-          <w:p>
-            <w:pPr>
-              <w:spacing w:after="80"/>
-            </w:pPr>
-            <w:r>
-              <w:rPr>
-                <w:sz w:val="20"/>
-              </w:rPr>
-              <w:t>Обычное умножение.</w:t>
-            </w:r>
-          </w:p>
-        </w:tc>
-      </w:tr>
-      <w:tr>
-        <w:tc>
-          <w:tcPr>
-            <w:tcW w:type="dxa" w:w="3194"/>
-          </w:tcPr>
-          <w:p>
-            <w:pPr>
-              <w:spacing w:after="80"/>
-            </w:pPr>
-            <w:r>
-              <w:rPr>
-                <w:sz w:val="20"/>
-              </w:rPr>
-              <w:t>0xF7+0x7F</w:t>
-            </w:r>
-          </w:p>
-        </w:tc>
-        <w:tc>
-          <w:tcPr>
-            <w:tcW w:type="dxa" w:w="3194"/>
-          </w:tcPr>
-          <w:p>
-            <w:pPr>
-              <w:spacing w:after="80"/>
-            </w:pPr>
-            <w:r>
-              <w:rPr>
-                <w:sz w:val="20"/>
-              </w:rPr>
-              <w:t>374</w:t>
-            </w:r>
-          </w:p>
-        </w:tc>
-        <w:tc>
-          <w:tcPr>
-            <w:tcW w:type="dxa" w:w="3194"/>
-          </w:tcPr>
-          <w:p>
-            <w:pPr>
-              <w:spacing w:after="80"/>
-            </w:pPr>
-            <w:r>
-              <w:rPr>
-                <w:sz w:val="20"/>
-              </w:rPr>
-              <w:t>247 + 127.</w:t>
-            </w:r>
-          </w:p>
-        </w:tc>
-      </w:tr>
-      <w:tr>
-        <w:tc>
-          <w:tcPr>
-            <w:tcW w:type="dxa" w:w="3194"/>
-          </w:tcPr>
-          <w:p>
-            <w:pPr>
-              <w:spacing w:after="80"/>
-            </w:pPr>
-            <w:r>
-              <w:rPr>
-                <w:sz w:val="20"/>
-              </w:rPr>
-              <w:t>0x1A+2</w:t>
-            </w:r>
-          </w:p>
-        </w:tc>
-        <w:tc>
-          <w:tcPr>
-            <w:tcW w:type="dxa" w:w="3194"/>
-          </w:tcPr>
-          <w:p>
-            <w:pPr>
-              <w:spacing w:after="80"/>
-            </w:pPr>
-            <w:r>
-              <w:rPr>
-                <w:sz w:val="20"/>
-              </w:rPr>
-              <w:t>28</w:t>
-            </w:r>
-          </w:p>
-        </w:tc>
-        <w:tc>
-          <w:tcPr>
-            <w:tcW w:type="dxa" w:w="3194"/>
-          </w:tcPr>
-          <w:p>
-            <w:pPr>
-              <w:spacing w:after="80"/>
-            </w:pPr>
-            <w:r>
-              <w:rPr>
-                <w:sz w:val="20"/>
-              </w:rPr>
-              <w:t>26 + 2.</w:t>
-            </w:r>
-          </w:p>
-        </w:tc>
-      </w:tr>
-      <w:tr>
-        <w:tc>
-          <w:tcPr>
-            <w:tcW w:type="dxa" w:w="3194"/>
-          </w:tcPr>
-          <w:p>
-            <w:pPr>
-              <w:spacing w:after="80"/>
-            </w:pPr>
-            <w:r>
-              <w:rPr>
-                <w:sz w:val="20"/>
-              </w:rPr>
-              <w:t>@101+1</w:t>
-            </w:r>
-          </w:p>
-        </w:tc>
-        <w:tc>
-          <w:tcPr>
-            <w:tcW w:type="dxa" w:w="3194"/>
-          </w:tcPr>
-          <w:p>
-            <w:pPr>
-              <w:spacing w:after="80"/>
-            </w:pPr>
-            <w:r>
-              <w:rPr>
-                <w:sz w:val="20"/>
-              </w:rPr>
-              <w:t>6</w:t>
-            </w:r>
-          </w:p>
-        </w:tc>
-        <w:tc>
-          <w:tcPr>
-            <w:tcW w:type="dxa" w:w="3194"/>
-          </w:tcPr>
-          <w:p>
-            <w:pPr>
-              <w:spacing w:after="80"/>
-            </w:pPr>
-            <w:r>
-              <w:rPr>
-                <w:sz w:val="20"/>
-              </w:rPr>
-              <w:t>5 + 1.</w:t>
-            </w:r>
-          </w:p>
-        </w:tc>
-      </w:tr>
-      <w:tr>
-        <w:tc>
-          <w:tcPr>
-            <w:tcW w:type="dxa" w:w="3194"/>
-          </w:tcPr>
-          <w:p>
-            <w:pPr>
-              <w:spacing w:after="80"/>
-            </w:pPr>
-            <w:r>
-              <w:rPr>
-                <w:sz w:val="20"/>
-              </w:rPr>
-              <w:t>(2+3)*4</w:t>
-            </w:r>
-          </w:p>
-        </w:tc>
-        <w:tc>
-          <w:tcPr>
-            <w:tcW w:type="dxa" w:w="3194"/>
-          </w:tcPr>
-          <w:p>
-            <w:pPr>
-              <w:spacing w:after="80"/>
-            </w:pPr>
-            <w:r>
-              <w:rPr>
-                <w:sz w:val="20"/>
-              </w:rPr>
-              <w:t>20</w:t>
-            </w:r>
-          </w:p>
-        </w:tc>
-        <w:tc>
-          <w:tcPr>
-            <w:tcW w:type="dxa" w:w="3194"/>
-          </w:tcPr>
-          <w:p>
-            <w:pPr>
-              <w:spacing w:after="80"/>
-            </w:pPr>
-            <w:r>
-              <w:rPr>
-                <w:sz w:val="20"/>
-              </w:rPr>
-              <w:t>Скобки выполняются первыми.</w:t>
-            </w:r>
-          </w:p>
-        </w:tc>
-      </w:tr>
-      <w:tr>
-        <w:tc>
-          <w:tcPr>
-            <w:tcW w:type="dxa" w:w="3194"/>
-          </w:tcPr>
-          <w:p>
-            <w:pPr>
-              <w:spacing w:after="80"/>
-            </w:pPr>
-            <w:r>
-              <w:rPr>
-                <w:sz w:val="20"/>
-              </w:rPr>
-              <w:t>0x1.A+0x2.8</w:t>
-            </w:r>
-          </w:p>
-        </w:tc>
-        <w:tc>
-          <w:tcPr>
-            <w:tcW w:type="dxa" w:w="3194"/>
-          </w:tcPr>
-          <w:p>
-            <w:pPr>
-              <w:spacing w:after="80"/>
-            </w:pPr>
-            <w:r>
-              <w:rPr>
-                <w:sz w:val="20"/>
-              </w:rPr>
-              <w:t>4.125</w:t>
-            </w:r>
-          </w:p>
-        </w:tc>
-        <w:tc>
-          <w:tcPr>
-            <w:tcW w:type="dxa" w:w="3194"/>
-          </w:tcPr>
-          <w:p>
-            <w:pPr>
-              <w:spacing w:after="80"/>
-            </w:pPr>
-            <w:r>
-              <w:rPr>
-                <w:sz w:val="20"/>
-              </w:rPr>
-              <w:t>1.625 + 2.5.</w:t>
-            </w:r>
-          </w:p>
-        </w:tc>
-      </w:tr>
-    </w:tbl>
-    <w:p/>
+    <w:p>
+      <w:pPr/>
+      <w:r>
+        <w:t>На снимке получены 54, 374, 28, 6, 20 и 4.125. Значения совпадают с проверочными: например, 0x1.A = 1.625, 0x2.8 = 2.5, сумма 4.125.</w:t>
+      </w:r>
+    </w:p>
     <w:p>
       <w:pPr>
         <w:keepNext/>
@@ -3773,7 +783,7 @@
         <w:drawing>
           <wp:inline xmlns:a="http://schemas.openxmlformats.org/drawingml/2006/main" xmlns:pic="http://schemas.openxmlformats.org/drawingml/2006/picture">
             <wp:extent cx="5976000" cy="5322170"/>
-            <wp:docPr id="8" name="Picture 8"/>
+            <wp:docPr id="12" name="Picture 12"/>
             <wp:cNvGraphicFramePr>
               <a:graphicFrameLocks noChangeAspect="1"/>
             </wp:cNvGraphicFramePr>
@@ -3785,7 +795,7 @@
                     <pic:cNvPicPr/>
                   </pic:nvPicPr>
                   <pic:blipFill>
-                    <a:blip r:embed="rId18"/>
+                    <a:blip r:embed="rId22"/>
                     <a:stretch>
                       <a:fillRect/>
                     </a:stretch>
@@ -3809,485 +819,13 @@
         <w:pStyle w:val="Caption"/>
       </w:pPr>
       <w:r>
-        <w:t>Рисунок 8 — HEX-вывод восьми дополнительных примеров: 36, 176, A, C, E, 14, 4.4 и FF.</w:t>
-      </w:r>
-    </w:p>
-    <w:tbl>
-      <w:tblPr>
-        <w:tblStyle w:val="LightShading-Accent1"/>
-        <w:tblW w:type="auto" w:w="0"/>
-        <w:tblLook w:firstColumn="1" w:firstRow="1" w:lastColumn="0" w:lastRow="0" w:noHBand="0" w:noVBand="1" w:val="04A0"/>
-      </w:tblPr>
-      <w:tblGrid>
-        <w:gridCol w:w="3194"/>
-        <w:gridCol w:w="3194"/>
-        <w:gridCol w:w="3194"/>
-      </w:tblGrid>
-      <w:tr>
-        <w:trPr>
-          <w:tblHeader/>
-        </w:trPr>
-        <w:tc>
-          <w:tcPr>
-            <w:tcW w:type="dxa" w:w="3194"/>
-          </w:tcPr>
-          <w:p>
-            <w:pPr>
-              <w:spacing w:after="80"/>
-            </w:pPr>
-            <w:r>
-              <w:rPr>
-                <w:sz w:val="20"/>
-              </w:rPr>
-              <w:t>Пример на снимке</w:t>
-            </w:r>
-          </w:p>
-        </w:tc>
-        <w:tc>
-          <w:tcPr>
-            <w:tcW w:type="dxa" w:w="3194"/>
-          </w:tcPr>
-          <w:p>
-            <w:pPr>
-              <w:spacing w:after="80"/>
-            </w:pPr>
-            <w:r>
-              <w:rPr>
-                <w:sz w:val="20"/>
-              </w:rPr>
-              <w:t>Значение DEC</w:t>
-            </w:r>
-          </w:p>
-        </w:tc>
-        <w:tc>
-          <w:tcPr>
-            <w:tcW w:type="dxa" w:w="3194"/>
-          </w:tcPr>
-          <w:p>
-            <w:pPr>
-              <w:spacing w:after="80"/>
-            </w:pPr>
-            <w:r>
-              <w:rPr>
-                <w:sz w:val="20"/>
-              </w:rPr>
-              <w:t>Запись HEX</w:t>
-            </w:r>
-          </w:p>
-        </w:tc>
-      </w:tr>
-      <w:tr>
-        <w:tc>
-          <w:tcPr>
-            <w:tcW w:type="dxa" w:w="3194"/>
-          </w:tcPr>
-          <w:p>
-            <w:pPr>
-              <w:spacing w:after="80"/>
-            </w:pPr>
-            <w:r>
-              <w:rPr>
-                <w:sz w:val="20"/>
-              </w:rPr>
-              <w:t>9*6</w:t>
-            </w:r>
-          </w:p>
-        </w:tc>
-        <w:tc>
-          <w:tcPr>
-            <w:tcW w:type="dxa" w:w="3194"/>
-          </w:tcPr>
-          <w:p>
-            <w:pPr>
-              <w:spacing w:after="80"/>
-            </w:pPr>
-            <w:r>
-              <w:rPr>
-                <w:sz w:val="20"/>
-              </w:rPr>
-              <w:t>54</w:t>
-            </w:r>
-          </w:p>
-        </w:tc>
-        <w:tc>
-          <w:tcPr>
-            <w:tcW w:type="dxa" w:w="3194"/>
-          </w:tcPr>
-          <w:p>
-            <w:pPr>
-              <w:spacing w:after="80"/>
-            </w:pPr>
-            <w:r>
-              <w:rPr>
-                <w:sz w:val="20"/>
-              </w:rPr>
-              <w:t>36</w:t>
-            </w:r>
-          </w:p>
-        </w:tc>
-      </w:tr>
-      <w:tr>
-        <w:tc>
-          <w:tcPr>
-            <w:tcW w:type="dxa" w:w="3194"/>
-          </w:tcPr>
-          <w:p>
-            <w:pPr>
-              <w:spacing w:after="80"/>
-            </w:pPr>
-            <w:r>
-              <w:rPr>
-                <w:sz w:val="20"/>
-              </w:rPr>
-              <w:t>0xF7+0x7F</w:t>
-            </w:r>
-          </w:p>
-        </w:tc>
-        <w:tc>
-          <w:tcPr>
-            <w:tcW w:type="dxa" w:w="3194"/>
-          </w:tcPr>
-          <w:p>
-            <w:pPr>
-              <w:spacing w:after="80"/>
-            </w:pPr>
-            <w:r>
-              <w:rPr>
-                <w:sz w:val="20"/>
-              </w:rPr>
-              <w:t>374</w:t>
-            </w:r>
-          </w:p>
-        </w:tc>
-        <w:tc>
-          <w:tcPr>
-            <w:tcW w:type="dxa" w:w="3194"/>
-          </w:tcPr>
-          <w:p>
-            <w:pPr>
-              <w:spacing w:after="80"/>
-            </w:pPr>
-            <w:r>
-              <w:rPr>
-                <w:sz w:val="20"/>
-              </w:rPr>
-              <w:t>176</w:t>
-            </w:r>
-          </w:p>
-        </w:tc>
-      </w:tr>
-      <w:tr>
-        <w:tc>
-          <w:tcPr>
-            <w:tcW w:type="dxa" w:w="3194"/>
-          </w:tcPr>
-          <w:p>
-            <w:pPr>
-              <w:spacing w:after="80"/>
-            </w:pPr>
-            <w:r>
-              <w:rPr>
-                <w:sz w:val="20"/>
-              </w:rPr>
-              <w:t>010+@10</w:t>
-            </w:r>
-          </w:p>
-        </w:tc>
-        <w:tc>
-          <w:tcPr>
-            <w:tcW w:type="dxa" w:w="3194"/>
-          </w:tcPr>
-          <w:p>
-            <w:pPr>
-              <w:spacing w:after="80"/>
-            </w:pPr>
-            <w:r>
-              <w:rPr>
-                <w:sz w:val="20"/>
-              </w:rPr>
-              <w:t>8 + 2 = 10</w:t>
-            </w:r>
-          </w:p>
-        </w:tc>
-        <w:tc>
-          <w:tcPr>
-            <w:tcW w:type="dxa" w:w="3194"/>
-          </w:tcPr>
-          <w:p>
-            <w:pPr>
-              <w:spacing w:after="80"/>
-            </w:pPr>
-            <w:r>
-              <w:rPr>
-                <w:sz w:val="20"/>
-              </w:rPr>
-              <w:t>A</w:t>
-            </w:r>
-          </w:p>
-        </w:tc>
-      </w:tr>
-      <w:tr>
-        <w:tc>
-          <w:tcPr>
-            <w:tcW w:type="dxa" w:w="3194"/>
-          </w:tcPr>
-          <w:p>
-            <w:pPr>
-              <w:spacing w:after="80"/>
-            </w:pPr>
-            <w:r>
-              <w:rPr>
-                <w:sz w:val="20"/>
-              </w:rPr>
-              <w:t>0xA.8+@1.1</w:t>
-            </w:r>
-          </w:p>
-        </w:tc>
-        <w:tc>
-          <w:tcPr>
-            <w:tcW w:type="dxa" w:w="3194"/>
-          </w:tcPr>
-          <w:p>
-            <w:pPr>
-              <w:spacing w:after="80"/>
-            </w:pPr>
-            <w:r>
-              <w:rPr>
-                <w:sz w:val="20"/>
-              </w:rPr>
-              <w:t>10.5 + 1.5 = 12</w:t>
-            </w:r>
-          </w:p>
-        </w:tc>
-        <w:tc>
-          <w:tcPr>
-            <w:tcW w:type="dxa" w:w="3194"/>
-          </w:tcPr>
-          <w:p>
-            <w:pPr>
-              <w:spacing w:after="80"/>
-            </w:pPr>
-            <w:r>
-              <w:rPr>
-                <w:sz w:val="20"/>
-              </w:rPr>
-              <w:t>C</w:t>
-            </w:r>
-          </w:p>
-        </w:tc>
-      </w:tr>
-      <w:tr>
-        <w:tc>
-          <w:tcPr>
-            <w:tcW w:type="dxa" w:w="3194"/>
-          </w:tcPr>
-          <w:p>
-            <w:pPr>
-              <w:spacing w:after="80"/>
-            </w:pPr>
-            <w:r>
-              <w:rPr>
-                <w:sz w:val="20"/>
-              </w:rPr>
-              <w:t>2+3*4</w:t>
-            </w:r>
-          </w:p>
-        </w:tc>
-        <w:tc>
-          <w:tcPr>
-            <w:tcW w:type="dxa" w:w="3194"/>
-          </w:tcPr>
-          <w:p>
-            <w:pPr>
-              <w:spacing w:after="80"/>
-            </w:pPr>
-            <w:r>
-              <w:rPr>
-                <w:sz w:val="20"/>
-              </w:rPr>
-              <w:t>14</w:t>
-            </w:r>
-          </w:p>
-        </w:tc>
-        <w:tc>
-          <w:tcPr>
-            <w:tcW w:type="dxa" w:w="3194"/>
-          </w:tcPr>
-          <w:p>
-            <w:pPr>
-              <w:spacing w:after="80"/>
-            </w:pPr>
-            <w:r>
-              <w:rPr>
-                <w:sz w:val="20"/>
-              </w:rPr>
-              <w:t>E</w:t>
-            </w:r>
-          </w:p>
-        </w:tc>
-      </w:tr>
-      <w:tr>
-        <w:tc>
-          <w:tcPr>
-            <w:tcW w:type="dxa" w:w="3194"/>
-          </w:tcPr>
-          <w:p>
-            <w:pPr>
-              <w:spacing w:after="80"/>
-            </w:pPr>
-            <w:r>
-              <w:rPr>
-                <w:sz w:val="20"/>
-              </w:rPr>
-              <w:t>(2+3)*4</w:t>
-            </w:r>
-          </w:p>
-        </w:tc>
-        <w:tc>
-          <w:tcPr>
-            <w:tcW w:type="dxa" w:w="3194"/>
-          </w:tcPr>
-          <w:p>
-            <w:pPr>
-              <w:spacing w:after="80"/>
-            </w:pPr>
-            <w:r>
-              <w:rPr>
-                <w:sz w:val="20"/>
-              </w:rPr>
-              <w:t>20</w:t>
-            </w:r>
-          </w:p>
-        </w:tc>
-        <w:tc>
-          <w:tcPr>
-            <w:tcW w:type="dxa" w:w="3194"/>
-          </w:tcPr>
-          <w:p>
-            <w:pPr>
-              <w:spacing w:after="80"/>
-            </w:pPr>
-            <w:r>
-              <w:rPr>
-                <w:sz w:val="20"/>
-              </w:rPr>
-              <w:t>14</w:t>
-            </w:r>
-          </w:p>
-        </w:tc>
-      </w:tr>
-      <w:tr>
-        <w:tc>
-          <w:tcPr>
-            <w:tcW w:type="dxa" w:w="3194"/>
-          </w:tcPr>
-          <w:p>
-            <w:pPr>
-              <w:spacing w:after="80"/>
-            </w:pPr>
-            <w:r>
-              <w:rPr>
-                <w:sz w:val="20"/>
-              </w:rPr>
-              <w:t>010.4/2</w:t>
-            </w:r>
-          </w:p>
-        </w:tc>
-        <w:tc>
-          <w:tcPr>
-            <w:tcW w:type="dxa" w:w="3194"/>
-          </w:tcPr>
-          <w:p>
-            <w:pPr>
-              <w:spacing w:after="80"/>
-            </w:pPr>
-            <w:r>
-              <w:rPr>
-                <w:sz w:val="20"/>
-              </w:rPr>
-              <w:t>8.5 / 2 = 4.25</w:t>
-            </w:r>
-          </w:p>
-        </w:tc>
-        <w:tc>
-          <w:tcPr>
-            <w:tcW w:type="dxa" w:w="3194"/>
-          </w:tcPr>
-          <w:p>
-            <w:pPr>
-              <w:spacing w:after="80"/>
-            </w:pPr>
-            <w:r>
-              <w:rPr>
-                <w:sz w:val="20"/>
-              </w:rPr>
-              <w:t>4.4</w:t>
-            </w:r>
-          </w:p>
-        </w:tc>
-      </w:tr>
-      <w:tr>
-        <w:tc>
-          <w:tcPr>
-            <w:tcW w:type="dxa" w:w="3194"/>
-          </w:tcPr>
-          <w:p>
-            <w:pPr>
-              <w:spacing w:after="80"/>
-            </w:pPr>
-            <w:r>
-              <w:rPr>
-                <w:sz w:val="20"/>
-              </w:rPr>
-              <w:t>0xFF</w:t>
-            </w:r>
-          </w:p>
-        </w:tc>
-        <w:tc>
-          <w:tcPr>
-            <w:tcW w:type="dxa" w:w="3194"/>
-          </w:tcPr>
-          <w:p>
-            <w:pPr>
-              <w:spacing w:after="80"/>
-            </w:pPr>
-            <w:r>
-              <w:rPr>
-                <w:sz w:val="20"/>
-              </w:rPr>
-              <w:t>255</w:t>
-            </w:r>
-          </w:p>
-        </w:tc>
-        <w:tc>
-          <w:tcPr>
-            <w:tcW w:type="dxa" w:w="3194"/>
-          </w:tcPr>
-          <w:p>
-            <w:pPr>
-              <w:spacing w:after="80"/>
-            </w:pPr>
-            <w:r>
-              <w:rPr>
-                <w:sz w:val="20"/>
-              </w:rPr>
-              <w:t>FF</w:t>
-            </w:r>
-          </w:p>
-        </w:tc>
-      </w:tr>
-    </w:tbl>
-    <w:p/>
-    <w:p>
-      <w:pPr/>
-      <w:r>
-        <w:t>Эти изображения подтверждают показанные DEC- и HEX-выходные файлы. Снимков OCT- и BIN-вывода в исходном документе нет. Последующие сообщения об ошибке буфера обмена в переписке показывают, что не каждый запуск или версия моста работали одинаково; успешные старые результаты не доказывают стабильность всех последующих запусков.</w:t>
+        <w:t>Рисунок 12 — Шестнадцатеричный вывод дополнительных примеров.</w:t>
       </w:r>
     </w:p>
     <w:p>
       <w:pPr/>
       <w:r>
-        <w:t>Проверка OCT/BIN и ошибок рекомендуется отдельно, но исходный PDF не содержит прямого требования запускать программу ровно четыре раза. Он требует поддержку четырёх оснований и диалоговый выбор. Отсутствующие проверки нельзя обозначать как выполненные.</w:t>
+        <w:t>Показаны ответы 36, 176, A, C, E, 14, 4.4 и FF. Например, 010.4/2 = 8.5/2 = 4.25₁₀ = 4.4₁₆. Снимков OCT- и BIN-вывода нет, поэтому их проверка здесь не заявляется.</w:t>
       </w:r>
     </w:p>
     <w:p>
@@ -4295,1115 +833,27 @@
         <w:pStyle w:val="Heading1"/>
       </w:pPr>
       <w:r>
-        <w:t>8. Итоги и оставшиеся замечания</w:t>
+        <w:t>Вывод</w:t>
       </w:r>
     </w:p>
     <w:p>
       <w:pPr/>
       <w:r>
-        <w:t>Первое задание: на снимке получено и перенесено число 54; подпись отображена неполно. Второе: видны HEX 176 и DEC 374, Калькулятор в обычном режиме; поясняющие слова искажены. Третье: показаны корректные DEC-ответы для шести и HEX-ответы для восьми выражений; в них присутствуют дроби, скобки, приоритет операций и одиночное число.</w:t>
+        <w:t>Изучены запуск приложений, активация окон, SendKeys, Popup и файловые операции. На снимках подтверждены числовые результаты первых двух заданий и показанные DEC-/HEX-результаты третьего. В первых двух заданиях выявлено искажение подписей. Для полного оформления требуются реальные снимки повторного вывода с правильным русским текстом.</w:t>
+      </w:r>
+    </w:p>
+    <w:p>
+      <w:pPr>
+        <w:pStyle w:val="Heading1"/>
+      </w:pPr>
+      <w:r>
+        <w:t>Приложение. Код script3.js из исходного отчёта</w:t>
       </w:r>
     </w:p>
     <w:p>
       <w:pPr/>
       <w:r>
-        <w:t>Изучены объекты WScript, WScript.Shell и Scripting.FileSystemObject; запуск приложений, ожидание, активация окон, SendKeys, Popup, чтение и запись файлов. Реализован разбор выражений с учётом оснований и приоритетов. Практика показала, что арифметика и передача результата — отдельные этапы: верное число на дисплее не исключает ошибок фокуса, буфера обмена и кириллицы.</w:t>
-      </w:r>
-    </w:p>
-    <w:p>
-      <w:pPr/>
-      <w:r>
-        <w:t>Для завершённого оформления первых двух заданий нужно приложить реальные повторные снимки с полными русскими подписями. Для заявления о проверке OCT/BIN нужны соответствующие фактические результаты. Эти замечания описывают наблюдаемые границы, а не подменяют их утверждением о полном успехе.</w:t>
-      </w:r>
-    </w:p>
-    <w:p>
-      <w:pPr>
-        <w:pStyle w:val="Heading1"/>
-      </w:pPr>
-      <w:r>
-        <w:t>Приложение А. Снимки листингов первых двух сценариев</w:t>
-      </w:r>
-    </w:p>
-    <w:p>
-      <w:pPr/>
-      <w:r>
-        <w:t>Сохранены исходные скриншоты кода. В текстовых приложениях Б и В приведены читаемые листинги той же версии с CalcKeys/NoteKeys. Это историческая версия до перехода к Unicode-файлам.</w:t>
-      </w:r>
-    </w:p>
-    <w:p>
-      <w:pPr>
-        <w:keepNext/>
-      </w:pPr>
-      <w:r>
-        <w:drawing>
-          <wp:inline xmlns:a="http://schemas.openxmlformats.org/drawingml/2006/main" xmlns:pic="http://schemas.openxmlformats.org/drawingml/2006/picture">
-            <wp:extent cx="5976000" cy="4487928"/>
-            <wp:docPr id="9" name="Picture 9"/>
-            <wp:cNvGraphicFramePr>
-              <a:graphicFrameLocks noChangeAspect="1"/>
-            </wp:cNvGraphicFramePr>
-            <a:graphic>
-              <a:graphicData uri="http://schemas.openxmlformats.org/drawingml/2006/picture">
-                <pic:pic>
-                  <pic:nvPicPr>
-                    <pic:cNvPr id="0" name="image2.png"/>
-                    <pic:cNvPicPr/>
-                  </pic:nvPicPr>
-                  <pic:blipFill>
-                    <a:blip r:embed="rId19"/>
-                    <a:stretch>
-                      <a:fillRect/>
-                    </a:stretch>
-                  </pic:blipFill>
-                  <pic:spPr>
-                    <a:xfrm>
-                      <a:off x="0" y="0"/>
-                      <a:ext cx="5976000" cy="4487928"/>
-                    </a:xfrm>
-                    <a:prstGeom prst="rect"/>
-                  </pic:spPr>
-                </pic:pic>
-              </a:graphicData>
-            </a:graphic>
-          </wp:inline>
-        </w:drawing>
-      </w:r>
-    </w:p>
-    <w:p>
-      <w:pPr>
-        <w:pStyle w:val="Caption"/>
-      </w:pPr>
-      <w:r>
-        <w:t>Рисунок А.1 — Начало script1.vbs и процедуры ожидания окон.</w:t>
-      </w:r>
-    </w:p>
-    <w:p>
-      <w:pPr>
-        <w:keepNext/>
-      </w:pPr>
-      <w:r>
-        <w:drawing>
-          <wp:inline xmlns:a="http://schemas.openxmlformats.org/drawingml/2006/main" xmlns:pic="http://schemas.openxmlformats.org/drawingml/2006/picture">
-            <wp:extent cx="5976000" cy="4641990"/>
-            <wp:docPr id="10" name="Picture 10"/>
-            <wp:cNvGraphicFramePr>
-              <a:graphicFrameLocks noChangeAspect="1"/>
-            </wp:cNvGraphicFramePr>
-            <a:graphic>
-              <a:graphicData uri="http://schemas.openxmlformats.org/drawingml/2006/picture">
-                <pic:pic>
-                  <pic:nvPicPr>
-                    <pic:cNvPr id="0" name="image3.png"/>
-                    <pic:cNvPicPr/>
-                  </pic:nvPicPr>
-                  <pic:blipFill>
-                    <a:blip r:embed="rId20"/>
-                    <a:stretch>
-                      <a:fillRect/>
-                    </a:stretch>
-                  </pic:blipFill>
-                  <pic:spPr>
-                    <a:xfrm>
-                      <a:off x="0" y="0"/>
-                      <a:ext cx="5976000" cy="4641990"/>
-                    </a:xfrm>
-                    <a:prstGeom prst="rect"/>
-                  </pic:spPr>
-                </pic:pic>
-              </a:graphicData>
-            </a:graphic>
-          </wp:inline>
-        </w:drawing>
-      </w:r>
-    </w:p>
-    <w:p>
-      <w:pPr>
-        <w:pStyle w:val="Caption"/>
-      </w:pPr>
-      <w:r>
-        <w:t>Рисунок А.2 — Окончание script1.vbs: CalcKeys и NoteKeys.</w:t>
-      </w:r>
-    </w:p>
-    <w:p>
-      <w:pPr>
-        <w:keepNext/>
-      </w:pPr>
-      <w:r>
-        <w:drawing>
-          <wp:inline xmlns:a="http://schemas.openxmlformats.org/drawingml/2006/main" xmlns:pic="http://schemas.openxmlformats.org/drawingml/2006/picture">
-            <wp:extent cx="5976000" cy="4017049"/>
-            <wp:docPr id="11" name="Picture 11"/>
-            <wp:cNvGraphicFramePr>
-              <a:graphicFrameLocks noChangeAspect="1"/>
-            </wp:cNvGraphicFramePr>
-            <a:graphic>
-              <a:graphicData uri="http://schemas.openxmlformats.org/drawingml/2006/picture">
-                <pic:pic>
-                  <pic:nvPicPr>
-                    <pic:cNvPr id="0" name="image9.png"/>
-                    <pic:cNvPicPr/>
-                  </pic:nvPicPr>
-                  <pic:blipFill>
-                    <a:blip r:embed="rId21"/>
-                    <a:stretch>
-                      <a:fillRect/>
-                    </a:stretch>
-                  </pic:blipFill>
-                  <pic:spPr>
-                    <a:xfrm>
-                      <a:off x="0" y="0"/>
-                      <a:ext cx="5976000" cy="4017049"/>
-                    </a:xfrm>
-                    <a:prstGeom prst="rect"/>
-                  </pic:spPr>
-                </pic:pic>
-              </a:graphicData>
-            </a:graphic>
-          </wp:inline>
-        </w:drawing>
-      </w:r>
-    </w:p>
-    <w:p>
-      <w:pPr>
-        <w:pStyle w:val="Caption"/>
-      </w:pPr>
-      <w:r>
-        <w:t>Рисунок А.3 — Начало script2.vbs и переходы HEX/DEC.</w:t>
-      </w:r>
-    </w:p>
-    <w:p>
-      <w:pPr>
-        <w:keepNext/>
-      </w:pPr>
-      <w:r>
-        <w:drawing>
-          <wp:inline xmlns:a="http://schemas.openxmlformats.org/drawingml/2006/main" xmlns:pic="http://schemas.openxmlformats.org/drawingml/2006/picture">
-            <wp:extent cx="5976000" cy="3748972"/>
-            <wp:docPr id="12" name="Picture 12"/>
-            <wp:cNvGraphicFramePr>
-              <a:graphicFrameLocks noChangeAspect="1"/>
-            </wp:cNvGraphicFramePr>
-            <a:graphic>
-              <a:graphicData uri="http://schemas.openxmlformats.org/drawingml/2006/picture">
-                <pic:pic>
-                  <pic:nvPicPr>
-                    <pic:cNvPr id="0" name="image10.png"/>
-                    <pic:cNvPicPr/>
-                  </pic:nvPicPr>
-                  <pic:blipFill>
-                    <a:blip r:embed="rId22"/>
-                    <a:stretch>
-                      <a:fillRect/>
-                    </a:stretch>
-                  </pic:blipFill>
-                  <pic:spPr>
-                    <a:xfrm>
-                      <a:off x="0" y="0"/>
-                      <a:ext cx="5976000" cy="3748972"/>
-                    </a:xfrm>
-                    <a:prstGeom prst="rect"/>
-                  </pic:spPr>
-                </pic:pic>
-              </a:graphicData>
-            </a:graphic>
-          </wp:inline>
-        </w:drawing>
-      </w:r>
-    </w:p>
-    <w:p>
-      <w:pPr>
-        <w:pStyle w:val="Caption"/>
-      </w:pPr>
-      <w:r>
-        <w:t>Рисунок А.4 — Окончание script2.vbs, активация Блокнота и отправка клавиш.</w:t>
-      </w:r>
-    </w:p>
-    <w:p>
-      <w:pPr>
-        <w:pStyle w:val="Heading1"/>
-      </w:pPr>
-      <w:r>
-        <w:t>Приложение Б. Листинг script1.vbs на скриншотах</w:t>
-      </w:r>
-    </w:p>
-    <w:p>
-      <w:pPr>
-        <w:pStyle w:val="CodeLab"/>
-      </w:pPr>
-      <w:r>
-        <w:t>Option Explicit</w:t>
-      </w:r>
-    </w:p>
-    <w:p>
-      <w:pPr>
-        <w:pStyle w:val="CodeLab"/>
-      </w:pPr>
-      <w:r>
-        <w:t>Dim sh</w:t>
-      </w:r>
-    </w:p>
-    <w:p>
-      <w:pPr>
-        <w:pStyle w:val="CodeLab"/>
-      </w:pPr>
-      <w:r>
-        <w:t>Set sh = CreateObject("WScript.Shell")</w:t>
-      </w:r>
-    </w:p>
-    <w:p>
-      <w:pPr>
-        <w:pStyle w:val="CodeLab"/>
-      </w:pPr>
-      <w:r>
-        <w:t>If sh.Popup("Закройте другие окна Калькулятора и Блокнота. Переключите раскладку на английскую. Во время работы не трогайте мышь и клавиатуру. Буфер обмена будет заменён. Продолжить?", 0, "Лабораторная 4", 1 + 48) &lt;&gt; 1 Then WScript.Quit 0</w:t>
-      </w:r>
-    </w:p>
-    <w:p>
-      <w:pPr>
-        <w:pStyle w:val="CodeLab"/>
-      </w:pPr>
-      <w:r>
-        <w:t>sh.Run "calc.exe", 1, False</w:t>
-      </w:r>
-    </w:p>
-    <w:p>
-      <w:pPr>
-        <w:pStyle w:val="CodeLab"/>
-      </w:pPr>
-      <w:r>
-        <w:t>WScript.Sleep 2000</w:t>
-      </w:r>
-    </w:p>
-    <w:p>
-      <w:pPr>
-        <w:pStyle w:val="CodeLab"/>
-      </w:pPr>
-      <w:r>
-        <w:t>sh.Run "notepad.exe", 1, False</w:t>
-      </w:r>
-    </w:p>
-    <w:p>
-      <w:pPr>
-        <w:pStyle w:val="CodeLab"/>
-      </w:pPr>
-      <w:r>
-        <w:t>WScript.Sleep 2000</w:t>
-      </w:r>
-    </w:p>
-    <w:p>
-      <w:pPr>
-        <w:pStyle w:val="CodeLab"/>
-      </w:pPr>
-      <w:r>
-        <w:t>CalcKeys "%1"</w:t>
-      </w:r>
-    </w:p>
-    <w:p>
-      <w:pPr>
-        <w:pStyle w:val="CodeLab"/>
-      </w:pPr>
-      <w:r>
-        <w:t>CalcKeys "{ESC}"</w:t>
-      </w:r>
-    </w:p>
-    <w:p>
-      <w:pPr>
-        <w:pStyle w:val="CodeLab"/>
-      </w:pPr>
-      <w:r>
-        <w:t>CalcKeys "9*6="</w:t>
-      </w:r>
-    </w:p>
-    <w:p>
-      <w:pPr>
-        <w:pStyle w:val="CodeLab"/>
-      </w:pPr>
-      <w:r>
-        <w:t>CalcKeys "^c"</w:t>
-      </w:r>
-    </w:p>
-    <w:p>
-      <w:pPr>
-        <w:pStyle w:val="CodeLab"/>
-      </w:pPr>
-      <w:r>
-        <w:t>NoteKeys "Результат: "</w:t>
-      </w:r>
-    </w:p>
-    <w:p>
-      <w:pPr>
-        <w:pStyle w:val="CodeLab"/>
-      </w:pPr>
-      <w:r>
-        <w:t>NoteKeys "^v"</w:t>
-      </w:r>
-    </w:p>
-    <w:p>
-      <w:pPr>
-        <w:pStyle w:val="CodeLab"/>
-      </w:pPr>
-      <w:r>
-        <w:t>NoteKeys "{ENTER}"</w:t>
-      </w:r>
-    </w:p>
-    <w:p>
-      <w:pPr>
-        <w:pStyle w:val="CodeLab"/>
-      </w:pPr>
-      <w:r>
-        <w:t xml:space="preserve"> </w:t>
-      </w:r>
-    </w:p>
-    <w:p>
-      <w:pPr>
-        <w:pStyle w:val="CodeLab"/>
-      </w:pPr>
-      <w:r>
-        <w:t>Sub ActivateCalc()</w:t>
-      </w:r>
-    </w:p>
-    <w:p>
-      <w:pPr>
-        <w:pStyle w:val="CodeLab"/>
-      </w:pPr>
-      <w:r>
-        <w:t xml:space="preserve">    Dim i</w:t>
-      </w:r>
-    </w:p>
-    <w:p>
-      <w:pPr>
-        <w:pStyle w:val="CodeLab"/>
-      </w:pPr>
-      <w:r>
-        <w:t xml:space="preserve">    For i = 1 To 30</w:t>
-      </w:r>
-    </w:p>
-    <w:p>
-      <w:pPr>
-        <w:pStyle w:val="CodeLab"/>
-      </w:pPr>
-      <w:r>
-        <w:t xml:space="preserve">        If sh.AppActivate("Калькулятор") Or sh.AppActivate("Calculator") Then</w:t>
-      </w:r>
-    </w:p>
-    <w:p>
-      <w:pPr>
-        <w:pStyle w:val="CodeLab"/>
-      </w:pPr>
-      <w:r>
-        <w:t xml:space="preserve">            WScript.Sleep 500</w:t>
-      </w:r>
-    </w:p>
-    <w:p>
-      <w:pPr>
-        <w:pStyle w:val="CodeLab"/>
-      </w:pPr>
-      <w:r>
-        <w:t xml:space="preserve">            Exit Sub</w:t>
-      </w:r>
-    </w:p>
-    <w:p>
-      <w:pPr>
-        <w:pStyle w:val="CodeLab"/>
-      </w:pPr>
-      <w:r>
-        <w:t xml:space="preserve">        End If</w:t>
-      </w:r>
-    </w:p>
-    <w:p>
-      <w:pPr>
-        <w:pStyle w:val="CodeLab"/>
-      </w:pPr>
-      <w:r>
-        <w:t xml:space="preserve">        WScript.Sleep 500</w:t>
-      </w:r>
-    </w:p>
-    <w:p>
-      <w:pPr>
-        <w:pStyle w:val="CodeLab"/>
-      </w:pPr>
-      <w:r>
-        <w:t xml:space="preserve">    Next</w:t>
-      </w:r>
-    </w:p>
-    <w:p>
-      <w:pPr>
-        <w:pStyle w:val="CodeLab"/>
-      </w:pPr>
-      <w:r>
-        <w:t xml:space="preserve">    MsgBox "Не удалось активировать Калькулятор. Закройте лишние окна и повторите.", 16, "Лабораторная 4"</w:t>
-      </w:r>
-    </w:p>
-    <w:p>
-      <w:pPr>
-        <w:pStyle w:val="CodeLab"/>
-      </w:pPr>
-      <w:r>
-        <w:t xml:space="preserve">    WScript.Quit 1</w:t>
-      </w:r>
-    </w:p>
-    <w:p>
-      <w:pPr>
-        <w:pStyle w:val="CodeLab"/>
-      </w:pPr>
-      <w:r>
-        <w:t>End Sub</w:t>
-      </w:r>
-    </w:p>
-    <w:p>
-      <w:pPr>
-        <w:pStyle w:val="CodeLab"/>
-      </w:pPr>
-      <w:r>
-        <w:t>Sub ActivateNotepad()</w:t>
-      </w:r>
-    </w:p>
-    <w:p>
-      <w:pPr>
-        <w:pStyle w:val="CodeLab"/>
-      </w:pPr>
-      <w:r>
-        <w:t xml:space="preserve">    Dim i</w:t>
-      </w:r>
-    </w:p>
-    <w:p>
-      <w:pPr>
-        <w:pStyle w:val="CodeLab"/>
-      </w:pPr>
-      <w:r>
-        <w:t xml:space="preserve">    For i = 1 To 30</w:t>
-      </w:r>
-    </w:p>
-    <w:p>
-      <w:pPr>
-        <w:pStyle w:val="CodeLab"/>
-      </w:pPr>
-      <w:r>
-        <w:t xml:space="preserve">        If sh.AppActivate("Блокнот") Or sh.AppActivate("Notepad") Then</w:t>
-      </w:r>
-    </w:p>
-    <w:p>
-      <w:pPr>
-        <w:pStyle w:val="CodeLab"/>
-      </w:pPr>
-      <w:r>
-        <w:t xml:space="preserve">            WScript.Sleep 500</w:t>
-      </w:r>
-    </w:p>
-    <w:p>
-      <w:pPr>
-        <w:pStyle w:val="CodeLab"/>
-      </w:pPr>
-      <w:r>
-        <w:t xml:space="preserve">            Exit Sub</w:t>
-      </w:r>
-    </w:p>
-    <w:p>
-      <w:pPr>
-        <w:pStyle w:val="CodeLab"/>
-      </w:pPr>
-      <w:r>
-        <w:t xml:space="preserve">        End If</w:t>
-      </w:r>
-    </w:p>
-    <w:p>
-      <w:pPr>
-        <w:pStyle w:val="CodeLab"/>
-      </w:pPr>
-      <w:r>
-        <w:t xml:space="preserve">        WScript.Sleep 500</w:t>
-      </w:r>
-    </w:p>
-    <w:p>
-      <w:pPr>
-        <w:pStyle w:val="CodeLab"/>
-      </w:pPr>
-      <w:r>
-        <w:t xml:space="preserve">    Next</w:t>
-      </w:r>
-    </w:p>
-    <w:p>
-      <w:pPr>
-        <w:pStyle w:val="CodeLab"/>
-      </w:pPr>
-      <w:r>
-        <w:t xml:space="preserve">    MsgBox "Не удалось активировать Блокнот. Закройте лишние окна и повторите.", 16, "Лабораторная 4"</w:t>
-      </w:r>
-    </w:p>
-    <w:p>
-      <w:pPr>
-        <w:pStyle w:val="CodeLab"/>
-      </w:pPr>
-      <w:r>
-        <w:t xml:space="preserve">    WScript.Quit 1</w:t>
-      </w:r>
-    </w:p>
-    <w:p>
-      <w:pPr>
-        <w:pStyle w:val="CodeLab"/>
-      </w:pPr>
-      <w:r>
-        <w:t>End Sub</w:t>
-      </w:r>
-    </w:p>
-    <w:p>
-      <w:pPr>
-        <w:pStyle w:val="CodeLab"/>
-      </w:pPr>
-      <w:r>
-        <w:t>Sub CalcKeys(keys)</w:t>
-      </w:r>
-    </w:p>
-    <w:p>
-      <w:pPr>
-        <w:pStyle w:val="CodeLab"/>
-      </w:pPr>
-      <w:r>
-        <w:t xml:space="preserve">    ActivateCalc</w:t>
-      </w:r>
-    </w:p>
-    <w:p>
-      <w:pPr>
-        <w:pStyle w:val="CodeLab"/>
-      </w:pPr>
-      <w:r>
-        <w:t xml:space="preserve">    sh.SendKeys keys</w:t>
-      </w:r>
-    </w:p>
-    <w:p>
-      <w:pPr>
-        <w:pStyle w:val="CodeLab"/>
-      </w:pPr>
-      <w:r>
-        <w:t xml:space="preserve">    WScript.Sleep 700</w:t>
-      </w:r>
-    </w:p>
-    <w:p>
-      <w:pPr>
-        <w:pStyle w:val="CodeLab"/>
-      </w:pPr>
-      <w:r>
-        <w:t>End Sub</w:t>
-      </w:r>
-    </w:p>
-    <w:p>
-      <w:pPr>
-        <w:pStyle w:val="CodeLab"/>
-      </w:pPr>
-      <w:r>
-        <w:t>Sub NoteKeys(keys)</w:t>
-      </w:r>
-    </w:p>
-    <w:p>
-      <w:pPr>
-        <w:pStyle w:val="CodeLab"/>
-      </w:pPr>
-      <w:r>
-        <w:t xml:space="preserve">    ActivateNotepad</w:t>
-      </w:r>
-    </w:p>
-    <w:p>
-      <w:pPr>
-        <w:pStyle w:val="CodeLab"/>
-      </w:pPr>
-      <w:r>
-        <w:t xml:space="preserve">    sh.SendKeys keys</w:t>
-      </w:r>
-    </w:p>
-    <w:p>
-      <w:pPr>
-        <w:pStyle w:val="CodeLab"/>
-      </w:pPr>
-      <w:r>
-        <w:t xml:space="preserve">    WScript.Sleep 700</w:t>
-      </w:r>
-    </w:p>
-    <w:p>
-      <w:pPr>
-        <w:pStyle w:val="CodeLab"/>
-      </w:pPr>
-      <w:r>
-        <w:t>End Sub</w:t>
-      </w:r>
-    </w:p>
-    <w:p/>
-    <w:p>
-      <w:pPr>
-        <w:pStyle w:val="Heading1"/>
-      </w:pPr>
-      <w:r>
-        <w:t>Приложение В. Листинг script2.vbs на скриншотах</w:t>
-      </w:r>
-    </w:p>
-    <w:p>
-      <w:pPr>
-        <w:pStyle w:val="CodeLab"/>
-      </w:pPr>
-      <w:r>
-        <w:t>Option Explicit</w:t>
-      </w:r>
-    </w:p>
-    <w:p>
-      <w:pPr>
-        <w:pStyle w:val="CodeLab"/>
-      </w:pPr>
-      <w:r>
-        <w:t>Dim sh</w:t>
-      </w:r>
-    </w:p>
-    <w:p>
-      <w:pPr>
-        <w:pStyle w:val="CodeLab"/>
-      </w:pPr>
-      <w:r>
-        <w:t>Set sh = CreateObject("WScript.Shell")</w:t>
-      </w:r>
-    </w:p>
-    <w:p>
-      <w:pPr>
-        <w:pStyle w:val="CodeLab"/>
-      </w:pPr>
-      <w:r>
-        <w:t>If sh.Popup("Закройте другие окна Калькулятора и Блокнота. Переключите раскладку на английскую. Во время работы не трогайте мышь и клавиатуру. Буфер обмена будет заменён. Продолжить?", 0, "Лабораторная 4", 1 + 48) &lt;&gt; 1 Then WScript.Quit 0</w:t>
-      </w:r>
-    </w:p>
-    <w:p>
-      <w:pPr>
-        <w:pStyle w:val="CodeLab"/>
-      </w:pPr>
-      <w:r>
-        <w:t>sh.Run "calc.exe", 1, False</w:t>
-      </w:r>
-    </w:p>
-    <w:p>
-      <w:pPr>
-        <w:pStyle w:val="CodeLab"/>
-      </w:pPr>
-      <w:r>
-        <w:t>WScript.Sleep 2000</w:t>
-      </w:r>
-    </w:p>
-    <w:p>
-      <w:pPr>
-        <w:pStyle w:val="CodeLab"/>
-      </w:pPr>
-      <w:r>
-        <w:t>sh.Run "notepad.exe", 1, False</w:t>
-      </w:r>
-    </w:p>
-    <w:p>
-      <w:pPr>
-        <w:pStyle w:val="CodeLab"/>
-      </w:pPr>
-      <w:r>
-        <w:t>WScript.Sleep 2000</w:t>
-      </w:r>
-    </w:p>
-    <w:p>
-      <w:pPr>
-        <w:pStyle w:val="CodeLab"/>
-      </w:pPr>
-      <w:r>
-        <w:t>CalcKeys "%3"</w:t>
-      </w:r>
-    </w:p>
-    <w:p>
-      <w:pPr>
-        <w:pStyle w:val="CodeLab"/>
-      </w:pPr>
-      <w:r>
-        <w:t>CalcKeys "{F5}"</w:t>
-      </w:r>
-    </w:p>
-    <w:p>
-      <w:pPr>
-        <w:pStyle w:val="CodeLab"/>
-      </w:pPr>
-      <w:r>
-        <w:t>CalcKeys "{ESC}"</w:t>
-      </w:r>
-    </w:p>
-    <w:p>
-      <w:pPr>
-        <w:pStyle w:val="CodeLab"/>
-      </w:pPr>
-      <w:r>
-        <w:t>CalcKeys "F7{+}7F="</w:t>
-      </w:r>
-    </w:p>
-    <w:p>
-      <w:pPr>
-        <w:pStyle w:val="CodeLab"/>
-      </w:pPr>
-      <w:r>
-        <w:t>CalcKeys "^c"</w:t>
-      </w:r>
-    </w:p>
-    <w:p>
-      <w:pPr>
-        <w:pStyle w:val="CodeLab"/>
-      </w:pPr>
-      <w:r>
-        <w:t>NoteKeys "Шестнадцатеричный результат: "</w:t>
-      </w:r>
-    </w:p>
-    <w:p>
-      <w:pPr>
-        <w:pStyle w:val="CodeLab"/>
-      </w:pPr>
-      <w:r>
-        <w:t>NoteKeys "^v"</w:t>
-      </w:r>
-    </w:p>
-    <w:p>
-      <w:pPr>
-        <w:pStyle w:val="CodeLab"/>
-      </w:pPr>
-      <w:r>
-        <w:t>NoteKeys "{ENTER}"</w:t>
-      </w:r>
-    </w:p>
-    <w:p>
-      <w:pPr>
-        <w:pStyle w:val="CodeLab"/>
-      </w:pPr>
-      <w:r>
-        <w:t>CalcKeys "{F6}"</w:t>
-      </w:r>
-    </w:p>
-    <w:p>
-      <w:pPr>
-        <w:pStyle w:val="CodeLab"/>
-      </w:pPr>
-      <w:r>
-        <w:t>CalcKeys "^c"</w:t>
-      </w:r>
-    </w:p>
-    <w:p>
-      <w:pPr>
-        <w:pStyle w:val="CodeLab"/>
-      </w:pPr>
-      <w:r>
-        <w:t>NoteKeys "Десятичный результат: "</w:t>
-      </w:r>
-    </w:p>
-    <w:p>
-      <w:pPr>
-        <w:pStyle w:val="CodeLab"/>
-      </w:pPr>
-      <w:r>
-        <w:t>NoteKeys "^v"</w:t>
-      </w:r>
-    </w:p>
-    <w:p>
-      <w:pPr>
-        <w:pStyle w:val="CodeLab"/>
-      </w:pPr>
-      <w:r>
-        <w:t>NoteKeys "{ENTER}"</w:t>
-      </w:r>
-    </w:p>
-    <w:p>
-      <w:pPr>
-        <w:pStyle w:val="CodeLab"/>
-      </w:pPr>
-      <w:r>
-        <w:t>CalcKeys "%1"</w:t>
-      </w:r>
-    </w:p>
-    <w:p>
-      <w:pPr>
-        <w:pStyle w:val="CodeLab"/>
-      </w:pPr>
-      <w:r>
-        <w:t xml:space="preserve"> </w:t>
-      </w:r>
-    </w:p>
-    <w:p>
-      <w:pPr>
-        <w:pStyle w:val="CodeLab"/>
-      </w:pPr>
-      <w:r>
-        <w:t>Sub ActivateCalc()</w:t>
-      </w:r>
-    </w:p>
-    <w:p>
-      <w:pPr>
-        <w:pStyle w:val="CodeLab"/>
-      </w:pPr>
-      <w:r>
-        <w:t xml:space="preserve">    Dim i</w:t>
-      </w:r>
-    </w:p>
-    <w:p>
-      <w:pPr>
-        <w:pStyle w:val="CodeLab"/>
-      </w:pPr>
-      <w:r>
-        <w:t xml:space="preserve">    For i = 1 To 30</w:t>
-      </w:r>
-    </w:p>
-    <w:p>
-      <w:pPr>
-        <w:pStyle w:val="CodeLab"/>
-      </w:pPr>
-      <w:r>
-        <w:t xml:space="preserve">        If sh.AppActivate("Калькулятор") Or sh.AppActivate("Calculator") Then</w:t>
-      </w:r>
-    </w:p>
-    <w:p>
-      <w:pPr>
-        <w:pStyle w:val="CodeLab"/>
-      </w:pPr>
-      <w:r>
-        <w:t xml:space="preserve">            WScript.Sleep 500</w:t>
-      </w:r>
-    </w:p>
-    <w:p>
-      <w:pPr>
-        <w:pStyle w:val="CodeLab"/>
-      </w:pPr>
-      <w:r>
-        <w:t xml:space="preserve">            Exit Sub</w:t>
-      </w:r>
-    </w:p>
-    <w:p>
-      <w:pPr>
-        <w:pStyle w:val="CodeLab"/>
-      </w:pPr>
-      <w:r>
-        <w:t xml:space="preserve">        End If</w:t>
-      </w:r>
-    </w:p>
-    <w:p>
-      <w:pPr>
-        <w:pStyle w:val="CodeLab"/>
-      </w:pPr>
-      <w:r>
-        <w:t xml:space="preserve">        WScript.Sleep 500</w:t>
-      </w:r>
-    </w:p>
-    <w:p>
-      <w:pPr>
-        <w:pStyle w:val="CodeLab"/>
-      </w:pPr>
-      <w:r>
-        <w:t xml:space="preserve">    Next</w:t>
-      </w:r>
-    </w:p>
-    <w:p>
-      <w:pPr>
-        <w:pStyle w:val="CodeLab"/>
-      </w:pPr>
-      <w:r>
-        <w:t xml:space="preserve">    MsgBox "Не удалось активировать Калькулятор. Закройте лишние окна и повторите.", 16, "Лабораторная 4"</w:t>
-      </w:r>
-    </w:p>
-    <w:p>
-      <w:pPr>
-        <w:pStyle w:val="CodeLab"/>
-      </w:pPr>
-      <w:r>
-        <w:t xml:space="preserve">    WScript.Quit 1</w:t>
-      </w:r>
-    </w:p>
-    <w:p>
-      <w:pPr>
-        <w:pStyle w:val="CodeLab"/>
-      </w:pPr>
-      <w:r>
-        <w:t>End Sub</w:t>
-      </w:r>
-    </w:p>
-    <w:p>
-      <w:pPr>
-        <w:pStyle w:val="CodeLab"/>
-      </w:pPr>
-      <w:r>
-        <w:t>Sub ActivateNotepad()</w:t>
-      </w:r>
-    </w:p>
-    <w:p>
-      <w:pPr>
-        <w:pStyle w:val="CodeLab"/>
-      </w:pPr>
-      <w:r>
-        <w:t xml:space="preserve">    Dim i</w:t>
-      </w:r>
-    </w:p>
-    <w:p>
-      <w:pPr>
-        <w:pStyle w:val="CodeLab"/>
-      </w:pPr>
-      <w:r>
-        <w:t xml:space="preserve">    For i = 1 To 30</w:t>
-      </w:r>
-    </w:p>
-    <w:p>
-      <w:pPr>
-        <w:pStyle w:val="CodeLab"/>
-      </w:pPr>
-      <w:r>
-        <w:t xml:space="preserve">        If sh.AppActivate("Блокнот") Or sh.AppActivate("Notepad") Then</w:t>
-      </w:r>
-    </w:p>
-    <w:p>
-      <w:pPr>
-        <w:pStyle w:val="CodeLab"/>
-      </w:pPr>
-      <w:r>
-        <w:t xml:space="preserve">            WScript.Sleep 500</w:t>
-      </w:r>
-    </w:p>
-    <w:p>
-      <w:pPr>
-        <w:pStyle w:val="CodeLab"/>
-      </w:pPr>
-      <w:r>
-        <w:t xml:space="preserve">            Exit Sub</w:t>
-      </w:r>
-    </w:p>
-    <w:p>
-      <w:pPr>
-        <w:pStyle w:val="CodeLab"/>
-      </w:pPr>
-      <w:r>
-        <w:t xml:space="preserve">        End If</w:t>
-      </w:r>
-    </w:p>
-    <w:p>
-      <w:pPr>
-        <w:pStyle w:val="CodeLab"/>
-      </w:pPr>
-      <w:r>
-        <w:t xml:space="preserve">        WScript.Sleep 500</w:t>
-      </w:r>
-    </w:p>
-    <w:p>
-      <w:pPr>
-        <w:pStyle w:val="CodeLab"/>
-      </w:pPr>
-      <w:r>
-        <w:t xml:space="preserve">    Next</w:t>
-      </w:r>
-    </w:p>
-    <w:p>
-      <w:pPr>
-        <w:pStyle w:val="CodeLab"/>
-      </w:pPr>
-      <w:r>
-        <w:t xml:space="preserve">    MsgBox "Не удалось активировать Блокнот. Закройте лишние окна и повторите.", 16, "Лабораторная 4"</w:t>
-      </w:r>
-    </w:p>
-    <w:p>
-      <w:pPr>
-        <w:pStyle w:val="CodeLab"/>
-      </w:pPr>
-      <w:r>
-        <w:t xml:space="preserve">    WScript.Quit 1</w:t>
-      </w:r>
-    </w:p>
-    <w:p>
-      <w:pPr>
-        <w:pStyle w:val="CodeLab"/>
-      </w:pPr>
-      <w:r>
-        <w:t>End Sub</w:t>
-      </w:r>
-    </w:p>
-    <w:p>
-      <w:pPr>
-        <w:pStyle w:val="CodeLab"/>
-      </w:pPr>
-      <w:r>
-        <w:t>Sub CalcKeys(keys)</w:t>
-      </w:r>
-    </w:p>
-    <w:p>
-      <w:pPr>
-        <w:pStyle w:val="CodeLab"/>
-      </w:pPr>
-      <w:r>
-        <w:t xml:space="preserve">    ActivateCalc</w:t>
-      </w:r>
-    </w:p>
-    <w:p>
-      <w:pPr>
-        <w:pStyle w:val="CodeLab"/>
-      </w:pPr>
-      <w:r>
-        <w:t xml:space="preserve">    sh.SendKeys keys</w:t>
-      </w:r>
-    </w:p>
-    <w:p>
-      <w:pPr>
-        <w:pStyle w:val="CodeLab"/>
-      </w:pPr>
-      <w:r>
-        <w:t xml:space="preserve">    WScript.Sleep 700</w:t>
-      </w:r>
-    </w:p>
-    <w:p>
-      <w:pPr>
-        <w:pStyle w:val="CodeLab"/>
-      </w:pPr>
-      <w:r>
-        <w:t>End Sub</w:t>
-      </w:r>
-    </w:p>
-    <w:p>
-      <w:pPr>
-        <w:pStyle w:val="CodeLab"/>
-      </w:pPr>
-      <w:r>
-        <w:t>Sub NoteKeys(keys)</w:t>
-      </w:r>
-    </w:p>
-    <w:p>
-      <w:pPr>
-        <w:pStyle w:val="CodeLab"/>
-      </w:pPr>
-      <w:r>
-        <w:t xml:space="preserve">    ActivateNotepad</w:t>
-      </w:r>
-    </w:p>
-    <w:p>
-      <w:pPr>
-        <w:pStyle w:val="CodeLab"/>
-      </w:pPr>
-      <w:r>
-        <w:t xml:space="preserve">    sh.SendKeys keys</w:t>
-      </w:r>
-    </w:p>
-    <w:p>
-      <w:pPr>
-        <w:pStyle w:val="CodeLab"/>
-      </w:pPr>
-      <w:r>
-        <w:t xml:space="preserve">    WScript.Sleep 700</w:t>
-      </w:r>
-    </w:p>
-    <w:p>
-      <w:pPr>
-        <w:pStyle w:val="CodeLab"/>
-      </w:pPr>
-      <w:r>
-        <w:t>End Sub</w:t>
-      </w:r>
-    </w:p>
-    <w:p/>
-    <w:p>
-      <w:pPr>
-        <w:pStyle w:val="Heading1"/>
-      </w:pPr>
-      <w:r>
-        <w:t>Приложение Г. Листинг script3.js из исходного Word-документа</w:t>
-      </w:r>
-    </w:p>
-    <w:p>
-      <w:pPr/>
-      <w:r>
-        <w:t>Листинг сохранён без изменения алгоритма; визуальный перенос длинных строк в документе не является изменением исходного кода.</w:t>
+        <w:t>Код сохранён для связи с пояснениями. Скриншоты выше относятся к фактическим запускам пользователя; подготовка этого документа не является новым запуском на Windows.</w:t>
       </w:r>
     </w:p>
     <w:p>
@@ -6315,6 +1765,9 @@
       <w:jc w:val="center"/>
     </w:pPr>
     <w:r>
+      <w:rPr>
+        <w:color w:val="000000"/>
+      </w:rPr>
       <w:t xml:space="preserve">Страница </w:t>
     </w:r>
     <w:fldSimple w:instr="PAGE"/>
@@ -6329,6 +1782,9 @@
       <w:pStyle w:val="Caption"/>
     </w:pPr>
     <w:r>
+      <w:rPr>
+        <w:color w:val="000000"/>
+      </w:rPr>
       <w:t>Лабораторная работа № 4 • VBScript / JScript</w:t>
     </w:r>
   </w:p>
@@ -6703,6 +2159,7 @@
     </w:pPr>
     <w:rPr>
       <w:rFonts w:ascii="Times New Roman" w:hAnsi="Times New Roman"/>
+      <w:color w:val="000000"/>
       <w:sz w:val="24"/>
     </w:rPr>
   </w:style>
@@ -6720,6 +2177,9 @@
       </w:tabs>
       <w:spacing w:after="0" w:line="240" w:lineRule="auto"/>
     </w:pPr>
+    <w:rPr>
+      <w:color w:val="000000"/>
+    </w:rPr>
   </w:style>
   <w:style w:type="character" w:customStyle="1" w:styleId="HeaderChar">
     <w:name w:val="Header Char"/>
@@ -6727,6 +2187,9 @@
     <w:link w:val="Header"/>
     <w:uiPriority w:val="99"/>
     <w:rsid w:val="00E618BF"/>
+    <w:rPr>
+      <w:color w:val="000000"/>
+    </w:rPr>
   </w:style>
   <w:style w:type="paragraph" w:styleId="Footer">
     <w:name w:val="footer"/>
@@ -6742,6 +2205,9 @@
       </w:tabs>
       <w:spacing w:after="0" w:line="240" w:lineRule="auto"/>
     </w:pPr>
+    <w:rPr>
+      <w:color w:val="000000"/>
+    </w:rPr>
   </w:style>
   <w:style w:type="character" w:customStyle="1" w:styleId="FooterChar">
     <w:name w:val="Footer Char"/>
@@ -6749,6 +2215,9 @@
     <w:link w:val="Footer"/>
     <w:uiPriority w:val="99"/>
     <w:rsid w:val="00E618BF"/>
+    <w:rPr>
+      <w:color w:val="000000"/>
+    </w:rPr>
   </w:style>
   <w:style w:type="paragraph" w:styleId="Heading1">
     <w:name w:val="heading 1"/>
@@ -6765,10 +2234,10 @@
       <w:outlineLvl w:val="0"/>
     </w:pPr>
     <w:rPr>
-      <w:rFonts w:asciiTheme="majorHAnsi" w:eastAsiaTheme="majorEastAsia" w:hAnsiTheme="majorHAnsi" w:cstheme="majorBidi" w:ascii="Calibri" w:hAnsi="Calibri"/>
+      <w:rFonts w:asciiTheme="majorHAnsi" w:eastAsiaTheme="majorEastAsia" w:hAnsiTheme="majorHAnsi" w:cstheme="majorBidi" w:ascii="Times New Roman" w:hAnsi="Times New Roman"/>
       <w:b/>
       <w:bCs/>
-      <w:color w:val="17365D"/>
+      <w:color w:val="000000"/>
       <w:sz w:val="34"/>
       <w:szCs w:val="28"/>
     </w:rPr>
@@ -6789,10 +2258,10 @@
       <w:outlineLvl w:val="1"/>
     </w:pPr>
     <w:rPr>
-      <w:rFonts w:asciiTheme="majorHAnsi" w:eastAsiaTheme="majorEastAsia" w:hAnsiTheme="majorHAnsi" w:cstheme="majorBidi" w:ascii="Calibri" w:hAnsi="Calibri"/>
+      <w:rFonts w:asciiTheme="majorHAnsi" w:eastAsiaTheme="majorEastAsia" w:hAnsiTheme="majorHAnsi" w:cstheme="majorBidi" w:ascii="Times New Roman" w:hAnsi="Times New Roman"/>
       <w:b/>
       <w:bCs/>
-      <w:color w:val="17365D"/>
+      <w:color w:val="000000"/>
       <w:sz w:val="28"/>
       <w:szCs w:val="26"/>
     </w:rPr>
@@ -6813,10 +2282,10 @@
       <w:outlineLvl w:val="2"/>
     </w:pPr>
     <w:rPr>
-      <w:rFonts w:asciiTheme="majorHAnsi" w:eastAsiaTheme="majorEastAsia" w:hAnsiTheme="majorHAnsi" w:cstheme="majorBidi" w:ascii="Calibri" w:hAnsi="Calibri"/>
+      <w:rFonts w:asciiTheme="majorHAnsi" w:eastAsiaTheme="majorEastAsia" w:hAnsiTheme="majorHAnsi" w:cstheme="majorBidi" w:ascii="Times New Roman" w:hAnsi="Times New Roman"/>
       <w:b/>
       <w:bCs/>
-      <w:color w:val="17365D"/>
+      <w:color w:val="000000"/>
       <w:sz w:val="24"/>
     </w:rPr>
   </w:style>
@@ -6842,7 +2311,7 @@
       <w:bCs/>
       <w:i/>
       <w:iCs/>
-      <w:color w:val="4F81BD" w:themeColor="accent1"/>
+      <w:color w:val="000000"/>
     </w:rPr>
   </w:style>
   <w:style w:type="paragraph" w:styleId="Heading5">
@@ -6863,7 +2332,7 @@
     </w:pPr>
     <w:rPr>
       <w:rFonts w:asciiTheme="majorHAnsi" w:eastAsiaTheme="majorEastAsia" w:hAnsiTheme="majorHAnsi" w:cstheme="majorBidi"/>
-      <w:color w:val="243F60" w:themeColor="accent1" w:themeShade="7F"/>
+      <w:color w:val="000000"/>
     </w:rPr>
   </w:style>
   <w:style w:type="paragraph" w:styleId="Heading6">
@@ -6886,7 +2355,7 @@
       <w:rFonts w:asciiTheme="majorHAnsi" w:eastAsiaTheme="majorEastAsia" w:hAnsiTheme="majorHAnsi" w:cstheme="majorBidi"/>
       <w:i/>
       <w:iCs/>
-      <w:color w:val="243F60" w:themeColor="accent1" w:themeShade="7F"/>
+      <w:color w:val="000000"/>
     </w:rPr>
   </w:style>
   <w:style w:type="paragraph" w:styleId="Heading7">
@@ -6909,7 +2378,7 @@
       <w:rFonts w:asciiTheme="majorHAnsi" w:eastAsiaTheme="majorEastAsia" w:hAnsiTheme="majorHAnsi" w:cstheme="majorBidi"/>
       <w:i/>
       <w:iCs/>
-      <w:color w:val="404040" w:themeColor="text1" w:themeTint="BF"/>
+      <w:color w:val="000000"/>
     </w:rPr>
   </w:style>
   <w:style w:type="paragraph" w:styleId="Heading8">
@@ -6930,7 +2399,7 @@
     </w:pPr>
     <w:rPr>
       <w:rFonts w:asciiTheme="majorHAnsi" w:eastAsiaTheme="majorEastAsia" w:hAnsiTheme="majorHAnsi" w:cstheme="majorBidi"/>
-      <w:color w:val="4F81BD" w:themeColor="accent1"/>
+      <w:color w:val="000000"/>
       <w:sz w:val="20"/>
       <w:szCs w:val="20"/>
     </w:rPr>
@@ -6955,7 +2424,7 @@
       <w:rFonts w:asciiTheme="majorHAnsi" w:eastAsiaTheme="majorEastAsia" w:hAnsiTheme="majorHAnsi" w:cstheme="majorBidi"/>
       <w:i/>
       <w:iCs/>
-      <w:color w:val="404040" w:themeColor="text1" w:themeTint="BF"/>
+      <w:color w:val="000000"/>
       <w:sz w:val="20"/>
       <w:szCs w:val="20"/>
     </w:rPr>
@@ -6965,6 +2434,9 @@
     <w:uiPriority w:val="1"/>
     <w:semiHidden/>
     <w:unhideWhenUsed/>
+    <w:rPr>
+      <w:color w:val="000000"/>
+    </w:rPr>
   </w:style>
   <w:style w:type="table" w:default="1" w:styleId="TableNormal">
     <w:name w:val="Normal Table"/>
@@ -6995,6 +2467,9 @@
     <w:pPr>
       <w:spacing w:after="0" w:line="240" w:lineRule="auto"/>
     </w:pPr>
+    <w:rPr>
+      <w:color w:val="000000"/>
+    </w:rPr>
   </w:style>
   <w:style w:type="character" w:customStyle="1" w:styleId="Heading1Char">
     <w:name w:val="Heading 1 Char"/>
@@ -7006,7 +2481,7 @@
       <w:rFonts w:asciiTheme="majorHAnsi" w:eastAsiaTheme="majorEastAsia" w:hAnsiTheme="majorHAnsi" w:cstheme="majorBidi"/>
       <w:b/>
       <w:bCs/>
-      <w:color w:val="365F91" w:themeColor="accent1" w:themeShade="BF"/>
+      <w:color w:val="000000"/>
       <w:sz w:val="28"/>
       <w:szCs w:val="28"/>
     </w:rPr>
@@ -7021,7 +2496,7 @@
       <w:rFonts w:asciiTheme="majorHAnsi" w:eastAsiaTheme="majorEastAsia" w:hAnsiTheme="majorHAnsi" w:cstheme="majorBidi"/>
       <w:b/>
       <w:bCs/>
-      <w:color w:val="4F81BD" w:themeColor="accent1"/>
+      <w:color w:val="000000"/>
       <w:sz w:val="26"/>
       <w:szCs w:val="26"/>
     </w:rPr>
@@ -7036,7 +2511,7 @@
       <w:rFonts w:asciiTheme="majorHAnsi" w:eastAsiaTheme="majorEastAsia" w:hAnsiTheme="majorHAnsi" w:cstheme="majorBidi"/>
       <w:b/>
       <w:bCs/>
-      <w:color w:val="4F81BD" w:themeColor="accent1"/>
+      <w:color w:val="000000"/>
     </w:rPr>
   </w:style>
   <w:style w:type="paragraph" w:styleId="Title">
@@ -7055,8 +2530,8 @@
       <w:contextualSpacing/>
     </w:pPr>
     <w:rPr>
-      <w:rFonts w:asciiTheme="majorHAnsi" w:eastAsiaTheme="majorEastAsia" w:hAnsiTheme="majorHAnsi" w:cstheme="majorBidi" w:ascii="Calibri" w:hAnsi="Calibri"/>
-      <w:color w:val="17365D"/>
+      <w:rFonts w:asciiTheme="majorHAnsi" w:eastAsiaTheme="majorEastAsia" w:hAnsiTheme="majorHAnsi" w:cstheme="majorBidi" w:ascii="Times New Roman" w:hAnsi="Times New Roman"/>
+      <w:color w:val="000000"/>
       <w:spacing w:val="5"/>
       <w:kern w:val="28"/>
       <w:sz w:val="44"/>
@@ -7071,7 +2546,7 @@
     <w:rsid w:val="00FC693F"/>
     <w:rPr>
       <w:rFonts w:asciiTheme="majorHAnsi" w:eastAsiaTheme="majorEastAsia" w:hAnsiTheme="majorHAnsi" w:cstheme="majorBidi"/>
-      <w:color w:val="17365D" w:themeColor="text2" w:themeShade="BF"/>
+      <w:color w:val="000000"/>
       <w:spacing w:val="5"/>
       <w:kern w:val="28"/>
       <w:sz w:val="52"/>
@@ -7095,7 +2570,7 @@
       <w:rFonts w:asciiTheme="majorHAnsi" w:eastAsiaTheme="majorEastAsia" w:hAnsiTheme="majorHAnsi" w:cstheme="majorBidi"/>
       <w:i/>
       <w:iCs/>
-      <w:color w:val="4F81BD" w:themeColor="accent1"/>
+      <w:color w:val="000000"/>
       <w:spacing w:val="15"/>
       <w:sz w:val="24"/>
       <w:szCs w:val="24"/>
@@ -7111,7 +2586,7 @@
       <w:rFonts w:asciiTheme="majorHAnsi" w:eastAsiaTheme="majorEastAsia" w:hAnsiTheme="majorHAnsi" w:cstheme="majorBidi"/>
       <w:i/>
       <w:iCs/>
-      <w:color w:val="4F81BD" w:themeColor="accent1"/>
+      <w:color w:val="000000"/>
       <w:spacing w:val="15"/>
       <w:sz w:val="24"/>
       <w:szCs w:val="24"/>
@@ -7127,6 +2602,9 @@
       <w:ind w:left="720"/>
       <w:contextualSpacing/>
     </w:pPr>
+    <w:rPr>
+      <w:color w:val="000000"/>
+    </w:rPr>
   </w:style>
   <w:style w:type="paragraph" w:styleId="BodyText">
     <w:name w:val="Body Text"/>
@@ -7140,6 +2618,7 @@
     </w:pPr>
     <w:rPr>
       <w:rFonts w:ascii="Times New Roman" w:hAnsi="Times New Roman"/>
+      <w:color w:val="000000"/>
       <w:sz w:val="24"/>
     </w:rPr>
   </w:style>
@@ -7149,6 +2628,9 @@
     <w:link w:val="BodyText"/>
     <w:uiPriority w:val="99"/>
     <w:rsid w:val="00AA1D8D"/>
+    <w:rPr>
+      <w:color w:val="000000"/>
+    </w:rPr>
   </w:style>
   <w:style w:type="paragraph" w:styleId="BodyText2">
     <w:name w:val="Body Text 2"/>
@@ -7160,6 +2642,9 @@
     <w:pPr>
       <w:spacing w:after="120" w:line="480" w:lineRule="auto"/>
     </w:pPr>
+    <w:rPr>
+      <w:color w:val="000000"/>
+    </w:rPr>
   </w:style>
   <w:style w:type="character" w:customStyle="1" w:styleId="BodyText2Char">
     <w:name w:val="Body Text 2 Char"/>
@@ -7167,6 +2652,9 @@
     <w:link w:val="BodyText2"/>
     <w:uiPriority w:val="99"/>
     <w:rsid w:val="00AA1D8D"/>
+    <w:rPr>
+      <w:color w:val="000000"/>
+    </w:rPr>
   </w:style>
   <w:style w:type="paragraph" w:styleId="BodyText3">
     <w:name w:val="Body Text 3"/>
@@ -7179,6 +2667,7 @@
       <w:spacing w:after="120"/>
     </w:pPr>
     <w:rPr>
+      <w:color w:val="000000"/>
       <w:sz w:val="16"/>
       <w:szCs w:val="16"/>
     </w:rPr>
@@ -7190,6 +2679,7 @@
     <w:uiPriority w:val="99"/>
     <w:rsid w:val="00AA1D8D"/>
     <w:rPr>
+      <w:color w:val="000000"/>
       <w:sz w:val="16"/>
       <w:szCs w:val="16"/>
     </w:rPr>
@@ -7204,6 +2694,9 @@
       <w:ind w:left="360" w:hanging="360"/>
       <w:contextualSpacing/>
     </w:pPr>
+    <w:rPr>
+      <w:color w:val="000000"/>
+    </w:rPr>
   </w:style>
   <w:style w:type="paragraph" w:styleId="List2">
     <w:name w:val="List 2"/>
@@ -7215,6 +2708,9 @@
       <w:ind w:left="720" w:hanging="360"/>
       <w:contextualSpacing/>
     </w:pPr>
+    <w:rPr>
+      <w:color w:val="000000"/>
+    </w:rPr>
   </w:style>
   <w:style w:type="paragraph" w:styleId="List3">
     <w:name w:val="List 3"/>
@@ -7226,6 +2722,9 @@
       <w:ind w:left="1080" w:hanging="360"/>
       <w:contextualSpacing/>
     </w:pPr>
+    <w:rPr>
+      <w:color w:val="000000"/>
+    </w:rPr>
   </w:style>
   <w:style w:type="paragraph" w:styleId="ListBullet">
     <w:name w:val="List Bullet"/>
@@ -7239,6 +2738,9 @@
       </w:numPr>
       <w:contextualSpacing/>
     </w:pPr>
+    <w:rPr>
+      <w:color w:val="000000"/>
+    </w:rPr>
   </w:style>
   <w:style w:type="paragraph" w:styleId="ListBullet2">
     <w:name w:val="List Bullet 2"/>
@@ -7252,6 +2754,9 @@
       </w:numPr>
       <w:contextualSpacing/>
     </w:pPr>
+    <w:rPr>
+      <w:color w:val="000000"/>
+    </w:rPr>
   </w:style>
   <w:style w:type="paragraph" w:styleId="ListBullet3">
     <w:name w:val="List Bullet 3"/>
@@ -7265,6 +2770,9 @@
       </w:numPr>
       <w:contextualSpacing/>
     </w:pPr>
+    <w:rPr>
+      <w:color w:val="000000"/>
+    </w:rPr>
   </w:style>
   <w:style w:type="paragraph" w:styleId="ListNumber">
     <w:name w:val="List Number"/>
@@ -7278,6 +2786,9 @@
       </w:numPr>
       <w:contextualSpacing/>
     </w:pPr>
+    <w:rPr>
+      <w:color w:val="000000"/>
+    </w:rPr>
   </w:style>
   <w:style w:type="paragraph" w:styleId="ListNumber2">
     <w:name w:val="List Number 2"/>
@@ -7291,6 +2802,9 @@
       </w:numPr>
       <w:contextualSpacing/>
     </w:pPr>
+    <w:rPr>
+      <w:color w:val="000000"/>
+    </w:rPr>
   </w:style>
   <w:style w:type="paragraph" w:styleId="ListNumber3">
     <w:name w:val="List Number 3"/>
@@ -7304,6 +2818,9 @@
       </w:numPr>
       <w:contextualSpacing/>
     </w:pPr>
+    <w:rPr>
+      <w:color w:val="000000"/>
+    </w:rPr>
   </w:style>
   <w:style w:type="paragraph" w:styleId="ListContinue">
     <w:name w:val="List Continue"/>
@@ -7316,6 +2833,9 @@
       <w:ind w:left="360"/>
       <w:contextualSpacing/>
     </w:pPr>
+    <w:rPr>
+      <w:color w:val="000000"/>
+    </w:rPr>
   </w:style>
   <w:style w:type="paragraph" w:styleId="ListContinue2">
     <w:name w:val="List Continue 2"/>
@@ -7328,6 +2848,9 @@
       <w:ind w:left="720"/>
       <w:contextualSpacing/>
     </w:pPr>
+    <w:rPr>
+      <w:color w:val="000000"/>
+    </w:rPr>
   </w:style>
   <w:style w:type="paragraph" w:styleId="ListContinue3">
     <w:name w:val="List Continue 3"/>
@@ -7340,6 +2863,9 @@
       <w:ind w:left="1080"/>
       <w:contextualSpacing/>
     </w:pPr>
+    <w:rPr>
+      <w:color w:val="000000"/>
+    </w:rPr>
   </w:style>
   <w:style w:type="paragraph" w:styleId="MacroText">
     <w:name w:val="macro"/>
@@ -7360,6 +2886,7 @@
     </w:pPr>
     <w:rPr>
       <w:rFonts w:ascii="Courier" w:hAnsi="Courier"/>
+      <w:color w:val="000000"/>
       <w:sz w:val="20"/>
       <w:szCs w:val="20"/>
     </w:rPr>
@@ -7372,6 +2899,7 @@
     <w:rsid w:val="0029639D"/>
     <w:rPr>
       <w:rFonts w:ascii="Courier" w:hAnsi="Courier"/>
+      <w:color w:val="000000"/>
       <w:sz w:val="20"/>
       <w:szCs w:val="20"/>
     </w:rPr>
@@ -7387,7 +2915,7 @@
     <w:rPr>
       <w:i/>
       <w:iCs/>
-      <w:color w:val="000000" w:themeColor="text1"/>
+      <w:color w:val="000000"/>
     </w:rPr>
   </w:style>
   <w:style w:type="character" w:customStyle="1" w:styleId="QuoteChar">
@@ -7399,7 +2927,7 @@
     <w:rPr>
       <w:i/>
       <w:iCs/>
-      <w:color w:val="000000" w:themeColor="text1"/>
+      <w:color w:val="000000"/>
     </w:rPr>
   </w:style>
   <w:style w:type="character" w:customStyle="1" w:styleId="Heading4Char">
@@ -7415,7 +2943,7 @@
       <w:bCs/>
       <w:i/>
       <w:iCs/>
-      <w:color w:val="4F81BD" w:themeColor="accent1"/>
+      <w:color w:val="000000"/>
     </w:rPr>
   </w:style>
   <w:style w:type="character" w:customStyle="1" w:styleId="Heading5Char">
@@ -7427,7 +2955,7 @@
     <w:rsid w:val="00FC693F"/>
     <w:rPr>
       <w:rFonts w:asciiTheme="majorHAnsi" w:eastAsiaTheme="majorEastAsia" w:hAnsiTheme="majorHAnsi" w:cstheme="majorBidi"/>
-      <w:color w:val="243F60" w:themeColor="accent1" w:themeShade="7F"/>
+      <w:color w:val="000000"/>
     </w:rPr>
   </w:style>
   <w:style w:type="character" w:customStyle="1" w:styleId="Heading6Char">
@@ -7441,7 +2969,7 @@
       <w:rFonts w:asciiTheme="majorHAnsi" w:eastAsiaTheme="majorEastAsia" w:hAnsiTheme="majorHAnsi" w:cstheme="majorBidi"/>
       <w:i/>
       <w:iCs/>
-      <w:color w:val="243F60" w:themeColor="accent1" w:themeShade="7F"/>
+      <w:color w:val="000000"/>
     </w:rPr>
   </w:style>
   <w:style w:type="character" w:customStyle="1" w:styleId="Heading7Char">
@@ -7455,7 +2983,7 @@
       <w:rFonts w:asciiTheme="majorHAnsi" w:eastAsiaTheme="majorEastAsia" w:hAnsiTheme="majorHAnsi" w:cstheme="majorBidi"/>
       <w:i/>
       <w:iCs/>
-      <w:color w:val="404040" w:themeColor="text1" w:themeTint="BF"/>
+      <w:color w:val="000000"/>
     </w:rPr>
   </w:style>
   <w:style w:type="character" w:customStyle="1" w:styleId="Heading8Char">
@@ -7467,7 +2995,7 @@
     <w:rsid w:val="00FC693F"/>
     <w:rPr>
       <w:rFonts w:asciiTheme="majorHAnsi" w:eastAsiaTheme="majorEastAsia" w:hAnsiTheme="majorHAnsi" w:cstheme="majorBidi"/>
-      <w:color w:val="4F81BD" w:themeColor="accent1"/>
+      <w:color w:val="000000"/>
       <w:sz w:val="20"/>
       <w:szCs w:val="20"/>
     </w:rPr>
@@ -7483,7 +3011,7 @@
       <w:rFonts w:asciiTheme="majorHAnsi" w:eastAsiaTheme="majorEastAsia" w:hAnsiTheme="majorHAnsi" w:cstheme="majorBidi"/>
       <w:i/>
       <w:iCs/>
-      <w:color w:val="404040" w:themeColor="text1" w:themeTint="BF"/>
+      <w:color w:val="000000"/>
       <w:sz w:val="20"/>
       <w:szCs w:val="20"/>
     </w:rPr>
@@ -7503,7 +3031,7 @@
     <w:rPr>
       <w:b/>
       <w:bCs/>
-      <w:color w:val="4F81BD" w:themeColor="accent1"/>
+      <w:color w:val="000000"/>
       <w:sz w:val="18"/>
       <w:szCs w:val="18"/>
     </w:rPr>
@@ -7517,6 +3045,7 @@
     <w:rPr>
       <w:b/>
       <w:bCs/>
+      <w:color w:val="000000"/>
     </w:rPr>
   </w:style>
   <w:style w:type="character" w:styleId="Emphasis">
@@ -7528,6 +3057,7 @@
     <w:rPr>
       <w:i/>
       <w:iCs/>
+      <w:color w:val="000000"/>
     </w:rPr>
   </w:style>
   <w:style w:type="paragraph" w:styleId="IntenseQuote">
@@ -7550,7 +3080,7 @@
       <w:bCs/>
       <w:i/>
       <w:iCs/>
-      <w:color w:val="4F81BD" w:themeColor="accent1"/>
+      <w:color w:val="000000"/>
     </w:rPr>
   </w:style>
   <w:style w:type="character" w:customStyle="1" w:styleId="IntenseQuoteChar">
@@ -7564,7 +3094,7 @@
       <w:bCs/>
       <w:i/>
       <w:iCs/>
-      <w:color w:val="4F81BD" w:themeColor="accent1"/>
+      <w:color w:val="000000"/>
     </w:rPr>
   </w:style>
   <w:style w:type="character" w:styleId="SubtleEmphasis">
@@ -7576,7 +3106,7 @@
     <w:rPr>
       <w:i/>
       <w:iCs/>
-      <w:color w:val="808080" w:themeColor="text1" w:themeTint="7F"/>
+      <w:color w:val="000000"/>
     </w:rPr>
   </w:style>
   <w:style w:type="character" w:styleId="IntenseEmphasis">
@@ -7590,7 +3120,7 @@
       <w:bCs/>
       <w:i/>
       <w:iCs/>
-      <w:color w:val="4F81BD" w:themeColor="accent1"/>
+      <w:color w:val="000000"/>
     </w:rPr>
   </w:style>
   <w:style w:type="character" w:styleId="SubtleReference">
@@ -7601,7 +3131,7 @@
     <w:rsid w:val="00FC693F"/>
     <w:rPr>
       <w:smallCaps/>
-      <w:color w:val="C0504D" w:themeColor="accent2"/>
+      <w:color w:val="000000"/>
       <w:u w:val="single"/>
     </w:rPr>
   </w:style>
@@ -7615,7 +3145,7 @@
       <w:b/>
       <w:bCs/>
       <w:smallCaps/>
-      <w:color w:val="C0504D" w:themeColor="accent2"/>
+      <w:color w:val="000000"/>
       <w:spacing w:val="5"/>
       <w:u w:val="single"/>
     </w:rPr>
@@ -7630,6 +3160,7 @@
       <w:b/>
       <w:bCs/>
       <w:smallCaps/>
+      <w:color w:val="000000"/>
       <w:spacing w:val="5"/>
     </w:rPr>
   </w:style>
@@ -7645,6 +3176,9 @@
     <w:pPr>
       <w:outlineLvl w:val="9"/>
     </w:pPr>
+    <w:rPr>
+      <w:color w:val="000000"/>
+    </w:rPr>
   </w:style>
   <w:style w:type="table" w:styleId="TableGrid">
     <w:name w:val="Table Grid"/>
@@ -18400,6 +13934,7 @@
     </w:pPr>
     <w:rPr>
       <w:rFonts w:ascii="Consolas" w:hAnsi="Consolas"/>
+      <w:color w:val="000000"/>
       <w:sz w:val="16"/>
     </w:rPr>
   </w:style>
